--- a/figs_tables/PHAUS_benchmark_combined.docx
+++ b/figs_tables/PHAUS_benchmark_combined.docx
@@ -36,19 +36,19 @@
         <w:gridCol w:w="2160"/>
         <w:gridCol w:w="1531"/>
         <w:gridCol w:w="1449"/>
-        <w:gridCol w:w="1171"/>
+        <w:gridCol w:w="2161"/>
         <w:gridCol w:w="1051"/>
         <w:gridCol w:w="1343"/>
-        <w:gridCol w:w="1071"/>
-        <w:gridCol w:w="1682"/>
-        <w:gridCol w:w="1467"/>
-        <w:gridCol w:w="1807"/>
-        <w:gridCol w:w="1463"/>
-        <w:gridCol w:w="1475"/>
+        <w:gridCol w:w="1649"/>
+        <w:gridCol w:w="2481"/>
+        <w:gridCol w:w="1649"/>
+        <w:gridCol w:w="2647"/>
+        <w:gridCol w:w="1649"/>
+        <w:gridCol w:w="1649"/>
       </w:tblGrid>
       <w:tr>
         <w:trPr>
-          <w:trHeight w:val="893" w:hRule="auto"/>
+          <w:trHeight w:val="937" w:hRule="auto"/>
           <w:tblHeader/>
         </w:trPr>
         <w:tc>
@@ -562,7 +562,7 @@
                 <w:szCs w:val="20"/>
                 <w:color w:val="FFFFFF"/>
               </w:rPr>
-              <w:t xml:space="preserve">(α)</w:t>
+              <w:t xml:space="preserve">(&lt;ce&gt;&lt;b1&gt;)</w:t>
             </w:r>
           </w:p>
         </w:tc>
@@ -630,7 +630,7 @@
                 <w:szCs w:val="20"/>
                 <w:color w:val="FFFFFF"/>
               </w:rPr>
-              <w:t xml:space="preserve">ρ</w:t>
+              <w:t xml:space="preserve">&lt;cf&gt;&lt;81&gt;</w:t>
             </w:r>
             <w:r>
               <w:rPr>
@@ -656,7 +656,7 @@
                 <w:szCs w:val="20"/>
                 <w:color w:val="FFFFFF"/>
               </w:rPr>
-              <w:t xml:space="preserve">(α)</w:t>
+              <w:t xml:space="preserve">(&lt;ce&gt;&lt;b1&gt;)</w:t>
             </w:r>
           </w:p>
         </w:tc>
@@ -750,7 +750,7 @@
                 <w:szCs w:val="20"/>
                 <w:color w:val="FFFFFF"/>
               </w:rPr>
-              <w:t xml:space="preserve">(β)</w:t>
+              <w:t xml:space="preserve">(&lt;ce&gt;&lt;b2&gt;)</w:t>
             </w:r>
           </w:p>
         </w:tc>
@@ -805,7 +805,7 @@
                 <w:szCs w:val="20"/>
                 <w:color w:val="FFFFFF"/>
               </w:rPr>
-              <w:t xml:space="preserve">BC Dist ± SD</w:t>
+              <w:t xml:space="preserve">BC Dist &lt;c2&gt;&lt;b1&gt; SD</w:t>
             </w:r>
             <w:r>
               <w:rPr>
@@ -831,7 +831,7 @@
                 <w:szCs w:val="20"/>
                 <w:color w:val="FFFFFF"/>
               </w:rPr>
-              <w:t xml:space="preserve">(β)</w:t>
+              <w:t xml:space="preserve">(&lt;ce&gt;&lt;b2&gt;)</w:t>
             </w:r>
           </w:p>
         </w:tc>
@@ -912,7 +912,7 @@
                 <w:szCs w:val="20"/>
                 <w:color w:val="FFFFFF"/>
               </w:rPr>
-              <w:t xml:space="preserve">(γ)</w:t>
+              <w:t xml:space="preserve">(&lt;ce&gt;&lt;b3&gt;)</w:t>
             </w:r>
           </w:p>
         </w:tc>
@@ -993,7 +993,7 @@
                 <w:szCs w:val="20"/>
                 <w:color w:val="FFFFFF"/>
               </w:rPr>
-              <w:t xml:space="preserve">(γ)</w:t>
+              <w:t xml:space="preserve">(&lt;ce&gt;&lt;b3&gt;)</w:t>
             </w:r>
           </w:p>
         </w:tc>
@@ -1549,7 +1549,7 @@
                 <w:szCs w:val="20"/>
                 <w:color w:val="000000"/>
               </w:rPr>
-              <w:t xml:space="preserve">0.358 ± 0.133</w:t>
+              <w:t xml:space="preserve">0.358 &lt;c2&gt;&lt;b1&gt; 0.133</w:t>
             </w:r>
           </w:p>
         </w:tc>
@@ -2202,7 +2202,7 @@
                 <w:szCs w:val="20"/>
                 <w:color w:val="000000"/>
               </w:rPr>
-              <w:t xml:space="preserve">0.4 ± 0.105</w:t>
+              <w:t xml:space="preserve">0.4 &lt;c2&gt;&lt;b1&gt; 0.105</w:t>
             </w:r>
           </w:p>
         </w:tc>
@@ -2855,7 +2855,7 @@
                 <w:szCs w:val="20"/>
                 <w:color w:val="000000"/>
               </w:rPr>
-              <w:t xml:space="preserve">0.571 ± 0.1</w:t>
+              <w:t xml:space="preserve">0.571 &lt;c2&gt;&lt;b1&gt; 0.1</w:t>
             </w:r>
           </w:p>
         </w:tc>
@@ -3508,7 +3508,7 @@
                 <w:szCs w:val="20"/>
                 <w:color w:val="000000"/>
               </w:rPr>
-              <w:t xml:space="preserve">0.601 ± 0.135</w:t>
+              <w:t xml:space="preserve">0.601 &lt;c2&gt;&lt;b1&gt; 0.135</w:t>
             </w:r>
           </w:p>
         </w:tc>
@@ -3619,2631 +3619,6 @@
                 <w:color w:val="000000"/>
               </w:rPr>
               <w:t xml:space="preserve">0.693</w:t>
-            </w:r>
-          </w:p>
-        </w:tc>
-      </w:tr>
-      <w:tr>
-        <w:trPr>
-          <w:trHeight w:val="756" w:hRule="auto"/>
-        </w:trPr>
-        <w:tc>
-          <w:tcPr>
-            <w:vMerge w:val="restart"/>
-            <w:tcBorders>
-              <w:bottom w:val="single" w:sz="14" w:space="0" w:color="2C3E50"/>
-              <w:top w:val="single" w:sz="14" w:space="0" w:color="2C3E50"/>
-              <w:left w:val="single" w:sz="12" w:space="0" w:color="666666"/>
-              <w:right w:val="single" w:sz="10" w:space="0" w:color="2C3E50"/>
-            </w:tcBorders>
-            <w:shd w:val="clear" w:color="auto" w:fill="ECF0F1"/>
-            <w:tcMar>
-              <w:top w:w="0" w:type="dxa"/>
-              <w:bottom w:w="0" w:type="dxa"/>
-              <w:left w:w="0" w:type="dxa"/>
-              <w:right w:w="0" w:type="dxa"/>
-            </w:tcMar>
-            <w:vAlign w:val="center"/>
-          </w:tcPr>
-          <w:p>
-            <w:pPr>
-              <w:pStyle w:val="Normal"/>
-              <w:jc w:val="center"/>
-              <w:pBdr>
-                <w:bottom w:val="none" w:sz="0" w:space="0" w:color="000000"/>
-                <w:top w:val="none" w:sz="0" w:space="0" w:color="000000"/>
-                <w:left w:val="none" w:sz="0" w:space="0" w:color="000000"/>
-                <w:right w:val="none" w:sz="0" w:space="0" w:color="000000"/>
-              </w:pBdr>
-              <w:spacing w:after="160" w:before="160" w:line="312"/>
-              <w:ind w:left="160" w:right="160" w:firstLine="0" w:firstLineChars="0"/>
-              <w:rPr>
-                <w:rFonts w:ascii="Calibri" w:hAnsi="Calibri" w:eastAsia="Calibri" w:cs="Calibri"/>
-                <w:i w:val="false"/>
-                <w:b w:val="true"/>
-                <w:u w:val="none"/>
-                <w:strike w:val="false"/>
-                <w:sz w:val="22"/>
-                <w:szCs w:val="22"/>
-                <w:color w:val="000000"/>
-              </w:rPr>
-            </w:pPr>
-            <w:r>
-              <w:rPr>
-                <w:rFonts w:ascii="Calibri" w:hAnsi="Calibri" w:eastAsia="Calibri" w:cs="Calibri"/>
-                <w:i w:val="false"/>
-                <w:b w:val="true"/>
-                <w:u w:val="none"/>
-                <w:strike w:val="false"/>
-                <w:sz w:val="22"/>
-                <w:szCs w:val="22"/>
-                <w:color w:val="000000"/>
-              </w:rPr>
-              <w:t xml:space="preserve">Best filtering parameters</w:t>
-            </w:r>
-          </w:p>
-        </w:tc>
-        <w:tc>
-          <w:tcPr>
-            <w:tcBorders>
-              <w:bottom w:val="single" w:sz="4" w:space="0" w:color="DDDDDD"/>
-              <w:top w:val="single" w:sz="14" w:space="0" w:color="2C3E50"/>
-              <w:left w:val="single" w:sz="10" w:space="0" w:color="2C3E50"/>
-              <w:right w:val="single" w:sz="4" w:space="0" w:color="DDDDDD"/>
-            </w:tcBorders>
-            <w:shd w:val="clear" w:color="auto" w:fill="FFFFFF"/>
-            <w:tcMar>
-              <w:top w:w="0" w:type="dxa"/>
-              <w:bottom w:w="0" w:type="dxa"/>
-              <w:left w:w="0" w:type="dxa"/>
-              <w:right w:w="0" w:type="dxa"/>
-            </w:tcMar>
-            <w:vAlign w:val="center"/>
-          </w:tcPr>
-          <w:p>
-            <w:pPr>
-              <w:pStyle w:val="Normal"/>
-              <w:jc w:val="center"/>
-              <w:pBdr>
-                <w:bottom w:val="none" w:sz="0" w:space="0" w:color="000000"/>
-                <w:top w:val="none" w:sz="0" w:space="0" w:color="000000"/>
-                <w:left w:val="none" w:sz="0" w:space="0" w:color="000000"/>
-                <w:right w:val="none" w:sz="0" w:space="0" w:color="000000"/>
-              </w:pBdr>
-              <w:spacing w:after="160" w:before="160" w:line="312"/>
-              <w:ind w:left="160" w:right="160" w:firstLine="0" w:firstLineChars="0"/>
-              <w:rPr>
-                <w:rFonts w:ascii="Calibri" w:hAnsi="Calibri" w:eastAsia="Calibri" w:cs="Calibri"/>
-                <w:i w:val="false"/>
-                <w:b w:val="false"/>
-                <w:u w:val="none"/>
-                <w:strike w:val="false"/>
-                <w:sz w:val="20"/>
-                <w:szCs w:val="20"/>
-                <w:color w:val="000000"/>
-              </w:rPr>
-            </w:pPr>
-            <w:r>
-              <w:rPr>
-                <w:rFonts w:ascii="Calibri" w:hAnsi="Calibri" w:eastAsia="Calibri" w:cs="Calibri"/>
-                <w:i w:val="false"/>
-                <w:b w:val="false"/>
-                <w:u w:val="none"/>
-                <w:strike w:val="false"/>
-                <w:sz w:val="20"/>
-                <w:szCs w:val="20"/>
-                <w:color w:val="000000"/>
-              </w:rPr>
-              <w:t xml:space="preserve">MAP</w:t>
-            </w:r>
-          </w:p>
-        </w:tc>
-        <w:tc>
-          <w:tcPr>
-            <w:tcBorders>
-              <w:bottom w:val="single" w:sz="4" w:space="0" w:color="DDDDDD"/>
-              <w:top w:val="single" w:sz="14" w:space="0" w:color="2C3E50"/>
-              <w:left w:val="single" w:sz="4" w:space="0" w:color="DDDDDD"/>
-              <w:right w:val="single" w:sz="4" w:space="0" w:color="DDDDDD"/>
-            </w:tcBorders>
-            <w:shd w:val="clear" w:color="auto" w:fill="FFFFFF"/>
-            <w:tcMar>
-              <w:top w:w="0" w:type="dxa"/>
-              <w:bottom w:w="0" w:type="dxa"/>
-              <w:left w:w="0" w:type="dxa"/>
-              <w:right w:w="0" w:type="dxa"/>
-            </w:tcMar>
-            <w:vAlign w:val="center"/>
-          </w:tcPr>
-          <w:p>
-            <w:pPr>
-              <w:pStyle w:val="Normal"/>
-              <w:jc w:val="center"/>
-              <w:pBdr>
-                <w:bottom w:val="none" w:sz="0" w:space="0" w:color="000000"/>
-                <w:top w:val="none" w:sz="0" w:space="0" w:color="000000"/>
-                <w:left w:val="none" w:sz="0" w:space="0" w:color="000000"/>
-                <w:right w:val="none" w:sz="0" w:space="0" w:color="000000"/>
-              </w:pBdr>
-              <w:spacing w:after="160" w:before="160" w:line="312"/>
-              <w:ind w:left="160" w:right="160" w:firstLine="0" w:firstLineChars="0"/>
-              <w:rPr>
-                <w:rFonts w:ascii="Calibri" w:hAnsi="Calibri" w:eastAsia="Calibri" w:cs="Calibri"/>
-                <w:i w:val="false"/>
-                <w:b w:val="true"/>
-                <w:u w:val="none"/>
-                <w:strike w:val="false"/>
-                <w:sz w:val="20"/>
-                <w:szCs w:val="20"/>
-                <w:color w:val="1F4E79"/>
-              </w:rPr>
-            </w:pPr>
-            <w:r>
-              <w:rPr>
-                <w:rFonts w:ascii="Calibri" w:hAnsi="Calibri" w:eastAsia="Calibri" w:cs="Calibri"/>
-                <w:i w:val="false"/>
-                <w:b w:val="true"/>
-                <w:u w:val="none"/>
-                <w:strike w:val="false"/>
-                <w:sz w:val="20"/>
-                <w:szCs w:val="20"/>
-                <w:color w:val="1F4E79"/>
-              </w:rPr>
-              <w:t xml:space="preserve">Nanopore</w:t>
-            </w:r>
-          </w:p>
-        </w:tc>
-        <w:tc>
-          <w:tcPr>
-            <w:tcBorders>
-              <w:bottom w:val="single" w:sz="4" w:space="0" w:color="DDDDDD"/>
-              <w:top w:val="single" w:sz="14" w:space="0" w:color="2C3E50"/>
-              <w:left w:val="single" w:sz="4" w:space="0" w:color="DDDDDD"/>
-              <w:right w:val="single" w:sz="4" w:space="0" w:color="DDDDDD"/>
-            </w:tcBorders>
-            <w:shd w:val="clear" w:color="auto" w:fill="FFFFFF"/>
-            <w:tcMar>
-              <w:top w:w="0" w:type="dxa"/>
-              <w:bottom w:w="0" w:type="dxa"/>
-              <w:left w:w="0" w:type="dxa"/>
-              <w:right w:w="0" w:type="dxa"/>
-            </w:tcMar>
-            <w:vAlign w:val="center"/>
-          </w:tcPr>
-          <w:p>
-            <w:pPr>
-              <w:pStyle w:val="Normal"/>
-              <w:jc w:val="center"/>
-              <w:pBdr>
-                <w:bottom w:val="none" w:sz="0" w:space="0" w:color="000000"/>
-                <w:top w:val="none" w:sz="0" w:space="0" w:color="000000"/>
-                <w:left w:val="none" w:sz="0" w:space="0" w:color="000000"/>
-                <w:right w:val="none" w:sz="0" w:space="0" w:color="000000"/>
-              </w:pBdr>
-              <w:spacing w:after="160" w:before="160" w:line="312"/>
-              <w:ind w:left="160" w:right="160" w:firstLine="0" w:firstLineChars="0"/>
-              <w:rPr>
-                <w:rFonts w:ascii="Calibri" w:hAnsi="Calibri" w:eastAsia="Calibri" w:cs="Calibri"/>
-                <w:i w:val="false"/>
-                <w:b w:val="false"/>
-                <w:u w:val="none"/>
-                <w:strike w:val="false"/>
-                <w:sz w:val="20"/>
-                <w:szCs w:val="20"/>
-                <w:color w:val="000000"/>
-              </w:rPr>
-            </w:pPr>
-            <w:r>
-              <w:rPr>
-                <w:rFonts w:ascii="Calibri" w:hAnsi="Calibri" w:eastAsia="Calibri" w:cs="Calibri"/>
-                <w:i w:val="false"/>
-                <w:b w:val="false"/>
-                <w:u w:val="none"/>
-                <w:strike w:val="false"/>
-                <w:sz w:val="20"/>
-                <w:szCs w:val="20"/>
-                <w:color w:val="000000"/>
-              </w:rPr>
-              <w:t xml:space="preserve">24</w:t>
-            </w:r>
-          </w:p>
-        </w:tc>
-        <w:tc>
-          <w:tcPr>
-            <w:tcBorders>
-              <w:bottom w:val="single" w:sz="4" w:space="0" w:color="DDDDDD"/>
-              <w:top w:val="single" w:sz="14" w:space="0" w:color="2C3E50"/>
-              <w:left w:val="single" w:sz="4" w:space="0" w:color="DDDDDD"/>
-              <w:right w:val="single" w:sz="4" w:space="0" w:color="DDDDDD"/>
-            </w:tcBorders>
-            <w:shd w:val="clear" w:color="auto" w:fill="FFFFFF"/>
-            <w:tcMar>
-              <w:top w:w="0" w:type="dxa"/>
-              <w:bottom w:w="0" w:type="dxa"/>
-              <w:left w:w="0" w:type="dxa"/>
-              <w:right w:w="0" w:type="dxa"/>
-            </w:tcMar>
-            <w:vAlign w:val="center"/>
-          </w:tcPr>
-          <w:p>
-            <w:pPr>
-              <w:pStyle w:val="Normal"/>
-              <w:jc w:val="center"/>
-              <w:pBdr>
-                <w:bottom w:val="none" w:sz="0" w:space="0" w:color="000000"/>
-                <w:top w:val="none" w:sz="0" w:space="0" w:color="000000"/>
-                <w:left w:val="none" w:sz="0" w:space="0" w:color="000000"/>
-                <w:right w:val="none" w:sz="0" w:space="0" w:color="000000"/>
-              </w:pBdr>
-              <w:spacing w:after="160" w:before="160" w:line="312"/>
-              <w:ind w:left="160" w:right="160" w:firstLine="0" w:firstLineChars="0"/>
-              <w:rPr>
-                <w:rFonts w:ascii="Calibri" w:hAnsi="Calibri" w:eastAsia="Calibri" w:cs="Calibri"/>
-                <w:i w:val="false"/>
-                <w:b w:val="false"/>
-                <w:u w:val="none"/>
-                <w:strike w:val="false"/>
-                <w:sz w:val="20"/>
-                <w:szCs w:val="20"/>
-                <w:color w:val="000000"/>
-              </w:rPr>
-            </w:pPr>
-            <w:r>
-              <w:rPr>
-                <w:rFonts w:ascii="Calibri" w:hAnsi="Calibri" w:eastAsia="Calibri" w:cs="Calibri"/>
-                <w:i w:val="false"/>
-                <w:b w:val="false"/>
-                <w:u w:val="none"/>
-                <w:strike w:val="false"/>
-                <w:sz w:val="20"/>
-                <w:szCs w:val="20"/>
-                <w:color w:val="000000"/>
-              </w:rPr>
-              <w:t xml:space="preserve">1</w:t>
-            </w:r>
-          </w:p>
-        </w:tc>
-        <w:tc>
-          <w:tcPr>
-            <w:tcBorders>
-              <w:bottom w:val="single" w:sz="4" w:space="0" w:color="DDDDDD"/>
-              <w:top w:val="single" w:sz="14" w:space="0" w:color="2C3E50"/>
-              <w:left w:val="single" w:sz="4" w:space="0" w:color="DDDDDD"/>
-              <w:right w:val="single" w:sz="4" w:space="0" w:color="DDDDDD"/>
-            </w:tcBorders>
-            <w:shd w:val="clear" w:color="auto" w:fill="FFFFFF"/>
-            <w:tcMar>
-              <w:top w:w="0" w:type="dxa"/>
-              <w:bottom w:w="0" w:type="dxa"/>
-              <w:left w:w="0" w:type="dxa"/>
-              <w:right w:w="0" w:type="dxa"/>
-            </w:tcMar>
-            <w:vAlign w:val="center"/>
-          </w:tcPr>
-          <w:p>
-            <w:pPr>
-              <w:pStyle w:val="Normal"/>
-              <w:jc w:val="center"/>
-              <w:pBdr>
-                <w:bottom w:val="none" w:sz="0" w:space="0" w:color="000000"/>
-                <w:top w:val="none" w:sz="0" w:space="0" w:color="000000"/>
-                <w:left w:val="none" w:sz="0" w:space="0" w:color="000000"/>
-                <w:right w:val="none" w:sz="0" w:space="0" w:color="000000"/>
-              </w:pBdr>
-              <w:spacing w:after="160" w:before="160" w:line="312"/>
-              <w:ind w:left="160" w:right="160" w:firstLine="0" w:firstLineChars="0"/>
-              <w:rPr>
-                <w:rFonts w:ascii="Calibri" w:hAnsi="Calibri" w:eastAsia="Calibri" w:cs="Calibri"/>
-                <w:i w:val="false"/>
-                <w:b w:val="false"/>
-                <w:u w:val="none"/>
-                <w:strike w:val="false"/>
-                <w:sz w:val="20"/>
-                <w:szCs w:val="20"/>
-                <w:color w:val="000000"/>
-              </w:rPr>
-            </w:pPr>
-            <w:r>
-              <w:rPr>
-                <w:rFonts w:ascii="Calibri" w:hAnsi="Calibri" w:eastAsia="Calibri" w:cs="Calibri"/>
-                <w:i w:val="false"/>
-                <w:b w:val="false"/>
-                <w:u w:val="none"/>
-                <w:strike w:val="false"/>
-                <w:sz w:val="20"/>
-                <w:szCs w:val="20"/>
-                <w:color w:val="000000"/>
-              </w:rPr>
-              <w:t xml:space="preserve">110.2M</w:t>
-            </w:r>
-          </w:p>
-        </w:tc>
-        <w:tc>
-          <w:tcPr>
-            <w:tcBorders>
-              <w:bottom w:val="single" w:sz="4" w:space="0" w:color="DDDDDD"/>
-              <w:top w:val="single" w:sz="14" w:space="0" w:color="2C3E50"/>
-              <w:left w:val="single" w:sz="4" w:space="0" w:color="DDDDDD"/>
-              <w:right w:val="single" w:sz="4" w:space="0" w:color="DDDDDD"/>
-            </w:tcBorders>
-            <w:shd w:val="clear" w:color="auto" w:fill="228B22"/>
-            <w:tcMar>
-              <w:top w:w="0" w:type="dxa"/>
-              <w:bottom w:w="0" w:type="dxa"/>
-              <w:left w:w="0" w:type="dxa"/>
-              <w:right w:w="0" w:type="dxa"/>
-            </w:tcMar>
-            <w:vAlign w:val="center"/>
-          </w:tcPr>
-          <w:p>
-            <w:pPr>
-              <w:pStyle w:val="Normal"/>
-              <w:jc w:val="center"/>
-              <w:pBdr>
-                <w:bottom w:val="none" w:sz="0" w:space="0" w:color="000000"/>
-                <w:top w:val="none" w:sz="0" w:space="0" w:color="000000"/>
-                <w:left w:val="none" w:sz="0" w:space="0" w:color="000000"/>
-                <w:right w:val="none" w:sz="0" w:space="0" w:color="000000"/>
-              </w:pBdr>
-              <w:spacing w:after="160" w:before="160" w:line="312"/>
-              <w:ind w:left="160" w:right="160" w:firstLine="0" w:firstLineChars="0"/>
-              <w:rPr>
-                <w:rFonts w:ascii="Calibri" w:hAnsi="Calibri" w:eastAsia="Calibri" w:cs="Calibri"/>
-                <w:i w:val="false"/>
-                <w:b w:val="false"/>
-                <w:u w:val="none"/>
-                <w:strike w:val="false"/>
-                <w:sz w:val="20"/>
-                <w:szCs w:val="20"/>
-                <w:color w:val="000000"/>
-              </w:rPr>
-            </w:pPr>
-            <w:r>
-              <w:rPr>
-                <w:rFonts w:ascii="Calibri" w:hAnsi="Calibri" w:eastAsia="Calibri" w:cs="Calibri"/>
-                <w:i w:val="false"/>
-                <w:b w:val="false"/>
-                <w:u w:val="none"/>
-                <w:strike w:val="false"/>
-                <w:sz w:val="20"/>
-                <w:szCs w:val="20"/>
-                <w:color w:val="000000"/>
-              </w:rPr>
-              <w:t xml:space="preserve">0.864</w:t>
-            </w:r>
-          </w:p>
-        </w:tc>
-        <w:tc>
-          <w:tcPr>
-            <w:tcBorders>
-              <w:bottom w:val="single" w:sz="4" w:space="0" w:color="DDDDDD"/>
-              <w:top w:val="single" w:sz="14" w:space="0" w:color="2C3E50"/>
-              <w:left w:val="single" w:sz="4" w:space="0" w:color="DDDDDD"/>
-              <w:right w:val="single" w:sz="4" w:space="0" w:color="DDDDDD"/>
-            </w:tcBorders>
-            <w:shd w:val="clear" w:color="auto" w:fill="8AC28A"/>
-            <w:tcMar>
-              <w:top w:w="0" w:type="dxa"/>
-              <w:bottom w:w="0" w:type="dxa"/>
-              <w:left w:w="0" w:type="dxa"/>
-              <w:right w:w="0" w:type="dxa"/>
-            </w:tcMar>
-            <w:vAlign w:val="center"/>
-          </w:tcPr>
-          <w:p>
-            <w:pPr>
-              <w:pStyle w:val="Normal"/>
-              <w:jc w:val="center"/>
-              <w:pBdr>
-                <w:bottom w:val="none" w:sz="0" w:space="0" w:color="000000"/>
-                <w:top w:val="none" w:sz="0" w:space="0" w:color="000000"/>
-                <w:left w:val="none" w:sz="0" w:space="0" w:color="000000"/>
-                <w:right w:val="none" w:sz="0" w:space="0" w:color="000000"/>
-              </w:pBdr>
-              <w:spacing w:after="160" w:before="160" w:line="312"/>
-              <w:ind w:left="160" w:right="160" w:firstLine="0" w:firstLineChars="0"/>
-              <w:rPr>
-                <w:rFonts w:ascii="Calibri" w:hAnsi="Calibri" w:eastAsia="Calibri" w:cs="Calibri"/>
-                <w:i w:val="false"/>
-                <w:b w:val="false"/>
-                <w:u w:val="none"/>
-                <w:strike w:val="false"/>
-                <w:sz w:val="20"/>
-                <w:szCs w:val="20"/>
-                <w:color w:val="000000"/>
-              </w:rPr>
-            </w:pPr>
-            <w:r>
-              <w:rPr>
-                <w:rFonts w:ascii="Calibri" w:hAnsi="Calibri" w:eastAsia="Calibri" w:cs="Calibri"/>
-                <w:i w:val="false"/>
-                <w:b w:val="false"/>
-                <w:u w:val="none"/>
-                <w:strike w:val="false"/>
-                <w:sz w:val="20"/>
-                <w:szCs w:val="20"/>
-                <w:color w:val="000000"/>
-              </w:rPr>
-              <w:t xml:space="preserve">0.879</w:t>
-            </w:r>
-          </w:p>
-        </w:tc>
-        <w:tc>
-          <w:tcPr>
-            <w:tcBorders>
-              <w:bottom w:val="single" w:sz="4" w:space="0" w:color="DDDDDD"/>
-              <w:top w:val="single" w:sz="14" w:space="0" w:color="2C3E50"/>
-              <w:left w:val="single" w:sz="4" w:space="0" w:color="DDDDDD"/>
-              <w:right w:val="single" w:sz="4" w:space="0" w:color="DDDDDD"/>
-            </w:tcBorders>
-            <w:shd w:val="clear" w:color="auto" w:fill="61AC61"/>
-            <w:tcMar>
-              <w:top w:w="0" w:type="dxa"/>
-              <w:bottom w:w="0" w:type="dxa"/>
-              <w:left w:w="0" w:type="dxa"/>
-              <w:right w:w="0" w:type="dxa"/>
-            </w:tcMar>
-            <w:vAlign w:val="center"/>
-          </w:tcPr>
-          <w:p>
-            <w:pPr>
-              <w:pStyle w:val="Normal"/>
-              <w:jc w:val="center"/>
-              <w:pBdr>
-                <w:bottom w:val="none" w:sz="0" w:space="0" w:color="000000"/>
-                <w:top w:val="none" w:sz="0" w:space="0" w:color="000000"/>
-                <w:left w:val="none" w:sz="0" w:space="0" w:color="000000"/>
-                <w:right w:val="none" w:sz="0" w:space="0" w:color="000000"/>
-              </w:pBdr>
-              <w:spacing w:after="160" w:before="160" w:line="312"/>
-              <w:ind w:left="160" w:right="160" w:firstLine="0" w:firstLineChars="0"/>
-              <w:rPr>
-                <w:rFonts w:ascii="Calibri" w:hAnsi="Calibri" w:eastAsia="Calibri" w:cs="Calibri"/>
-                <w:i w:val="false"/>
-                <w:b w:val="false"/>
-                <w:u w:val="none"/>
-                <w:strike w:val="false"/>
-                <w:sz w:val="20"/>
-                <w:szCs w:val="20"/>
-                <w:color w:val="000000"/>
-              </w:rPr>
-            </w:pPr>
-            <w:r>
-              <w:rPr>
-                <w:rFonts w:ascii="Calibri" w:hAnsi="Calibri" w:eastAsia="Calibri" w:cs="Calibri"/>
-                <w:i w:val="false"/>
-                <w:b w:val="false"/>
-                <w:u w:val="none"/>
-                <w:strike w:val="false"/>
-                <w:sz w:val="20"/>
-                <w:szCs w:val="20"/>
-                <w:color w:val="000000"/>
-              </w:rPr>
-              <w:t xml:space="preserve">0.482</w:t>
-            </w:r>
-          </w:p>
-        </w:tc>
-        <w:tc>
-          <w:tcPr>
-            <w:tcBorders>
-              <w:bottom w:val="single" w:sz="4" w:space="0" w:color="DDDDDD"/>
-              <w:top w:val="single" w:sz="14" w:space="0" w:color="2C3E50"/>
-              <w:left w:val="single" w:sz="4" w:space="0" w:color="DDDDDD"/>
-              <w:right w:val="single" w:sz="4" w:space="0" w:color="DDDDDD"/>
-            </w:tcBorders>
-            <w:shd w:val="clear" w:color="auto" w:fill="228B22"/>
-            <w:tcMar>
-              <w:top w:w="0" w:type="dxa"/>
-              <w:bottom w:w="0" w:type="dxa"/>
-              <w:left w:w="0" w:type="dxa"/>
-              <w:right w:w="0" w:type="dxa"/>
-            </w:tcMar>
-            <w:vAlign w:val="center"/>
-          </w:tcPr>
-          <w:p>
-            <w:pPr>
-              <w:pStyle w:val="Normal"/>
-              <w:jc w:val="center"/>
-              <w:pBdr>
-                <w:bottom w:val="none" w:sz="0" w:space="0" w:color="000000"/>
-                <w:top w:val="none" w:sz="0" w:space="0" w:color="000000"/>
-                <w:left w:val="none" w:sz="0" w:space="0" w:color="000000"/>
-                <w:right w:val="none" w:sz="0" w:space="0" w:color="000000"/>
-              </w:pBdr>
-              <w:spacing w:after="160" w:before="160" w:line="312"/>
-              <w:ind w:left="160" w:right="160" w:firstLine="0" w:firstLineChars="0"/>
-              <w:rPr>
-                <w:rFonts w:ascii="Calibri" w:hAnsi="Calibri" w:eastAsia="Calibri" w:cs="Calibri"/>
-                <w:i w:val="false"/>
-                <w:b w:val="false"/>
-                <w:u w:val="none"/>
-                <w:strike w:val="false"/>
-                <w:sz w:val="20"/>
-                <w:szCs w:val="20"/>
-                <w:color w:val="000000"/>
-              </w:rPr>
-            </w:pPr>
-            <w:r>
-              <w:rPr>
-                <w:rFonts w:ascii="Calibri" w:hAnsi="Calibri" w:eastAsia="Calibri" w:cs="Calibri"/>
-                <w:i w:val="false"/>
-                <w:b w:val="false"/>
-                <w:u w:val="none"/>
-                <w:strike w:val="false"/>
-                <w:sz w:val="20"/>
-                <w:szCs w:val="20"/>
-                <w:color w:val="000000"/>
-              </w:rPr>
-              <w:t xml:space="preserve">0.285 ± 0.108</w:t>
-            </w:r>
-          </w:p>
-        </w:tc>
-        <w:tc>
-          <w:tcPr>
-            <w:tcBorders>
-              <w:bottom w:val="single" w:sz="4" w:space="0" w:color="DDDDDD"/>
-              <w:top w:val="single" w:sz="14" w:space="0" w:color="2C3E50"/>
-              <w:left w:val="single" w:sz="4" w:space="0" w:color="DDDDDD"/>
-              <w:right w:val="single" w:sz="4" w:space="0" w:color="DDDDDD"/>
-            </w:tcBorders>
-            <w:shd w:val="clear" w:color="auto" w:fill="228B22"/>
-            <w:tcMar>
-              <w:top w:w="0" w:type="dxa"/>
-              <w:bottom w:w="0" w:type="dxa"/>
-              <w:left w:w="0" w:type="dxa"/>
-              <w:right w:w="0" w:type="dxa"/>
-            </w:tcMar>
-            <w:vAlign w:val="center"/>
-          </w:tcPr>
-          <w:p>
-            <w:pPr>
-              <w:pStyle w:val="Normal"/>
-              <w:jc w:val="center"/>
-              <w:pBdr>
-                <w:bottom w:val="none" w:sz="0" w:space="0" w:color="000000"/>
-                <w:top w:val="none" w:sz="0" w:space="0" w:color="000000"/>
-                <w:left w:val="none" w:sz="0" w:space="0" w:color="000000"/>
-                <w:right w:val="none" w:sz="0" w:space="0" w:color="000000"/>
-              </w:pBdr>
-              <w:spacing w:after="160" w:before="160" w:line="312"/>
-              <w:ind w:left="160" w:right="160" w:firstLine="0" w:firstLineChars="0"/>
-              <w:rPr>
-                <w:rFonts w:ascii="Calibri" w:hAnsi="Calibri" w:eastAsia="Calibri" w:cs="Calibri"/>
-                <w:i w:val="false"/>
-                <w:b w:val="false"/>
-                <w:u w:val="none"/>
-                <w:strike w:val="false"/>
-                <w:sz w:val="20"/>
-                <w:szCs w:val="20"/>
-                <w:color w:val="000000"/>
-              </w:rPr>
-            </w:pPr>
-            <w:r>
-              <w:rPr>
-                <w:rFonts w:ascii="Calibri" w:hAnsi="Calibri" w:eastAsia="Calibri" w:cs="Calibri"/>
-                <w:i w:val="false"/>
-                <w:b w:val="false"/>
-                <w:u w:val="none"/>
-                <w:strike w:val="false"/>
-                <w:sz w:val="20"/>
-                <w:szCs w:val="20"/>
-                <w:color w:val="000000"/>
-              </w:rPr>
-              <w:t xml:space="preserve">0.775</w:t>
-            </w:r>
-          </w:p>
-        </w:tc>
-        <w:tc>
-          <w:tcPr>
-            <w:tcBorders>
-              <w:bottom w:val="single" w:sz="4" w:space="0" w:color="DDDDDD"/>
-              <w:top w:val="single" w:sz="14" w:space="0" w:color="2C3E50"/>
-              <w:left w:val="single" w:sz="4" w:space="0" w:color="DDDDDD"/>
-              <w:right w:val="single" w:sz="12" w:space="0" w:color="666666"/>
-            </w:tcBorders>
-            <w:shd w:val="clear" w:color="auto" w:fill="228B22"/>
-            <w:tcMar>
-              <w:top w:w="0" w:type="dxa"/>
-              <w:bottom w:w="0" w:type="dxa"/>
-              <w:left w:w="0" w:type="dxa"/>
-              <w:right w:w="0" w:type="dxa"/>
-            </w:tcMar>
-            <w:vAlign w:val="center"/>
-          </w:tcPr>
-          <w:p>
-            <w:pPr>
-              <w:pStyle w:val="Normal"/>
-              <w:jc w:val="center"/>
-              <w:pBdr>
-                <w:bottom w:val="none" w:sz="0" w:space="0" w:color="000000"/>
-                <w:top w:val="none" w:sz="0" w:space="0" w:color="000000"/>
-                <w:left w:val="none" w:sz="0" w:space="0" w:color="000000"/>
-                <w:right w:val="none" w:sz="0" w:space="0" w:color="000000"/>
-              </w:pBdr>
-              <w:spacing w:after="160" w:before="160" w:line="312"/>
-              <w:ind w:left="160" w:right="160" w:firstLine="0" w:firstLineChars="0"/>
-              <w:rPr>
-                <w:rFonts w:ascii="Calibri" w:hAnsi="Calibri" w:eastAsia="Calibri" w:cs="Calibri"/>
-                <w:i w:val="false"/>
-                <w:b w:val="false"/>
-                <w:u w:val="none"/>
-                <w:strike w:val="false"/>
-                <w:sz w:val="20"/>
-                <w:szCs w:val="20"/>
-                <w:color w:val="000000"/>
-              </w:rPr>
-            </w:pPr>
-            <w:r>
-              <w:rPr>
-                <w:rFonts w:ascii="Calibri" w:hAnsi="Calibri" w:eastAsia="Calibri" w:cs="Calibri"/>
-                <w:i w:val="false"/>
-                <w:b w:val="false"/>
-                <w:u w:val="none"/>
-                <w:strike w:val="false"/>
-                <w:sz w:val="20"/>
-                <w:szCs w:val="20"/>
-                <w:color w:val="000000"/>
-              </w:rPr>
-              <w:t xml:space="preserve">0.781</w:t>
-            </w:r>
-          </w:p>
-        </w:tc>
-      </w:tr>
-      <w:tr>
-        <w:trPr>
-          <w:trHeight w:val="728" w:hRule="auto"/>
-        </w:trPr>
-        <w:tc>
-          <w:tcPr>
-            <w:vMerge/>
-            <w:tcBorders>
-              <w:bottom w:val="single" w:sz="4" w:space="0" w:color="DDDDDD"/>
-              <w:top w:val="single" w:sz="14" w:space="0" w:color="2C3E50"/>
-              <w:left w:val="single" w:sz="12" w:space="0" w:color="666666"/>
-              <w:right w:val="single" w:sz="10" w:space="0" w:color="2C3E50"/>
-            </w:tcBorders>
-            <w:shd w:val="clear" w:color="auto" w:fill="ECF0F1"/>
-            <w:tcMar>
-              <w:top w:w="0" w:type="dxa"/>
-              <w:bottom w:w="0" w:type="dxa"/>
-              <w:left w:w="0" w:type="dxa"/>
-              <w:right w:w="0" w:type="dxa"/>
-            </w:tcMar>
-            <w:vAlign w:val="center"/>
-          </w:tcPr>
-          <w:p>
-            <w:pPr>
-              <w:pStyle w:val="Normal"/>
-              <w:jc w:val="center"/>
-              <w:pBdr>
-                <w:bottom w:val="none" w:sz="0" w:space="0" w:color="000000"/>
-                <w:top w:val="none" w:sz="0" w:space="0" w:color="000000"/>
-                <w:left w:val="none" w:sz="0" w:space="0" w:color="000000"/>
-                <w:right w:val="none" w:sz="0" w:space="0" w:color="000000"/>
-              </w:pBdr>
-              <w:spacing w:after="160" w:before="160" w:line="312"/>
-              <w:ind w:left="160" w:right="160" w:firstLine="0" w:firstLineChars="0"/>
-              <w:rPr>
-                <w:rFonts w:ascii="Calibri" w:hAnsi="Calibri" w:eastAsia="Calibri" w:cs="Calibri"/>
-                <w:i w:val="false"/>
-                <w:b w:val="true"/>
-                <w:u w:val="none"/>
-                <w:strike w:val="false"/>
-                <w:sz w:val="22"/>
-                <w:szCs w:val="22"/>
-                <w:color w:val="000000"/>
-              </w:rPr>
-            </w:pPr>
-          </w:p>
-        </w:tc>
-        <w:tc>
-          <w:tcPr>
-            <w:tcBorders>
-              <w:bottom w:val="single" w:sz="4" w:space="0" w:color="DDDDDD"/>
-              <w:top w:val="single" w:sz="4" w:space="0" w:color="DDDDDD"/>
-              <w:left w:val="single" w:sz="10" w:space="0" w:color="2C3E50"/>
-              <w:right w:val="single" w:sz="4" w:space="0" w:color="DDDDDD"/>
-            </w:tcBorders>
-            <w:shd w:val="clear" w:color="auto" w:fill="FFFFFF"/>
-            <w:tcMar>
-              <w:top w:w="0" w:type="dxa"/>
-              <w:bottom w:w="0" w:type="dxa"/>
-              <w:left w:w="0" w:type="dxa"/>
-              <w:right w:w="0" w:type="dxa"/>
-            </w:tcMar>
-            <w:vAlign w:val="center"/>
-          </w:tcPr>
-          <w:p>
-            <w:pPr>
-              <w:pStyle w:val="Normal"/>
-              <w:jc w:val="center"/>
-              <w:pBdr>
-                <w:bottom w:val="none" w:sz="0" w:space="0" w:color="000000"/>
-                <w:top w:val="none" w:sz="0" w:space="0" w:color="000000"/>
-                <w:left w:val="none" w:sz="0" w:space="0" w:color="000000"/>
-                <w:right w:val="none" w:sz="0" w:space="0" w:color="000000"/>
-              </w:pBdr>
-              <w:spacing w:after="160" w:before="160" w:line="312"/>
-              <w:ind w:left="160" w:right="160" w:firstLine="0" w:firstLineChars="0"/>
-              <w:rPr>
-                <w:rFonts w:ascii="Calibri" w:hAnsi="Calibri" w:eastAsia="Calibri" w:cs="Calibri"/>
-                <w:i w:val="false"/>
-                <w:b w:val="false"/>
-                <w:u w:val="none"/>
-                <w:strike w:val="false"/>
-                <w:sz w:val="20"/>
-                <w:szCs w:val="20"/>
-                <w:color w:val="000000"/>
-              </w:rPr>
-            </w:pPr>
-            <w:r>
-              <w:rPr>
-                <w:rFonts w:ascii="Calibri" w:hAnsi="Calibri" w:eastAsia="Calibri" w:cs="Calibri"/>
-                <w:i w:val="false"/>
-                <w:b w:val="false"/>
-                <w:u w:val="none"/>
-                <w:strike w:val="false"/>
-                <w:sz w:val="20"/>
-                <w:szCs w:val="20"/>
-                <w:color w:val="000000"/>
-              </w:rPr>
-              <w:t xml:space="preserve">MAP</w:t>
-            </w:r>
-          </w:p>
-        </w:tc>
-        <w:tc>
-          <w:tcPr>
-            <w:tcBorders>
-              <w:bottom w:val="single" w:sz="4" w:space="0" w:color="DDDDDD"/>
-              <w:top w:val="single" w:sz="4" w:space="0" w:color="DDDDDD"/>
-              <w:left w:val="single" w:sz="4" w:space="0" w:color="DDDDDD"/>
-              <w:right w:val="single" w:sz="4" w:space="0" w:color="DDDDDD"/>
-            </w:tcBorders>
-            <w:shd w:val="clear" w:color="auto" w:fill="FFFFFF"/>
-            <w:tcMar>
-              <w:top w:w="0" w:type="dxa"/>
-              <w:bottom w:w="0" w:type="dxa"/>
-              <w:left w:w="0" w:type="dxa"/>
-              <w:right w:w="0" w:type="dxa"/>
-            </w:tcMar>
-            <w:vAlign w:val="center"/>
-          </w:tcPr>
-          <w:p>
-            <w:pPr>
-              <w:pStyle w:val="Normal"/>
-              <w:jc w:val="center"/>
-              <w:pBdr>
-                <w:bottom w:val="none" w:sz="0" w:space="0" w:color="000000"/>
-                <w:top w:val="none" w:sz="0" w:space="0" w:color="000000"/>
-                <w:left w:val="none" w:sz="0" w:space="0" w:color="000000"/>
-                <w:right w:val="none" w:sz="0" w:space="0" w:color="000000"/>
-              </w:pBdr>
-              <w:spacing w:after="160" w:before="160" w:line="312"/>
-              <w:ind w:left="160" w:right="160" w:firstLine="0" w:firstLineChars="0"/>
-              <w:rPr>
-                <w:rFonts w:ascii="Calibri" w:hAnsi="Calibri" w:eastAsia="Calibri" w:cs="Calibri"/>
-                <w:i w:val="false"/>
-                <w:b w:val="true"/>
-                <w:u w:val="none"/>
-                <w:strike w:val="false"/>
-                <w:sz w:val="20"/>
-                <w:szCs w:val="20"/>
-                <w:color w:val="E67E22"/>
-              </w:rPr>
-            </w:pPr>
-            <w:r>
-              <w:rPr>
-                <w:rFonts w:ascii="Calibri" w:hAnsi="Calibri" w:eastAsia="Calibri" w:cs="Calibri"/>
-                <w:i w:val="false"/>
-                <w:b w:val="true"/>
-                <w:u w:val="none"/>
-                <w:strike w:val="false"/>
-                <w:sz w:val="20"/>
-                <w:szCs w:val="20"/>
-                <w:color w:val="E67E22"/>
-              </w:rPr>
-              <w:t xml:space="preserve">Illumina</w:t>
-            </w:r>
-          </w:p>
-        </w:tc>
-        <w:tc>
-          <w:tcPr>
-            <w:tcBorders>
-              <w:bottom w:val="single" w:sz="4" w:space="0" w:color="DDDDDD"/>
-              <w:top w:val="single" w:sz="4" w:space="0" w:color="DDDDDD"/>
-              <w:left w:val="single" w:sz="4" w:space="0" w:color="DDDDDD"/>
-              <w:right w:val="single" w:sz="4" w:space="0" w:color="DDDDDD"/>
-            </w:tcBorders>
-            <w:shd w:val="clear" w:color="auto" w:fill="FFFFFF"/>
-            <w:tcMar>
-              <w:top w:w="0" w:type="dxa"/>
-              <w:bottom w:w="0" w:type="dxa"/>
-              <w:left w:w="0" w:type="dxa"/>
-              <w:right w:w="0" w:type="dxa"/>
-            </w:tcMar>
-            <w:vAlign w:val="center"/>
-          </w:tcPr>
-          <w:p>
-            <w:pPr>
-              <w:pStyle w:val="Normal"/>
-              <w:jc w:val="center"/>
-              <w:pBdr>
-                <w:bottom w:val="none" w:sz="0" w:space="0" w:color="000000"/>
-                <w:top w:val="none" w:sz="0" w:space="0" w:color="000000"/>
-                <w:left w:val="none" w:sz="0" w:space="0" w:color="000000"/>
-                <w:right w:val="none" w:sz="0" w:space="0" w:color="000000"/>
-              </w:pBdr>
-              <w:spacing w:after="160" w:before="160" w:line="312"/>
-              <w:ind w:left="160" w:right="160" w:firstLine="0" w:firstLineChars="0"/>
-              <w:rPr>
-                <w:rFonts w:ascii="Calibri" w:hAnsi="Calibri" w:eastAsia="Calibri" w:cs="Calibri"/>
-                <w:i w:val="false"/>
-                <w:b w:val="false"/>
-                <w:u w:val="none"/>
-                <w:strike w:val="false"/>
-                <w:sz w:val="20"/>
-                <w:szCs w:val="20"/>
-                <w:color w:val="000000"/>
-              </w:rPr>
-            </w:pPr>
-            <w:r>
-              <w:rPr>
-                <w:rFonts w:ascii="Calibri" w:hAnsi="Calibri" w:eastAsia="Calibri" w:cs="Calibri"/>
-                <w:i w:val="false"/>
-                <w:b w:val="false"/>
-                <w:u w:val="none"/>
-                <w:strike w:val="false"/>
-                <w:sz w:val="20"/>
-                <w:szCs w:val="20"/>
-                <w:color w:val="000000"/>
-              </w:rPr>
-              <w:t xml:space="preserve">25</w:t>
-            </w:r>
-          </w:p>
-        </w:tc>
-        <w:tc>
-          <w:tcPr>
-            <w:tcBorders>
-              <w:bottom w:val="single" w:sz="4" w:space="0" w:color="DDDDDD"/>
-              <w:top w:val="single" w:sz="4" w:space="0" w:color="DDDDDD"/>
-              <w:left w:val="single" w:sz="4" w:space="0" w:color="DDDDDD"/>
-              <w:right w:val="single" w:sz="4" w:space="0" w:color="DDDDDD"/>
-            </w:tcBorders>
-            <w:shd w:val="clear" w:color="auto" w:fill="FFFFFF"/>
-            <w:tcMar>
-              <w:top w:w="0" w:type="dxa"/>
-              <w:bottom w:w="0" w:type="dxa"/>
-              <w:left w:w="0" w:type="dxa"/>
-              <w:right w:w="0" w:type="dxa"/>
-            </w:tcMar>
-            <w:vAlign w:val="center"/>
-          </w:tcPr>
-          <w:p>
-            <w:pPr>
-              <w:pStyle w:val="Normal"/>
-              <w:jc w:val="center"/>
-              <w:pBdr>
-                <w:bottom w:val="none" w:sz="0" w:space="0" w:color="000000"/>
-                <w:top w:val="none" w:sz="0" w:space="0" w:color="000000"/>
-                <w:left w:val="none" w:sz="0" w:space="0" w:color="000000"/>
-                <w:right w:val="none" w:sz="0" w:space="0" w:color="000000"/>
-              </w:pBdr>
-              <w:spacing w:after="160" w:before="160" w:line="312"/>
-              <w:ind w:left="160" w:right="160" w:firstLine="0" w:firstLineChars="0"/>
-              <w:rPr>
-                <w:rFonts w:ascii="Calibri" w:hAnsi="Calibri" w:eastAsia="Calibri" w:cs="Calibri"/>
-                <w:i w:val="false"/>
-                <w:b w:val="false"/>
-                <w:u w:val="none"/>
-                <w:strike w:val="false"/>
-                <w:sz w:val="20"/>
-                <w:szCs w:val="20"/>
-                <w:color w:val="000000"/>
-              </w:rPr>
-            </w:pPr>
-            <w:r>
-              <w:rPr>
-                <w:rFonts w:ascii="Calibri" w:hAnsi="Calibri" w:eastAsia="Calibri" w:cs="Calibri"/>
-                <w:i w:val="false"/>
-                <w:b w:val="false"/>
-                <w:u w:val="none"/>
-                <w:strike w:val="false"/>
-                <w:sz w:val="20"/>
-                <w:szCs w:val="20"/>
-                <w:color w:val="000000"/>
-              </w:rPr>
-              <w:t xml:space="preserve">1</w:t>
-            </w:r>
-          </w:p>
-        </w:tc>
-        <w:tc>
-          <w:tcPr>
-            <w:tcBorders>
-              <w:bottom w:val="single" w:sz="4" w:space="0" w:color="DDDDDD"/>
-              <w:top w:val="single" w:sz="4" w:space="0" w:color="DDDDDD"/>
-              <w:left w:val="single" w:sz="4" w:space="0" w:color="DDDDDD"/>
-              <w:right w:val="single" w:sz="4" w:space="0" w:color="DDDDDD"/>
-            </w:tcBorders>
-            <w:shd w:val="clear" w:color="auto" w:fill="FFFFFF"/>
-            <w:tcMar>
-              <w:top w:w="0" w:type="dxa"/>
-              <w:bottom w:w="0" w:type="dxa"/>
-              <w:left w:w="0" w:type="dxa"/>
-              <w:right w:w="0" w:type="dxa"/>
-            </w:tcMar>
-            <w:vAlign w:val="center"/>
-          </w:tcPr>
-          <w:p>
-            <w:pPr>
-              <w:pStyle w:val="Normal"/>
-              <w:jc w:val="center"/>
-              <w:pBdr>
-                <w:bottom w:val="none" w:sz="0" w:space="0" w:color="000000"/>
-                <w:top w:val="none" w:sz="0" w:space="0" w:color="000000"/>
-                <w:left w:val="none" w:sz="0" w:space="0" w:color="000000"/>
-                <w:right w:val="none" w:sz="0" w:space="0" w:color="000000"/>
-              </w:pBdr>
-              <w:spacing w:after="160" w:before="160" w:line="312"/>
-              <w:ind w:left="160" w:right="160" w:firstLine="0" w:firstLineChars="0"/>
-              <w:rPr>
-                <w:rFonts w:ascii="Calibri" w:hAnsi="Calibri" w:eastAsia="Calibri" w:cs="Calibri"/>
-                <w:i w:val="false"/>
-                <w:b w:val="false"/>
-                <w:u w:val="none"/>
-                <w:strike w:val="false"/>
-                <w:sz w:val="20"/>
-                <w:szCs w:val="20"/>
-                <w:color w:val="000000"/>
-              </w:rPr>
-            </w:pPr>
-            <w:r>
-              <w:rPr>
-                <w:rFonts w:ascii="Calibri" w:hAnsi="Calibri" w:eastAsia="Calibri" w:cs="Calibri"/>
-                <w:i w:val="false"/>
-                <w:b w:val="false"/>
-                <w:u w:val="none"/>
-                <w:strike w:val="false"/>
-                <w:sz w:val="20"/>
-                <w:szCs w:val="20"/>
-                <w:color w:val="000000"/>
-              </w:rPr>
-              <w:t xml:space="preserve">47.1M</w:t>
-            </w:r>
-          </w:p>
-        </w:tc>
-        <w:tc>
-          <w:tcPr>
-            <w:tcBorders>
-              <w:bottom w:val="single" w:sz="4" w:space="0" w:color="DDDDDD"/>
-              <w:top w:val="single" w:sz="4" w:space="0" w:color="DDDDDD"/>
-              <w:left w:val="single" w:sz="4" w:space="0" w:color="DDDDDD"/>
-              <w:right w:val="single" w:sz="4" w:space="0" w:color="DDDDDD"/>
-            </w:tcBorders>
-            <w:shd w:val="clear" w:color="auto" w:fill="CAE3CA"/>
-            <w:tcMar>
-              <w:top w:w="0" w:type="dxa"/>
-              <w:bottom w:w="0" w:type="dxa"/>
-              <w:left w:w="0" w:type="dxa"/>
-              <w:right w:w="0" w:type="dxa"/>
-            </w:tcMar>
-            <w:vAlign w:val="center"/>
-          </w:tcPr>
-          <w:p>
-            <w:pPr>
-              <w:pStyle w:val="Normal"/>
-              <w:jc w:val="center"/>
-              <w:pBdr>
-                <w:bottom w:val="none" w:sz="0" w:space="0" w:color="000000"/>
-                <w:top w:val="none" w:sz="0" w:space="0" w:color="000000"/>
-                <w:left w:val="none" w:sz="0" w:space="0" w:color="000000"/>
-                <w:right w:val="none" w:sz="0" w:space="0" w:color="000000"/>
-              </w:pBdr>
-              <w:spacing w:after="160" w:before="160" w:line="312"/>
-              <w:ind w:left="160" w:right="160" w:firstLine="0" w:firstLineChars="0"/>
-              <w:rPr>
-                <w:rFonts w:ascii="Calibri" w:hAnsi="Calibri" w:eastAsia="Calibri" w:cs="Calibri"/>
-                <w:i w:val="false"/>
-                <w:b w:val="false"/>
-                <w:u w:val="none"/>
-                <w:strike w:val="false"/>
-                <w:sz w:val="20"/>
-                <w:szCs w:val="20"/>
-                <w:color w:val="000000"/>
-              </w:rPr>
-            </w:pPr>
-            <w:r>
-              <w:rPr>
-                <w:rFonts w:ascii="Calibri" w:hAnsi="Calibri" w:eastAsia="Calibri" w:cs="Calibri"/>
-                <w:i w:val="false"/>
-                <w:b w:val="false"/>
-                <w:u w:val="none"/>
-                <w:strike w:val="false"/>
-                <w:sz w:val="20"/>
-                <w:szCs w:val="20"/>
-                <w:color w:val="000000"/>
-              </w:rPr>
-              <w:t xml:space="preserve">0.731</w:t>
-            </w:r>
-          </w:p>
-        </w:tc>
-        <w:tc>
-          <w:tcPr>
-            <w:tcBorders>
-              <w:bottom w:val="single" w:sz="4" w:space="0" w:color="DDDDDD"/>
-              <w:top w:val="single" w:sz="4" w:space="0" w:color="DDDDDD"/>
-              <w:left w:val="single" w:sz="4" w:space="0" w:color="DDDDDD"/>
-              <w:right w:val="single" w:sz="4" w:space="0" w:color="DDDDDD"/>
-            </w:tcBorders>
-            <w:shd w:val="clear" w:color="auto" w:fill="FFFFFF"/>
-            <w:tcMar>
-              <w:top w:w="0" w:type="dxa"/>
-              <w:bottom w:w="0" w:type="dxa"/>
-              <w:left w:w="0" w:type="dxa"/>
-              <w:right w:w="0" w:type="dxa"/>
-            </w:tcMar>
-            <w:vAlign w:val="center"/>
-          </w:tcPr>
-          <w:p>
-            <w:pPr>
-              <w:pStyle w:val="Normal"/>
-              <w:jc w:val="center"/>
-              <w:pBdr>
-                <w:bottom w:val="none" w:sz="0" w:space="0" w:color="000000"/>
-                <w:top w:val="none" w:sz="0" w:space="0" w:color="000000"/>
-                <w:left w:val="none" w:sz="0" w:space="0" w:color="000000"/>
-                <w:right w:val="none" w:sz="0" w:space="0" w:color="000000"/>
-              </w:pBdr>
-              <w:spacing w:after="160" w:before="160" w:line="312"/>
-              <w:ind w:left="160" w:right="160" w:firstLine="0" w:firstLineChars="0"/>
-              <w:rPr>
-                <w:rFonts w:ascii="Calibri" w:hAnsi="Calibri" w:eastAsia="Calibri" w:cs="Calibri"/>
-                <w:i w:val="false"/>
-                <w:b w:val="false"/>
-                <w:u w:val="none"/>
-                <w:strike w:val="false"/>
-                <w:sz w:val="20"/>
-                <w:szCs w:val="20"/>
-                <w:color w:val="000000"/>
-              </w:rPr>
-            </w:pPr>
-            <w:r>
-              <w:rPr>
-                <w:rFonts w:ascii="Calibri" w:hAnsi="Calibri" w:eastAsia="Calibri" w:cs="Calibri"/>
-                <w:i w:val="false"/>
-                <w:b w:val="false"/>
-                <w:u w:val="none"/>
-                <w:strike w:val="false"/>
-                <w:sz w:val="20"/>
-                <w:szCs w:val="20"/>
-                <w:color w:val="000000"/>
-              </w:rPr>
-              <w:t xml:space="preserve">0.842</w:t>
-            </w:r>
-          </w:p>
-        </w:tc>
-        <w:tc>
-          <w:tcPr>
-            <w:tcBorders>
-              <w:bottom w:val="single" w:sz="4" w:space="0" w:color="DDDDDD"/>
-              <w:top w:val="single" w:sz="4" w:space="0" w:color="DDDDDD"/>
-              <w:left w:val="single" w:sz="4" w:space="0" w:color="DDDDDD"/>
-              <w:right w:val="single" w:sz="4" w:space="0" w:color="DDDDDD"/>
-            </w:tcBorders>
-            <w:shd w:val="clear" w:color="auto" w:fill="9DCB9D"/>
-            <w:tcMar>
-              <w:top w:w="0" w:type="dxa"/>
-              <w:bottom w:w="0" w:type="dxa"/>
-              <w:left w:w="0" w:type="dxa"/>
-              <w:right w:w="0" w:type="dxa"/>
-            </w:tcMar>
-            <w:vAlign w:val="center"/>
-          </w:tcPr>
-          <w:p>
-            <w:pPr>
-              <w:pStyle w:val="Normal"/>
-              <w:jc w:val="center"/>
-              <w:pBdr>
-                <w:bottom w:val="none" w:sz="0" w:space="0" w:color="000000"/>
-                <w:top w:val="none" w:sz="0" w:space="0" w:color="000000"/>
-                <w:left w:val="none" w:sz="0" w:space="0" w:color="000000"/>
-                <w:right w:val="none" w:sz="0" w:space="0" w:color="000000"/>
-              </w:pBdr>
-              <w:spacing w:after="160" w:before="160" w:line="312"/>
-              <w:ind w:left="160" w:right="160" w:firstLine="0" w:firstLineChars="0"/>
-              <w:rPr>
-                <w:rFonts w:ascii="Calibri" w:hAnsi="Calibri" w:eastAsia="Calibri" w:cs="Calibri"/>
-                <w:i w:val="false"/>
-                <w:b w:val="false"/>
-                <w:u w:val="none"/>
-                <w:strike w:val="false"/>
-                <w:sz w:val="20"/>
-                <w:szCs w:val="20"/>
-                <w:color w:val="000000"/>
-              </w:rPr>
-            </w:pPr>
-            <w:r>
-              <w:rPr>
-                <w:rFonts w:ascii="Calibri" w:hAnsi="Calibri" w:eastAsia="Calibri" w:cs="Calibri"/>
-                <w:i w:val="false"/>
-                <w:b w:val="false"/>
-                <w:u w:val="none"/>
-                <w:strike w:val="false"/>
-                <w:sz w:val="20"/>
-                <w:szCs w:val="20"/>
-                <w:color w:val="000000"/>
-              </w:rPr>
-              <w:t xml:space="preserve">0.443</w:t>
-            </w:r>
-          </w:p>
-        </w:tc>
-        <w:tc>
-          <w:tcPr>
-            <w:tcBorders>
-              <w:bottom w:val="single" w:sz="4" w:space="0" w:color="DDDDDD"/>
-              <w:top w:val="single" w:sz="4" w:space="0" w:color="DDDDDD"/>
-              <w:left w:val="single" w:sz="4" w:space="0" w:color="DDDDDD"/>
-              <w:right w:val="single" w:sz="4" w:space="0" w:color="DDDDDD"/>
-            </w:tcBorders>
-            <w:shd w:val="clear" w:color="auto" w:fill="79B979"/>
-            <w:tcMar>
-              <w:top w:w="0" w:type="dxa"/>
-              <w:bottom w:w="0" w:type="dxa"/>
-              <w:left w:w="0" w:type="dxa"/>
-              <w:right w:w="0" w:type="dxa"/>
-            </w:tcMar>
-            <w:vAlign w:val="center"/>
-          </w:tcPr>
-          <w:p>
-            <w:pPr>
-              <w:pStyle w:val="Normal"/>
-              <w:jc w:val="center"/>
-              <w:pBdr>
-                <w:bottom w:val="none" w:sz="0" w:space="0" w:color="000000"/>
-                <w:top w:val="none" w:sz="0" w:space="0" w:color="000000"/>
-                <w:left w:val="none" w:sz="0" w:space="0" w:color="000000"/>
-                <w:right w:val="none" w:sz="0" w:space="0" w:color="000000"/>
-              </w:pBdr>
-              <w:spacing w:after="160" w:before="160" w:line="312"/>
-              <w:ind w:left="160" w:right="160" w:firstLine="0" w:firstLineChars="0"/>
-              <w:rPr>
-                <w:rFonts w:ascii="Calibri" w:hAnsi="Calibri" w:eastAsia="Calibri" w:cs="Calibri"/>
-                <w:i w:val="false"/>
-                <w:b w:val="false"/>
-                <w:u w:val="none"/>
-                <w:strike w:val="false"/>
-                <w:sz w:val="20"/>
-                <w:szCs w:val="20"/>
-                <w:color w:val="000000"/>
-              </w:rPr>
-            </w:pPr>
-            <w:r>
-              <w:rPr>
-                <w:rFonts w:ascii="Calibri" w:hAnsi="Calibri" w:eastAsia="Calibri" w:cs="Calibri"/>
-                <w:i w:val="false"/>
-                <w:b w:val="false"/>
-                <w:u w:val="none"/>
-                <w:strike w:val="false"/>
-                <w:sz w:val="20"/>
-                <w:szCs w:val="20"/>
-                <w:color w:val="000000"/>
-              </w:rPr>
-              <w:t xml:space="preserve">0.349 ± 0.097</w:t>
-            </w:r>
-          </w:p>
-        </w:tc>
-        <w:tc>
-          <w:tcPr>
-            <w:tcBorders>
-              <w:bottom w:val="single" w:sz="4" w:space="0" w:color="DDDDDD"/>
-              <w:top w:val="single" w:sz="4" w:space="0" w:color="DDDDDD"/>
-              <w:left w:val="single" w:sz="4" w:space="0" w:color="DDDDDD"/>
-              <w:right w:val="single" w:sz="4" w:space="0" w:color="DDDDDD"/>
-            </w:tcBorders>
-            <w:shd w:val="clear" w:color="auto" w:fill="73B573"/>
-            <w:tcMar>
-              <w:top w:w="0" w:type="dxa"/>
-              <w:bottom w:w="0" w:type="dxa"/>
-              <w:left w:w="0" w:type="dxa"/>
-              <w:right w:w="0" w:type="dxa"/>
-            </w:tcMar>
-            <w:vAlign w:val="center"/>
-          </w:tcPr>
-          <w:p>
-            <w:pPr>
-              <w:pStyle w:val="Normal"/>
-              <w:jc w:val="center"/>
-              <w:pBdr>
-                <w:bottom w:val="none" w:sz="0" w:space="0" w:color="000000"/>
-                <w:top w:val="none" w:sz="0" w:space="0" w:color="000000"/>
-                <w:left w:val="none" w:sz="0" w:space="0" w:color="000000"/>
-                <w:right w:val="none" w:sz="0" w:space="0" w:color="000000"/>
-              </w:pBdr>
-              <w:spacing w:after="160" w:before="160" w:line="312"/>
-              <w:ind w:left="160" w:right="160" w:firstLine="0" w:firstLineChars="0"/>
-              <w:rPr>
-                <w:rFonts w:ascii="Calibri" w:hAnsi="Calibri" w:eastAsia="Calibri" w:cs="Calibri"/>
-                <w:i w:val="false"/>
-                <w:b w:val="false"/>
-                <w:u w:val="none"/>
-                <w:strike w:val="false"/>
-                <w:sz w:val="20"/>
-                <w:szCs w:val="20"/>
-                <w:color w:val="000000"/>
-              </w:rPr>
-            </w:pPr>
-            <w:r>
-              <w:rPr>
-                <w:rFonts w:ascii="Calibri" w:hAnsi="Calibri" w:eastAsia="Calibri" w:cs="Calibri"/>
-                <w:i w:val="false"/>
-                <w:b w:val="false"/>
-                <w:u w:val="none"/>
-                <w:strike w:val="false"/>
-                <w:sz w:val="20"/>
-                <w:szCs w:val="20"/>
-                <w:color w:val="000000"/>
-              </w:rPr>
-              <w:t xml:space="preserve">0.703</w:t>
-            </w:r>
-          </w:p>
-        </w:tc>
-        <w:tc>
-          <w:tcPr>
-            <w:tcBorders>
-              <w:bottom w:val="single" w:sz="4" w:space="0" w:color="DDDDDD"/>
-              <w:top w:val="single" w:sz="4" w:space="0" w:color="DDDDDD"/>
-              <w:left w:val="single" w:sz="4" w:space="0" w:color="DDDDDD"/>
-              <w:right w:val="single" w:sz="12" w:space="0" w:color="666666"/>
-            </w:tcBorders>
-            <w:shd w:val="clear" w:color="auto" w:fill="55A655"/>
-            <w:tcMar>
-              <w:top w:w="0" w:type="dxa"/>
-              <w:bottom w:w="0" w:type="dxa"/>
-              <w:left w:w="0" w:type="dxa"/>
-              <w:right w:w="0" w:type="dxa"/>
-            </w:tcMar>
-            <w:vAlign w:val="center"/>
-          </w:tcPr>
-          <w:p>
-            <w:pPr>
-              <w:pStyle w:val="Normal"/>
-              <w:jc w:val="center"/>
-              <w:pBdr>
-                <w:bottom w:val="none" w:sz="0" w:space="0" w:color="000000"/>
-                <w:top w:val="none" w:sz="0" w:space="0" w:color="000000"/>
-                <w:left w:val="none" w:sz="0" w:space="0" w:color="000000"/>
-                <w:right w:val="none" w:sz="0" w:space="0" w:color="000000"/>
-              </w:pBdr>
-              <w:spacing w:after="160" w:before="160" w:line="312"/>
-              <w:ind w:left="160" w:right="160" w:firstLine="0" w:firstLineChars="0"/>
-              <w:rPr>
-                <w:rFonts w:ascii="Calibri" w:hAnsi="Calibri" w:eastAsia="Calibri" w:cs="Calibri"/>
-                <w:i w:val="false"/>
-                <w:b w:val="false"/>
-                <w:u w:val="none"/>
-                <w:strike w:val="false"/>
-                <w:sz w:val="20"/>
-                <w:szCs w:val="20"/>
-                <w:color w:val="000000"/>
-              </w:rPr>
-            </w:pPr>
-            <w:r>
-              <w:rPr>
-                <w:rFonts w:ascii="Calibri" w:hAnsi="Calibri" w:eastAsia="Calibri" w:cs="Calibri"/>
-                <w:i w:val="false"/>
-                <w:b w:val="false"/>
-                <w:u w:val="none"/>
-                <w:strike w:val="false"/>
-                <w:sz w:val="20"/>
-                <w:szCs w:val="20"/>
-                <w:color w:val="000000"/>
-              </w:rPr>
-              <w:t xml:space="preserve">0.748</w:t>
-            </w:r>
-          </w:p>
-        </w:tc>
-      </w:tr>
-      <w:tr>
-        <w:trPr>
-          <w:trHeight w:val="759" w:hRule="auto"/>
-        </w:trPr>
-        <w:tc>
-          <w:tcPr>
-            <w:vMerge/>
-            <w:tcBorders>
-              <w:bottom w:val="single" w:sz="4" w:space="0" w:color="DDDDDD"/>
-              <w:top w:val="single" w:sz="4" w:space="0" w:color="DDDDDD"/>
-              <w:left w:val="single" w:sz="12" w:space="0" w:color="666666"/>
-              <w:right w:val="single" w:sz="10" w:space="0" w:color="2C3E50"/>
-            </w:tcBorders>
-            <w:shd w:val="clear" w:color="auto" w:fill="ECF0F1"/>
-            <w:tcMar>
-              <w:top w:w="0" w:type="dxa"/>
-              <w:bottom w:w="0" w:type="dxa"/>
-              <w:left w:w="0" w:type="dxa"/>
-              <w:right w:w="0" w:type="dxa"/>
-            </w:tcMar>
-            <w:vAlign w:val="center"/>
-          </w:tcPr>
-          <w:p>
-            <w:pPr>
-              <w:pStyle w:val="Normal"/>
-              <w:jc w:val="center"/>
-              <w:pBdr>
-                <w:bottom w:val="none" w:sz="0" w:space="0" w:color="000000"/>
-                <w:top w:val="none" w:sz="0" w:space="0" w:color="000000"/>
-                <w:left w:val="none" w:sz="0" w:space="0" w:color="000000"/>
-                <w:right w:val="none" w:sz="0" w:space="0" w:color="000000"/>
-              </w:pBdr>
-              <w:spacing w:after="160" w:before="160" w:line="312"/>
-              <w:ind w:left="160" w:right="160" w:firstLine="0" w:firstLineChars="0"/>
-              <w:rPr>
-                <w:rFonts w:ascii="Calibri" w:hAnsi="Calibri" w:eastAsia="Calibri" w:cs="Calibri"/>
-                <w:i w:val="false"/>
-                <w:b w:val="true"/>
-                <w:u w:val="none"/>
-                <w:strike w:val="false"/>
-                <w:sz w:val="22"/>
-                <w:szCs w:val="22"/>
-                <w:color w:val="000000"/>
-              </w:rPr>
-            </w:pPr>
-          </w:p>
-        </w:tc>
-        <w:tc>
-          <w:tcPr>
-            <w:tcBorders>
-              <w:bottom w:val="single" w:sz="4" w:space="0" w:color="DDDDDD"/>
-              <w:top w:val="single" w:sz="4" w:space="0" w:color="DDDDDD"/>
-              <w:left w:val="single" w:sz="10" w:space="0" w:color="2C3E50"/>
-              <w:right w:val="single" w:sz="4" w:space="0" w:color="DDDDDD"/>
-            </w:tcBorders>
-            <w:shd w:val="clear" w:color="auto" w:fill="FFFFFF"/>
-            <w:tcMar>
-              <w:top w:w="0" w:type="dxa"/>
-              <w:bottom w:w="0" w:type="dxa"/>
-              <w:left w:w="0" w:type="dxa"/>
-              <w:right w:w="0" w:type="dxa"/>
-            </w:tcMar>
-            <w:vAlign w:val="center"/>
-          </w:tcPr>
-          <w:p>
-            <w:pPr>
-              <w:pStyle w:val="Normal"/>
-              <w:jc w:val="center"/>
-              <w:pBdr>
-                <w:bottom w:val="none" w:sz="0" w:space="0" w:color="000000"/>
-                <w:top w:val="none" w:sz="0" w:space="0" w:color="000000"/>
-                <w:left w:val="none" w:sz="0" w:space="0" w:color="000000"/>
-                <w:right w:val="none" w:sz="0" w:space="0" w:color="000000"/>
-              </w:pBdr>
-              <w:spacing w:after="160" w:before="160" w:line="312"/>
-              <w:ind w:left="160" w:right="160" w:firstLine="0" w:firstLineChars="0"/>
-              <w:rPr>
-                <w:rFonts w:ascii="Calibri" w:hAnsi="Calibri" w:eastAsia="Calibri" w:cs="Calibri"/>
-                <w:i w:val="false"/>
-                <w:b w:val="false"/>
-                <w:u w:val="none"/>
-                <w:strike w:val="false"/>
-                <w:sz w:val="20"/>
-                <w:szCs w:val="20"/>
-                <w:color w:val="000000"/>
-              </w:rPr>
-            </w:pPr>
-            <w:r>
-              <w:rPr>
-                <w:rFonts w:ascii="Calibri" w:hAnsi="Calibri" w:eastAsia="Calibri" w:cs="Calibri"/>
-                <w:i w:val="false"/>
-                <w:b w:val="false"/>
-                <w:u w:val="none"/>
-                <w:strike w:val="false"/>
-                <w:sz w:val="20"/>
-                <w:szCs w:val="20"/>
-                <w:color w:val="000000"/>
-              </w:rPr>
-              <w:t xml:space="preserve">spcfy.io</w:t>
-            </w:r>
-          </w:p>
-        </w:tc>
-        <w:tc>
-          <w:tcPr>
-            <w:tcBorders>
-              <w:bottom w:val="single" w:sz="4" w:space="0" w:color="DDDDDD"/>
-              <w:top w:val="single" w:sz="4" w:space="0" w:color="DDDDDD"/>
-              <w:left w:val="single" w:sz="4" w:space="0" w:color="DDDDDD"/>
-              <w:right w:val="single" w:sz="4" w:space="0" w:color="DDDDDD"/>
-            </w:tcBorders>
-            <w:shd w:val="clear" w:color="auto" w:fill="FFFFFF"/>
-            <w:tcMar>
-              <w:top w:w="0" w:type="dxa"/>
-              <w:bottom w:w="0" w:type="dxa"/>
-              <w:left w:w="0" w:type="dxa"/>
-              <w:right w:w="0" w:type="dxa"/>
-            </w:tcMar>
-            <w:vAlign w:val="center"/>
-          </w:tcPr>
-          <w:p>
-            <w:pPr>
-              <w:pStyle w:val="Normal"/>
-              <w:jc w:val="center"/>
-              <w:pBdr>
-                <w:bottom w:val="none" w:sz="0" w:space="0" w:color="000000"/>
-                <w:top w:val="none" w:sz="0" w:space="0" w:color="000000"/>
-                <w:left w:val="none" w:sz="0" w:space="0" w:color="000000"/>
-                <w:right w:val="none" w:sz="0" w:space="0" w:color="000000"/>
-              </w:pBdr>
-              <w:spacing w:after="160" w:before="160" w:line="312"/>
-              <w:ind w:left="160" w:right="160" w:firstLine="0" w:firstLineChars="0"/>
-              <w:rPr>
-                <w:rFonts w:ascii="Calibri" w:hAnsi="Calibri" w:eastAsia="Calibri" w:cs="Calibri"/>
-                <w:i w:val="false"/>
-                <w:b w:val="true"/>
-                <w:u w:val="none"/>
-                <w:strike w:val="false"/>
-                <w:sz w:val="20"/>
-                <w:szCs w:val="20"/>
-                <w:color w:val="E67E22"/>
-              </w:rPr>
-            </w:pPr>
-            <w:r>
-              <w:rPr>
-                <w:rFonts w:ascii="Calibri" w:hAnsi="Calibri" w:eastAsia="Calibri" w:cs="Calibri"/>
-                <w:i w:val="false"/>
-                <w:b w:val="true"/>
-                <w:u w:val="none"/>
-                <w:strike w:val="false"/>
-                <w:sz w:val="20"/>
-                <w:szCs w:val="20"/>
-                <w:color w:val="E67E22"/>
-              </w:rPr>
-              <w:t xml:space="preserve">Illumina</w:t>
-            </w:r>
-          </w:p>
-        </w:tc>
-        <w:tc>
-          <w:tcPr>
-            <w:tcBorders>
-              <w:bottom w:val="single" w:sz="4" w:space="0" w:color="DDDDDD"/>
-              <w:top w:val="single" w:sz="4" w:space="0" w:color="DDDDDD"/>
-              <w:left w:val="single" w:sz="4" w:space="0" w:color="DDDDDD"/>
-              <w:right w:val="single" w:sz="4" w:space="0" w:color="DDDDDD"/>
-            </w:tcBorders>
-            <w:shd w:val="clear" w:color="auto" w:fill="FFFFFF"/>
-            <w:tcMar>
-              <w:top w:w="0" w:type="dxa"/>
-              <w:bottom w:w="0" w:type="dxa"/>
-              <w:left w:w="0" w:type="dxa"/>
-              <w:right w:w="0" w:type="dxa"/>
-            </w:tcMar>
-            <w:vAlign w:val="center"/>
-          </w:tcPr>
-          <w:p>
-            <w:pPr>
-              <w:pStyle w:val="Normal"/>
-              <w:jc w:val="center"/>
-              <w:pBdr>
-                <w:bottom w:val="none" w:sz="0" w:space="0" w:color="000000"/>
-                <w:top w:val="none" w:sz="0" w:space="0" w:color="000000"/>
-                <w:left w:val="none" w:sz="0" w:space="0" w:color="000000"/>
-                <w:right w:val="none" w:sz="0" w:space="0" w:color="000000"/>
-              </w:pBdr>
-              <w:spacing w:after="160" w:before="160" w:line="312"/>
-              <w:ind w:left="160" w:right="160" w:firstLine="0" w:firstLineChars="0"/>
-              <w:rPr>
-                <w:rFonts w:ascii="Calibri" w:hAnsi="Calibri" w:eastAsia="Calibri" w:cs="Calibri"/>
-                <w:i w:val="false"/>
-                <w:b w:val="false"/>
-                <w:u w:val="none"/>
-                <w:strike w:val="false"/>
-                <w:sz w:val="20"/>
-                <w:szCs w:val="20"/>
-                <w:color w:val="000000"/>
-              </w:rPr>
-            </w:pPr>
-            <w:r>
-              <w:rPr>
-                <w:rFonts w:ascii="Calibri" w:hAnsi="Calibri" w:eastAsia="Calibri" w:cs="Calibri"/>
-                <w:i w:val="false"/>
-                <w:b w:val="false"/>
-                <w:u w:val="none"/>
-                <w:strike w:val="false"/>
-                <w:sz w:val="20"/>
-                <w:szCs w:val="20"/>
-                <w:color w:val="000000"/>
-              </w:rPr>
-              <w:t xml:space="preserve">31</w:t>
-            </w:r>
-          </w:p>
-        </w:tc>
-        <w:tc>
-          <w:tcPr>
-            <w:tcBorders>
-              <w:bottom w:val="single" w:sz="4" w:space="0" w:color="DDDDDD"/>
-              <w:top w:val="single" w:sz="4" w:space="0" w:color="DDDDDD"/>
-              <w:left w:val="single" w:sz="4" w:space="0" w:color="DDDDDD"/>
-              <w:right w:val="single" w:sz="4" w:space="0" w:color="DDDDDD"/>
-            </w:tcBorders>
-            <w:shd w:val="clear" w:color="auto" w:fill="FFFFFF"/>
-            <w:tcMar>
-              <w:top w:w="0" w:type="dxa"/>
-              <w:bottom w:w="0" w:type="dxa"/>
-              <w:left w:w="0" w:type="dxa"/>
-              <w:right w:w="0" w:type="dxa"/>
-            </w:tcMar>
-            <w:vAlign w:val="center"/>
-          </w:tcPr>
-          <w:p>
-            <w:pPr>
-              <w:pStyle w:val="Normal"/>
-              <w:jc w:val="center"/>
-              <w:pBdr>
-                <w:bottom w:val="none" w:sz="0" w:space="0" w:color="000000"/>
-                <w:top w:val="none" w:sz="0" w:space="0" w:color="000000"/>
-                <w:left w:val="none" w:sz="0" w:space="0" w:color="000000"/>
-                <w:right w:val="none" w:sz="0" w:space="0" w:color="000000"/>
-              </w:pBdr>
-              <w:spacing w:after="160" w:before="160" w:line="312"/>
-              <w:ind w:left="160" w:right="160" w:firstLine="0" w:firstLineChars="0"/>
-              <w:rPr>
-                <w:rFonts w:ascii="Calibri" w:hAnsi="Calibri" w:eastAsia="Calibri" w:cs="Calibri"/>
-                <w:i w:val="false"/>
-                <w:b w:val="false"/>
-                <w:u w:val="none"/>
-                <w:strike w:val="false"/>
-                <w:sz w:val="20"/>
-                <w:szCs w:val="20"/>
-                <w:color w:val="000000"/>
-              </w:rPr>
-            </w:pPr>
-            <w:r>
-              <w:rPr>
-                <w:rFonts w:ascii="Calibri" w:hAnsi="Calibri" w:eastAsia="Calibri" w:cs="Calibri"/>
-                <w:i w:val="false"/>
-                <w:b w:val="false"/>
-                <w:u w:val="none"/>
-                <w:strike w:val="false"/>
-                <w:sz w:val="20"/>
-                <w:szCs w:val="20"/>
-                <w:color w:val="000000"/>
-              </w:rPr>
-              <w:t xml:space="preserve">2</w:t>
-            </w:r>
-          </w:p>
-        </w:tc>
-        <w:tc>
-          <w:tcPr>
-            <w:tcBorders>
-              <w:bottom w:val="single" w:sz="4" w:space="0" w:color="DDDDDD"/>
-              <w:top w:val="single" w:sz="4" w:space="0" w:color="DDDDDD"/>
-              <w:left w:val="single" w:sz="4" w:space="0" w:color="DDDDDD"/>
-              <w:right w:val="single" w:sz="4" w:space="0" w:color="DDDDDD"/>
-            </w:tcBorders>
-            <w:shd w:val="clear" w:color="auto" w:fill="FFFFFF"/>
-            <w:tcMar>
-              <w:top w:w="0" w:type="dxa"/>
-              <w:bottom w:w="0" w:type="dxa"/>
-              <w:left w:w="0" w:type="dxa"/>
-              <w:right w:w="0" w:type="dxa"/>
-            </w:tcMar>
-            <w:vAlign w:val="center"/>
-          </w:tcPr>
-          <w:p>
-            <w:pPr>
-              <w:pStyle w:val="Normal"/>
-              <w:jc w:val="center"/>
-              <w:pBdr>
-                <w:bottom w:val="none" w:sz="0" w:space="0" w:color="000000"/>
-                <w:top w:val="none" w:sz="0" w:space="0" w:color="000000"/>
-                <w:left w:val="none" w:sz="0" w:space="0" w:color="000000"/>
-                <w:right w:val="none" w:sz="0" w:space="0" w:color="000000"/>
-              </w:pBdr>
-              <w:spacing w:after="160" w:before="160" w:line="312"/>
-              <w:ind w:left="160" w:right="160" w:firstLine="0" w:firstLineChars="0"/>
-              <w:rPr>
-                <w:rFonts w:ascii="Calibri" w:hAnsi="Calibri" w:eastAsia="Calibri" w:cs="Calibri"/>
-                <w:i w:val="false"/>
-                <w:b w:val="false"/>
-                <w:u w:val="none"/>
-                <w:strike w:val="false"/>
-                <w:sz w:val="20"/>
-                <w:szCs w:val="20"/>
-                <w:color w:val="000000"/>
-              </w:rPr>
-            </w:pPr>
-            <w:r>
-              <w:rPr>
-                <w:rFonts w:ascii="Calibri" w:hAnsi="Calibri" w:eastAsia="Calibri" w:cs="Calibri"/>
-                <w:i w:val="false"/>
-                <w:b w:val="false"/>
-                <w:u w:val="none"/>
-                <w:strike w:val="false"/>
-                <w:sz w:val="20"/>
-                <w:szCs w:val="20"/>
-                <w:color w:val="000000"/>
-              </w:rPr>
-              <w:t xml:space="preserve">37.6M</w:t>
-            </w:r>
-          </w:p>
-        </w:tc>
-        <w:tc>
-          <w:tcPr>
-            <w:tcBorders>
-              <w:bottom w:val="single" w:sz="4" w:space="0" w:color="DDDDDD"/>
-              <w:top w:val="single" w:sz="4" w:space="0" w:color="DDDDDD"/>
-              <w:left w:val="single" w:sz="4" w:space="0" w:color="DDDDDD"/>
-              <w:right w:val="single" w:sz="4" w:space="0" w:color="DDDDDD"/>
-            </w:tcBorders>
-            <w:shd w:val="clear" w:color="auto" w:fill="FFFFFF"/>
-            <w:tcMar>
-              <w:top w:w="0" w:type="dxa"/>
-              <w:bottom w:w="0" w:type="dxa"/>
-              <w:left w:w="0" w:type="dxa"/>
-              <w:right w:w="0" w:type="dxa"/>
-            </w:tcMar>
-            <w:vAlign w:val="center"/>
-          </w:tcPr>
-          <w:p>
-            <w:pPr>
-              <w:pStyle w:val="Normal"/>
-              <w:jc w:val="center"/>
-              <w:pBdr>
-                <w:bottom w:val="none" w:sz="0" w:space="0" w:color="000000"/>
-                <w:top w:val="none" w:sz="0" w:space="0" w:color="000000"/>
-                <w:left w:val="none" w:sz="0" w:space="0" w:color="000000"/>
-                <w:right w:val="none" w:sz="0" w:space="0" w:color="000000"/>
-              </w:pBdr>
-              <w:spacing w:after="160" w:before="160" w:line="312"/>
-              <w:ind w:left="160" w:right="160" w:firstLine="0" w:firstLineChars="0"/>
-              <w:rPr>
-                <w:rFonts w:ascii="Calibri" w:hAnsi="Calibri" w:eastAsia="Calibri" w:cs="Calibri"/>
-                <w:i w:val="false"/>
-                <w:b w:val="false"/>
-                <w:u w:val="none"/>
-                <w:strike w:val="false"/>
-                <w:sz w:val="20"/>
-                <w:szCs w:val="20"/>
-                <w:color w:val="000000"/>
-              </w:rPr>
-            </w:pPr>
-            <w:r>
-              <w:rPr>
-                <w:rFonts w:ascii="Calibri" w:hAnsi="Calibri" w:eastAsia="Calibri" w:cs="Calibri"/>
-                <w:i w:val="false"/>
-                <w:b w:val="false"/>
-                <w:u w:val="none"/>
-                <w:strike w:val="false"/>
-                <w:sz w:val="20"/>
-                <w:szCs w:val="20"/>
-                <w:color w:val="000000"/>
-              </w:rPr>
-              <w:t xml:space="preserve">0.689</w:t>
-            </w:r>
-          </w:p>
-        </w:tc>
-        <w:tc>
-          <w:tcPr>
-            <w:tcBorders>
-              <w:bottom w:val="single" w:sz="4" w:space="0" w:color="DDDDDD"/>
-              <w:top w:val="single" w:sz="4" w:space="0" w:color="DDDDDD"/>
-              <w:left w:val="single" w:sz="4" w:space="0" w:color="DDDDDD"/>
-              <w:right w:val="single" w:sz="4" w:space="0" w:color="DDDDDD"/>
-            </w:tcBorders>
-            <w:shd w:val="clear" w:color="auto" w:fill="D6E9D6"/>
-            <w:tcMar>
-              <w:top w:w="0" w:type="dxa"/>
-              <w:bottom w:w="0" w:type="dxa"/>
-              <w:left w:w="0" w:type="dxa"/>
-              <w:right w:w="0" w:type="dxa"/>
-            </w:tcMar>
-            <w:vAlign w:val="center"/>
-          </w:tcPr>
-          <w:p>
-            <w:pPr>
-              <w:pStyle w:val="Normal"/>
-              <w:jc w:val="center"/>
-              <w:pBdr>
-                <w:bottom w:val="none" w:sz="0" w:space="0" w:color="000000"/>
-                <w:top w:val="none" w:sz="0" w:space="0" w:color="000000"/>
-                <w:left w:val="none" w:sz="0" w:space="0" w:color="000000"/>
-                <w:right w:val="none" w:sz="0" w:space="0" w:color="000000"/>
-              </w:pBdr>
-              <w:spacing w:after="160" w:before="160" w:line="312"/>
-              <w:ind w:left="160" w:right="160" w:firstLine="0" w:firstLineChars="0"/>
-              <w:rPr>
-                <w:rFonts w:ascii="Calibri" w:hAnsi="Calibri" w:eastAsia="Calibri" w:cs="Calibri"/>
-                <w:i w:val="false"/>
-                <w:b w:val="false"/>
-                <w:u w:val="none"/>
-                <w:strike w:val="false"/>
-                <w:sz w:val="20"/>
-                <w:szCs w:val="20"/>
-                <w:color w:val="000000"/>
-              </w:rPr>
-            </w:pPr>
-            <w:r>
-              <w:rPr>
-                <w:rFonts w:ascii="Calibri" w:hAnsi="Calibri" w:eastAsia="Calibri" w:cs="Calibri"/>
-                <w:i w:val="false"/>
-                <w:b w:val="false"/>
-                <w:u w:val="none"/>
-                <w:strike w:val="false"/>
-                <w:sz w:val="20"/>
-                <w:szCs w:val="20"/>
-                <w:color w:val="000000"/>
-              </w:rPr>
-              <w:t xml:space="preserve">0.855</w:t>
-            </w:r>
-          </w:p>
-        </w:tc>
-        <w:tc>
-          <w:tcPr>
-            <w:tcBorders>
-              <w:bottom w:val="single" w:sz="4" w:space="0" w:color="DDDDDD"/>
-              <w:top w:val="single" w:sz="4" w:space="0" w:color="DDDDDD"/>
-              <w:left w:val="single" w:sz="4" w:space="0" w:color="DDDDDD"/>
-              <w:right w:val="single" w:sz="4" w:space="0" w:color="DDDDDD"/>
-            </w:tcBorders>
-            <w:shd w:val="clear" w:color="auto" w:fill="228B22"/>
-            <w:tcMar>
-              <w:top w:w="0" w:type="dxa"/>
-              <w:bottom w:w="0" w:type="dxa"/>
-              <w:left w:w="0" w:type="dxa"/>
-              <w:right w:w="0" w:type="dxa"/>
-            </w:tcMar>
-            <w:vAlign w:val="center"/>
-          </w:tcPr>
-          <w:p>
-            <w:pPr>
-              <w:pStyle w:val="Normal"/>
-              <w:jc w:val="center"/>
-              <w:pBdr>
-                <w:bottom w:val="none" w:sz="0" w:space="0" w:color="000000"/>
-                <w:top w:val="none" w:sz="0" w:space="0" w:color="000000"/>
-                <w:left w:val="none" w:sz="0" w:space="0" w:color="000000"/>
-                <w:right w:val="none" w:sz="0" w:space="0" w:color="000000"/>
-              </w:pBdr>
-              <w:spacing w:after="160" w:before="160" w:line="312"/>
-              <w:ind w:left="160" w:right="160" w:firstLine="0" w:firstLineChars="0"/>
-              <w:rPr>
-                <w:rFonts w:ascii="Calibri" w:hAnsi="Calibri" w:eastAsia="Calibri" w:cs="Calibri"/>
-                <w:i w:val="false"/>
-                <w:b w:val="false"/>
-                <w:u w:val="none"/>
-                <w:strike w:val="false"/>
-                <w:sz w:val="20"/>
-                <w:szCs w:val="20"/>
-                <w:color w:val="000000"/>
-              </w:rPr>
-            </w:pPr>
-            <w:r>
-              <w:rPr>
-                <w:rFonts w:ascii="Calibri" w:hAnsi="Calibri" w:eastAsia="Calibri" w:cs="Calibri"/>
-                <w:i w:val="false"/>
-                <w:b w:val="false"/>
-                <w:u w:val="none"/>
-                <w:strike w:val="false"/>
-                <w:sz w:val="20"/>
-                <w:szCs w:val="20"/>
-                <w:color w:val="000000"/>
-              </w:rPr>
-              <w:t xml:space="preserve">0.523</w:t>
-            </w:r>
-          </w:p>
-        </w:tc>
-        <w:tc>
-          <w:tcPr>
-            <w:tcBorders>
-              <w:bottom w:val="single" w:sz="4" w:space="0" w:color="DDDDDD"/>
-              <w:top w:val="single" w:sz="4" w:space="0" w:color="DDDDDD"/>
-              <w:left w:val="single" w:sz="4" w:space="0" w:color="DDDDDD"/>
-              <w:right w:val="single" w:sz="4" w:space="0" w:color="DDDDDD"/>
-            </w:tcBorders>
-            <w:shd w:val="clear" w:color="auto" w:fill="FFFFFF"/>
-            <w:tcMar>
-              <w:top w:w="0" w:type="dxa"/>
-              <w:bottom w:w="0" w:type="dxa"/>
-              <w:left w:w="0" w:type="dxa"/>
-              <w:right w:w="0" w:type="dxa"/>
-            </w:tcMar>
-            <w:vAlign w:val="center"/>
-          </w:tcPr>
-          <w:p>
-            <w:pPr>
-              <w:pStyle w:val="Normal"/>
-              <w:jc w:val="center"/>
-              <w:pBdr>
-                <w:bottom w:val="none" w:sz="0" w:space="0" w:color="000000"/>
-                <w:top w:val="none" w:sz="0" w:space="0" w:color="000000"/>
-                <w:left w:val="none" w:sz="0" w:space="0" w:color="000000"/>
-                <w:right w:val="none" w:sz="0" w:space="0" w:color="000000"/>
-              </w:pBdr>
-              <w:spacing w:after="160" w:before="160" w:line="312"/>
-              <w:ind w:left="160" w:right="160" w:firstLine="0" w:firstLineChars="0"/>
-              <w:rPr>
-                <w:rFonts w:ascii="Calibri" w:hAnsi="Calibri" w:eastAsia="Calibri" w:cs="Calibri"/>
-                <w:i w:val="false"/>
-                <w:b w:val="false"/>
-                <w:u w:val="none"/>
-                <w:strike w:val="false"/>
-                <w:sz w:val="20"/>
-                <w:szCs w:val="20"/>
-                <w:color w:val="000000"/>
-              </w:rPr>
-            </w:pPr>
-            <w:r>
-              <w:rPr>
-                <w:rFonts w:ascii="Calibri" w:hAnsi="Calibri" w:eastAsia="Calibri" w:cs="Calibri"/>
-                <w:i w:val="false"/>
-                <w:b w:val="false"/>
-                <w:u w:val="none"/>
-                <w:strike w:val="false"/>
-                <w:sz w:val="20"/>
-                <w:szCs w:val="20"/>
-                <w:color w:val="000000"/>
-              </w:rPr>
-              <w:t xml:space="preserve">0.447 ± 0.081</w:t>
-            </w:r>
-          </w:p>
-        </w:tc>
-        <w:tc>
-          <w:tcPr>
-            <w:tcBorders>
-              <w:bottom w:val="single" w:sz="4" w:space="0" w:color="DDDDDD"/>
-              <w:top w:val="single" w:sz="4" w:space="0" w:color="DDDDDD"/>
-              <w:left w:val="single" w:sz="4" w:space="0" w:color="DDDDDD"/>
-              <w:right w:val="single" w:sz="4" w:space="0" w:color="DDDDDD"/>
-            </w:tcBorders>
-            <w:shd w:val="clear" w:color="auto" w:fill="FFFFFF"/>
-            <w:tcMar>
-              <w:top w:w="0" w:type="dxa"/>
-              <w:bottom w:w="0" w:type="dxa"/>
-              <w:left w:w="0" w:type="dxa"/>
-              <w:right w:w="0" w:type="dxa"/>
-            </w:tcMar>
-            <w:vAlign w:val="center"/>
-          </w:tcPr>
-          <w:p>
-            <w:pPr>
-              <w:pStyle w:val="Normal"/>
-              <w:jc w:val="center"/>
-              <w:pBdr>
-                <w:bottom w:val="none" w:sz="0" w:space="0" w:color="000000"/>
-                <w:top w:val="none" w:sz="0" w:space="0" w:color="000000"/>
-                <w:left w:val="none" w:sz="0" w:space="0" w:color="000000"/>
-                <w:right w:val="none" w:sz="0" w:space="0" w:color="000000"/>
-              </w:pBdr>
-              <w:spacing w:after="160" w:before="160" w:line="312"/>
-              <w:ind w:left="160" w:right="160" w:firstLine="0" w:firstLineChars="0"/>
-              <w:rPr>
-                <w:rFonts w:ascii="Calibri" w:hAnsi="Calibri" w:eastAsia="Calibri" w:cs="Calibri"/>
-                <w:i w:val="false"/>
-                <w:b w:val="false"/>
-                <w:u w:val="none"/>
-                <w:strike w:val="false"/>
-                <w:sz w:val="20"/>
-                <w:szCs w:val="20"/>
-                <w:color w:val="000000"/>
-              </w:rPr>
-            </w:pPr>
-            <w:r>
-              <w:rPr>
-                <w:rFonts w:ascii="Calibri" w:hAnsi="Calibri" w:eastAsia="Calibri" w:cs="Calibri"/>
-                <w:i w:val="false"/>
-                <w:b w:val="false"/>
-                <w:u w:val="none"/>
-                <w:strike w:val="false"/>
-                <w:sz w:val="20"/>
-                <w:szCs w:val="20"/>
-                <w:color w:val="000000"/>
-              </w:rPr>
-              <w:t xml:space="preserve">0.578</w:t>
-            </w:r>
-          </w:p>
-        </w:tc>
-        <w:tc>
-          <w:tcPr>
-            <w:tcBorders>
-              <w:bottom w:val="single" w:sz="4" w:space="0" w:color="DDDDDD"/>
-              <w:top w:val="single" w:sz="4" w:space="0" w:color="DDDDDD"/>
-              <w:left w:val="single" w:sz="4" w:space="0" w:color="DDDDDD"/>
-              <w:right w:val="single" w:sz="12" w:space="0" w:color="666666"/>
-            </w:tcBorders>
-            <w:shd w:val="clear" w:color="auto" w:fill="FFFFFF"/>
-            <w:tcMar>
-              <w:top w:w="0" w:type="dxa"/>
-              <w:bottom w:w="0" w:type="dxa"/>
-              <w:left w:w="0" w:type="dxa"/>
-              <w:right w:w="0" w:type="dxa"/>
-            </w:tcMar>
-            <w:vAlign w:val="center"/>
-          </w:tcPr>
-          <w:p>
-            <w:pPr>
-              <w:pStyle w:val="Normal"/>
-              <w:jc w:val="center"/>
-              <w:pBdr>
-                <w:bottom w:val="none" w:sz="0" w:space="0" w:color="000000"/>
-                <w:top w:val="none" w:sz="0" w:space="0" w:color="000000"/>
-                <w:left w:val="none" w:sz="0" w:space="0" w:color="000000"/>
-                <w:right w:val="none" w:sz="0" w:space="0" w:color="000000"/>
-              </w:pBdr>
-              <w:spacing w:after="160" w:before="160" w:line="312"/>
-              <w:ind w:left="160" w:right="160" w:firstLine="0" w:firstLineChars="0"/>
-              <w:rPr>
-                <w:rFonts w:ascii="Calibri" w:hAnsi="Calibri" w:eastAsia="Calibri" w:cs="Calibri"/>
-                <w:i w:val="false"/>
-                <w:b w:val="false"/>
-                <w:u w:val="none"/>
-                <w:strike w:val="false"/>
-                <w:sz w:val="20"/>
-                <w:szCs w:val="20"/>
-                <w:color w:val="000000"/>
-              </w:rPr>
-            </w:pPr>
-            <w:r>
-              <w:rPr>
-                <w:rFonts w:ascii="Calibri" w:hAnsi="Calibri" w:eastAsia="Calibri" w:cs="Calibri"/>
-                <w:i w:val="false"/>
-                <w:b w:val="false"/>
-                <w:u w:val="none"/>
-                <w:strike w:val="false"/>
-                <w:sz w:val="20"/>
-                <w:szCs w:val="20"/>
-                <w:color w:val="000000"/>
-              </w:rPr>
-              <w:t xml:space="preserve">0.639</w:t>
-            </w:r>
-          </w:p>
-        </w:tc>
-      </w:tr>
-      <w:tr>
-        <w:trPr>
-          <w:trHeight w:val="728" w:hRule="auto"/>
-        </w:trPr>
-        <w:tc>
-          <w:tcPr>
-            <w:vMerge/>
-            <w:tcBorders>
-              <w:bottom w:val="single" w:sz="14" w:space="0" w:color="2C3E50"/>
-              <w:top w:val="single" w:sz="4" w:space="0" w:color="DDDDDD"/>
-              <w:left w:val="single" w:sz="12" w:space="0" w:color="666666"/>
-              <w:right w:val="single" w:sz="10" w:space="0" w:color="2C3E50"/>
-            </w:tcBorders>
-            <w:shd w:val="clear" w:color="auto" w:fill="ECF0F1"/>
-            <w:tcMar>
-              <w:top w:w="0" w:type="dxa"/>
-              <w:bottom w:w="0" w:type="dxa"/>
-              <w:left w:w="0" w:type="dxa"/>
-              <w:right w:w="0" w:type="dxa"/>
-            </w:tcMar>
-            <w:vAlign w:val="center"/>
-          </w:tcPr>
-          <w:p>
-            <w:pPr>
-              <w:pStyle w:val="Normal"/>
-              <w:jc w:val="center"/>
-              <w:pBdr>
-                <w:bottom w:val="none" w:sz="0" w:space="0" w:color="000000"/>
-                <w:top w:val="none" w:sz="0" w:space="0" w:color="000000"/>
-                <w:left w:val="none" w:sz="0" w:space="0" w:color="000000"/>
-                <w:right w:val="none" w:sz="0" w:space="0" w:color="000000"/>
-              </w:pBdr>
-              <w:spacing w:after="160" w:before="160" w:line="312"/>
-              <w:ind w:left="160" w:right="160" w:firstLine="0" w:firstLineChars="0"/>
-              <w:rPr>
-                <w:rFonts w:ascii="Calibri" w:hAnsi="Calibri" w:eastAsia="Calibri" w:cs="Calibri"/>
-                <w:i w:val="false"/>
-                <w:b w:val="true"/>
-                <w:u w:val="none"/>
-                <w:strike w:val="false"/>
-                <w:sz w:val="22"/>
-                <w:szCs w:val="22"/>
-                <w:color w:val="000000"/>
-              </w:rPr>
-            </w:pPr>
-          </w:p>
-        </w:tc>
-        <w:tc>
-          <w:tcPr>
-            <w:tcBorders>
-              <w:bottom w:val="single" w:sz="14" w:space="0" w:color="2C3E50"/>
-              <w:top w:val="single" w:sz="4" w:space="0" w:color="DDDDDD"/>
-              <w:left w:val="single" w:sz="10" w:space="0" w:color="2C3E50"/>
-              <w:right w:val="single" w:sz="4" w:space="0" w:color="DDDDDD"/>
-            </w:tcBorders>
-            <w:shd w:val="clear" w:color="auto" w:fill="FFFFFF"/>
-            <w:tcMar>
-              <w:top w:w="0" w:type="dxa"/>
-              <w:bottom w:w="0" w:type="dxa"/>
-              <w:left w:w="0" w:type="dxa"/>
-              <w:right w:w="0" w:type="dxa"/>
-            </w:tcMar>
-            <w:vAlign w:val="center"/>
-          </w:tcPr>
-          <w:p>
-            <w:pPr>
-              <w:pStyle w:val="Normal"/>
-              <w:jc w:val="center"/>
-              <w:pBdr>
-                <w:bottom w:val="none" w:sz="0" w:space="0" w:color="000000"/>
-                <w:top w:val="none" w:sz="0" w:space="0" w:color="000000"/>
-                <w:left w:val="none" w:sz="0" w:space="0" w:color="000000"/>
-                <w:right w:val="none" w:sz="0" w:space="0" w:color="000000"/>
-              </w:pBdr>
-              <w:spacing w:after="160" w:before="160" w:line="312"/>
-              <w:ind w:left="160" w:right="160" w:firstLine="0" w:firstLineChars="0"/>
-              <w:rPr>
-                <w:rFonts w:ascii="Calibri" w:hAnsi="Calibri" w:eastAsia="Calibri" w:cs="Calibri"/>
-                <w:i w:val="false"/>
-                <w:b w:val="false"/>
-                <w:u w:val="none"/>
-                <w:strike w:val="false"/>
-                <w:sz w:val="20"/>
-                <w:szCs w:val="20"/>
-                <w:color w:val="000000"/>
-              </w:rPr>
-            </w:pPr>
-            <w:r>
-              <w:rPr>
-                <w:rFonts w:ascii="Calibri" w:hAnsi="Calibri" w:eastAsia="Calibri" w:cs="Calibri"/>
-                <w:i w:val="false"/>
-                <w:b w:val="false"/>
-                <w:u w:val="none"/>
-                <w:strike w:val="false"/>
-                <w:sz w:val="20"/>
-                <w:szCs w:val="20"/>
-                <w:color w:val="000000"/>
-              </w:rPr>
-              <w:t xml:space="preserve">mBRAVE</w:t>
-            </w:r>
-          </w:p>
-        </w:tc>
-        <w:tc>
-          <w:tcPr>
-            <w:tcBorders>
-              <w:bottom w:val="single" w:sz="14" w:space="0" w:color="2C3E50"/>
-              <w:top w:val="single" w:sz="4" w:space="0" w:color="DDDDDD"/>
-              <w:left w:val="single" w:sz="4" w:space="0" w:color="DDDDDD"/>
-              <w:right w:val="single" w:sz="4" w:space="0" w:color="DDDDDD"/>
-            </w:tcBorders>
-            <w:shd w:val="clear" w:color="auto" w:fill="FFFFFF"/>
-            <w:tcMar>
-              <w:top w:w="0" w:type="dxa"/>
-              <w:bottom w:w="0" w:type="dxa"/>
-              <w:left w:w="0" w:type="dxa"/>
-              <w:right w:w="0" w:type="dxa"/>
-            </w:tcMar>
-            <w:vAlign w:val="center"/>
-          </w:tcPr>
-          <w:p>
-            <w:pPr>
-              <w:pStyle w:val="Normal"/>
-              <w:jc w:val="center"/>
-              <w:pBdr>
-                <w:bottom w:val="none" w:sz="0" w:space="0" w:color="000000"/>
-                <w:top w:val="none" w:sz="0" w:space="0" w:color="000000"/>
-                <w:left w:val="none" w:sz="0" w:space="0" w:color="000000"/>
-                <w:right w:val="none" w:sz="0" w:space="0" w:color="000000"/>
-              </w:pBdr>
-              <w:spacing w:after="160" w:before="160" w:line="312"/>
-              <w:ind w:left="160" w:right="160" w:firstLine="0" w:firstLineChars="0"/>
-              <w:rPr>
-                <w:rFonts w:ascii="Calibri" w:hAnsi="Calibri" w:eastAsia="Calibri" w:cs="Calibri"/>
-                <w:i w:val="false"/>
-                <w:b w:val="true"/>
-                <w:u w:val="none"/>
-                <w:strike w:val="false"/>
-                <w:sz w:val="20"/>
-                <w:szCs w:val="20"/>
-                <w:color w:val="E67E22"/>
-              </w:rPr>
-            </w:pPr>
-            <w:r>
-              <w:rPr>
-                <w:rFonts w:ascii="Calibri" w:hAnsi="Calibri" w:eastAsia="Calibri" w:cs="Calibri"/>
-                <w:i w:val="false"/>
-                <w:b w:val="true"/>
-                <w:u w:val="none"/>
-                <w:strike w:val="false"/>
-                <w:sz w:val="20"/>
-                <w:szCs w:val="20"/>
-                <w:color w:val="E67E22"/>
-              </w:rPr>
-              <w:t xml:space="preserve">Illumina</w:t>
-            </w:r>
-          </w:p>
-        </w:tc>
-        <w:tc>
-          <w:tcPr>
-            <w:tcBorders>
-              <w:bottom w:val="single" w:sz="14" w:space="0" w:color="2C3E50"/>
-              <w:top w:val="single" w:sz="4" w:space="0" w:color="DDDDDD"/>
-              <w:left w:val="single" w:sz="4" w:space="0" w:color="DDDDDD"/>
-              <w:right w:val="single" w:sz="4" w:space="0" w:color="DDDDDD"/>
-            </w:tcBorders>
-            <w:shd w:val="clear" w:color="auto" w:fill="FFFFFF"/>
-            <w:tcMar>
-              <w:top w:w="0" w:type="dxa"/>
-              <w:bottom w:w="0" w:type="dxa"/>
-              <w:left w:w="0" w:type="dxa"/>
-              <w:right w:w="0" w:type="dxa"/>
-            </w:tcMar>
-            <w:vAlign w:val="center"/>
-          </w:tcPr>
-          <w:p>
-            <w:pPr>
-              <w:pStyle w:val="Normal"/>
-              <w:jc w:val="center"/>
-              <w:pBdr>
-                <w:bottom w:val="none" w:sz="0" w:space="0" w:color="000000"/>
-                <w:top w:val="none" w:sz="0" w:space="0" w:color="000000"/>
-                <w:left w:val="none" w:sz="0" w:space="0" w:color="000000"/>
-                <w:right w:val="none" w:sz="0" w:space="0" w:color="000000"/>
-              </w:pBdr>
-              <w:spacing w:after="160" w:before="160" w:line="312"/>
-              <w:ind w:left="160" w:right="160" w:firstLine="0" w:firstLineChars="0"/>
-              <w:rPr>
-                <w:rFonts w:ascii="Calibri" w:hAnsi="Calibri" w:eastAsia="Calibri" w:cs="Calibri"/>
-                <w:i w:val="false"/>
-                <w:b w:val="false"/>
-                <w:u w:val="none"/>
-                <w:strike w:val="false"/>
-                <w:sz w:val="20"/>
-                <w:szCs w:val="20"/>
-                <w:color w:val="000000"/>
-              </w:rPr>
-            </w:pPr>
-            <w:r>
-              <w:rPr>
-                <w:rFonts w:ascii="Calibri" w:hAnsi="Calibri" w:eastAsia="Calibri" w:cs="Calibri"/>
-                <w:i w:val="false"/>
-                <w:b w:val="false"/>
-                <w:u w:val="none"/>
-                <w:strike w:val="false"/>
-                <w:sz w:val="20"/>
-                <w:szCs w:val="20"/>
-                <w:color w:val="000000"/>
-              </w:rPr>
-              <w:t xml:space="preserve">33</w:t>
-            </w:r>
-          </w:p>
-        </w:tc>
-        <w:tc>
-          <w:tcPr>
-            <w:tcBorders>
-              <w:bottom w:val="single" w:sz="14" w:space="0" w:color="2C3E50"/>
-              <w:top w:val="single" w:sz="4" w:space="0" w:color="DDDDDD"/>
-              <w:left w:val="single" w:sz="4" w:space="0" w:color="DDDDDD"/>
-              <w:right w:val="single" w:sz="4" w:space="0" w:color="DDDDDD"/>
-            </w:tcBorders>
-            <w:shd w:val="clear" w:color="auto" w:fill="FFFFFF"/>
-            <w:tcMar>
-              <w:top w:w="0" w:type="dxa"/>
-              <w:bottom w:w="0" w:type="dxa"/>
-              <w:left w:w="0" w:type="dxa"/>
-              <w:right w:w="0" w:type="dxa"/>
-            </w:tcMar>
-            <w:vAlign w:val="center"/>
-          </w:tcPr>
-          <w:p>
-            <w:pPr>
-              <w:pStyle w:val="Normal"/>
-              <w:jc w:val="center"/>
-              <w:pBdr>
-                <w:bottom w:val="none" w:sz="0" w:space="0" w:color="000000"/>
-                <w:top w:val="none" w:sz="0" w:space="0" w:color="000000"/>
-                <w:left w:val="none" w:sz="0" w:space="0" w:color="000000"/>
-                <w:right w:val="none" w:sz="0" w:space="0" w:color="000000"/>
-              </w:pBdr>
-              <w:spacing w:after="160" w:before="160" w:line="312"/>
-              <w:ind w:left="160" w:right="160" w:firstLine="0" w:firstLineChars="0"/>
-              <w:rPr>
-                <w:rFonts w:ascii="Calibri" w:hAnsi="Calibri" w:eastAsia="Calibri" w:cs="Calibri"/>
-                <w:i w:val="false"/>
-                <w:b w:val="false"/>
-                <w:u w:val="none"/>
-                <w:strike w:val="false"/>
-                <w:sz w:val="20"/>
-                <w:szCs w:val="20"/>
-                <w:color w:val="000000"/>
-              </w:rPr>
-            </w:pPr>
-            <w:r>
-              <w:rPr>
-                <w:rFonts w:ascii="Calibri" w:hAnsi="Calibri" w:eastAsia="Calibri" w:cs="Calibri"/>
-                <w:i w:val="false"/>
-                <w:b w:val="false"/>
-                <w:u w:val="none"/>
-                <w:strike w:val="false"/>
-                <w:sz w:val="20"/>
-                <w:szCs w:val="20"/>
-                <w:color w:val="000000"/>
-              </w:rPr>
-              <w:t xml:space="preserve">4</w:t>
-            </w:r>
-          </w:p>
-        </w:tc>
-        <w:tc>
-          <w:tcPr>
-            <w:tcBorders>
-              <w:bottom w:val="single" w:sz="14" w:space="0" w:color="2C3E50"/>
-              <w:top w:val="single" w:sz="4" w:space="0" w:color="DDDDDD"/>
-              <w:left w:val="single" w:sz="4" w:space="0" w:color="DDDDDD"/>
-              <w:right w:val="single" w:sz="4" w:space="0" w:color="DDDDDD"/>
-            </w:tcBorders>
-            <w:shd w:val="clear" w:color="auto" w:fill="FFFFFF"/>
-            <w:tcMar>
-              <w:top w:w="0" w:type="dxa"/>
-              <w:bottom w:w="0" w:type="dxa"/>
-              <w:left w:w="0" w:type="dxa"/>
-              <w:right w:w="0" w:type="dxa"/>
-            </w:tcMar>
-            <w:vAlign w:val="center"/>
-          </w:tcPr>
-          <w:p>
-            <w:pPr>
-              <w:pStyle w:val="Normal"/>
-              <w:jc w:val="center"/>
-              <w:pBdr>
-                <w:bottom w:val="none" w:sz="0" w:space="0" w:color="000000"/>
-                <w:top w:val="none" w:sz="0" w:space="0" w:color="000000"/>
-                <w:left w:val="none" w:sz="0" w:space="0" w:color="000000"/>
-                <w:right w:val="none" w:sz="0" w:space="0" w:color="000000"/>
-              </w:pBdr>
-              <w:spacing w:after="160" w:before="160" w:line="312"/>
-              <w:ind w:left="160" w:right="160" w:firstLine="0" w:firstLineChars="0"/>
-              <w:rPr>
-                <w:rFonts w:ascii="Calibri" w:hAnsi="Calibri" w:eastAsia="Calibri" w:cs="Calibri"/>
-                <w:i w:val="false"/>
-                <w:b w:val="false"/>
-                <w:u w:val="none"/>
-                <w:strike w:val="false"/>
-                <w:sz w:val="20"/>
-                <w:szCs w:val="20"/>
-                <w:color w:val="000000"/>
-              </w:rPr>
-            </w:pPr>
-            <w:r>
-              <w:rPr>
-                <w:rFonts w:ascii="Calibri" w:hAnsi="Calibri" w:eastAsia="Calibri" w:cs="Calibri"/>
-                <w:i w:val="false"/>
-                <w:b w:val="false"/>
-                <w:u w:val="none"/>
-                <w:strike w:val="false"/>
-                <w:sz w:val="20"/>
-                <w:szCs w:val="20"/>
-                <w:color w:val="000000"/>
-              </w:rPr>
-              <w:t xml:space="preserve">56.6M</w:t>
-            </w:r>
-          </w:p>
-        </w:tc>
-        <w:tc>
-          <w:tcPr>
-            <w:tcBorders>
-              <w:bottom w:val="single" w:sz="14" w:space="0" w:color="2C3E50"/>
-              <w:top w:val="single" w:sz="4" w:space="0" w:color="DDDDDD"/>
-              <w:left w:val="single" w:sz="4" w:space="0" w:color="DDDDDD"/>
-              <w:right w:val="single" w:sz="4" w:space="0" w:color="DDDDDD"/>
-            </w:tcBorders>
-            <w:shd w:val="clear" w:color="auto" w:fill="66AF66"/>
-            <w:tcMar>
-              <w:top w:w="0" w:type="dxa"/>
-              <w:bottom w:w="0" w:type="dxa"/>
-              <w:left w:w="0" w:type="dxa"/>
-              <w:right w:w="0" w:type="dxa"/>
-            </w:tcMar>
-            <w:vAlign w:val="center"/>
-          </w:tcPr>
-          <w:p>
-            <w:pPr>
-              <w:pStyle w:val="Normal"/>
-              <w:jc w:val="center"/>
-              <w:pBdr>
-                <w:bottom w:val="none" w:sz="0" w:space="0" w:color="000000"/>
-                <w:top w:val="none" w:sz="0" w:space="0" w:color="000000"/>
-                <w:left w:val="none" w:sz="0" w:space="0" w:color="000000"/>
-                <w:right w:val="none" w:sz="0" w:space="0" w:color="000000"/>
-              </w:pBdr>
-              <w:spacing w:after="160" w:before="160" w:line="312"/>
-              <w:ind w:left="160" w:right="160" w:firstLine="0" w:firstLineChars="0"/>
-              <w:rPr>
-                <w:rFonts w:ascii="Calibri" w:hAnsi="Calibri" w:eastAsia="Calibri" w:cs="Calibri"/>
-                <w:i w:val="false"/>
-                <w:b w:val="false"/>
-                <w:u w:val="none"/>
-                <w:strike w:val="false"/>
-                <w:sz w:val="20"/>
-                <w:szCs w:val="20"/>
-                <w:color w:val="000000"/>
-              </w:rPr>
-            </w:pPr>
-            <w:r>
-              <w:rPr>
-                <w:rFonts w:ascii="Calibri" w:hAnsi="Calibri" w:eastAsia="Calibri" w:cs="Calibri"/>
-                <w:i w:val="false"/>
-                <w:b w:val="false"/>
-                <w:u w:val="none"/>
-                <w:strike w:val="false"/>
-                <w:sz w:val="20"/>
-                <w:szCs w:val="20"/>
-                <w:color w:val="000000"/>
-              </w:rPr>
-              <w:t xml:space="preserve">0.810</w:t>
-            </w:r>
-          </w:p>
-        </w:tc>
-        <w:tc>
-          <w:tcPr>
-            <w:tcBorders>
-              <w:bottom w:val="single" w:sz="14" w:space="0" w:color="2C3E50"/>
-              <w:top w:val="single" w:sz="4" w:space="0" w:color="DDDDDD"/>
-              <w:left w:val="single" w:sz="4" w:space="0" w:color="DDDDDD"/>
-              <w:right w:val="single" w:sz="4" w:space="0" w:color="DDDDDD"/>
-            </w:tcBorders>
-            <w:shd w:val="clear" w:color="auto" w:fill="228B22"/>
-            <w:tcMar>
-              <w:top w:w="0" w:type="dxa"/>
-              <w:bottom w:w="0" w:type="dxa"/>
-              <w:left w:w="0" w:type="dxa"/>
-              <w:right w:w="0" w:type="dxa"/>
-            </w:tcMar>
-            <w:vAlign w:val="center"/>
-          </w:tcPr>
-          <w:p>
-            <w:pPr>
-              <w:pStyle w:val="Normal"/>
-              <w:jc w:val="center"/>
-              <w:pBdr>
-                <w:bottom w:val="none" w:sz="0" w:space="0" w:color="000000"/>
-                <w:top w:val="none" w:sz="0" w:space="0" w:color="000000"/>
-                <w:left w:val="none" w:sz="0" w:space="0" w:color="000000"/>
-                <w:right w:val="none" w:sz="0" w:space="0" w:color="000000"/>
-              </w:pBdr>
-              <w:spacing w:after="160" w:before="160" w:line="312"/>
-              <w:ind w:left="160" w:right="160" w:firstLine="0" w:firstLineChars="0"/>
-              <w:rPr>
-                <w:rFonts w:ascii="Calibri" w:hAnsi="Calibri" w:eastAsia="Calibri" w:cs="Calibri"/>
-                <w:i w:val="false"/>
-                <w:b w:val="false"/>
-                <w:u w:val="none"/>
-                <w:strike w:val="false"/>
-                <w:sz w:val="20"/>
-                <w:szCs w:val="20"/>
-                <w:color w:val="000000"/>
-              </w:rPr>
-            </w:pPr>
-            <w:r>
-              <w:rPr>
-                <w:rFonts w:ascii="Calibri" w:hAnsi="Calibri" w:eastAsia="Calibri" w:cs="Calibri"/>
-                <w:i w:val="false"/>
-                <w:b w:val="false"/>
-                <w:u w:val="none"/>
-                <w:strike w:val="false"/>
-                <w:sz w:val="20"/>
-                <w:szCs w:val="20"/>
-                <w:color w:val="000000"/>
-              </w:rPr>
-              <w:t xml:space="preserve">0.912</w:t>
-            </w:r>
-          </w:p>
-        </w:tc>
-        <w:tc>
-          <w:tcPr>
-            <w:tcBorders>
-              <w:bottom w:val="single" w:sz="14" w:space="0" w:color="2C3E50"/>
-              <w:top w:val="single" w:sz="4" w:space="0" w:color="DDDDDD"/>
-              <w:left w:val="single" w:sz="4" w:space="0" w:color="DDDDDD"/>
-              <w:right w:val="single" w:sz="4" w:space="0" w:color="DDDDDD"/>
-            </w:tcBorders>
-            <w:shd w:val="clear" w:color="auto" w:fill="FFFFFF"/>
-            <w:tcMar>
-              <w:top w:w="0" w:type="dxa"/>
-              <w:bottom w:w="0" w:type="dxa"/>
-              <w:left w:w="0" w:type="dxa"/>
-              <w:right w:w="0" w:type="dxa"/>
-            </w:tcMar>
-            <w:vAlign w:val="center"/>
-          </w:tcPr>
-          <w:p>
-            <w:pPr>
-              <w:pStyle w:val="Normal"/>
-              <w:jc w:val="center"/>
-              <w:pBdr>
-                <w:bottom w:val="none" w:sz="0" w:space="0" w:color="000000"/>
-                <w:top w:val="none" w:sz="0" w:space="0" w:color="000000"/>
-                <w:left w:val="none" w:sz="0" w:space="0" w:color="000000"/>
-                <w:right w:val="none" w:sz="0" w:space="0" w:color="000000"/>
-              </w:pBdr>
-              <w:spacing w:after="160" w:before="160" w:line="312"/>
-              <w:ind w:left="160" w:right="160" w:firstLine="0" w:firstLineChars="0"/>
-              <w:rPr>
-                <w:rFonts w:ascii="Calibri" w:hAnsi="Calibri" w:eastAsia="Calibri" w:cs="Calibri"/>
-                <w:i w:val="false"/>
-                <w:b w:val="false"/>
-                <w:u w:val="none"/>
-                <w:strike w:val="false"/>
-                <w:sz w:val="20"/>
-                <w:szCs w:val="20"/>
-                <w:color w:val="000000"/>
-              </w:rPr>
-            </w:pPr>
-            <w:r>
-              <w:rPr>
-                <w:rFonts w:ascii="Calibri" w:hAnsi="Calibri" w:eastAsia="Calibri" w:cs="Calibri"/>
-                <w:i w:val="false"/>
-                <w:b w:val="false"/>
-                <w:u w:val="none"/>
-                <w:strike w:val="false"/>
-                <w:sz w:val="20"/>
-                <w:szCs w:val="20"/>
-                <w:color w:val="000000"/>
-              </w:rPr>
-              <w:t xml:space="preserve">0.379</w:t>
-            </w:r>
-          </w:p>
-        </w:tc>
-        <w:tc>
-          <w:tcPr>
-            <w:tcBorders>
-              <w:bottom w:val="single" w:sz="14" w:space="0" w:color="2C3E50"/>
-              <w:top w:val="single" w:sz="4" w:space="0" w:color="DDDDDD"/>
-              <w:left w:val="single" w:sz="4" w:space="0" w:color="DDDDDD"/>
-              <w:right w:val="single" w:sz="4" w:space="0" w:color="DDDDDD"/>
-            </w:tcBorders>
-            <w:shd w:val="clear" w:color="auto" w:fill="62AD62"/>
-            <w:tcMar>
-              <w:top w:w="0" w:type="dxa"/>
-              <w:bottom w:w="0" w:type="dxa"/>
-              <w:left w:w="0" w:type="dxa"/>
-              <w:right w:w="0" w:type="dxa"/>
-            </w:tcMar>
-            <w:vAlign w:val="center"/>
-          </w:tcPr>
-          <w:p>
-            <w:pPr>
-              <w:pStyle w:val="Normal"/>
-              <w:jc w:val="center"/>
-              <w:pBdr>
-                <w:bottom w:val="none" w:sz="0" w:space="0" w:color="000000"/>
-                <w:top w:val="none" w:sz="0" w:space="0" w:color="000000"/>
-                <w:left w:val="none" w:sz="0" w:space="0" w:color="000000"/>
-                <w:right w:val="none" w:sz="0" w:space="0" w:color="000000"/>
-              </w:pBdr>
-              <w:spacing w:after="160" w:before="160" w:line="312"/>
-              <w:ind w:left="160" w:right="160" w:firstLine="0" w:firstLineChars="0"/>
-              <w:rPr>
-                <w:rFonts w:ascii="Calibri" w:hAnsi="Calibri" w:eastAsia="Calibri" w:cs="Calibri"/>
-                <w:i w:val="false"/>
-                <w:b w:val="false"/>
-                <w:u w:val="none"/>
-                <w:strike w:val="false"/>
-                <w:sz w:val="20"/>
-                <w:szCs w:val="20"/>
-                <w:color w:val="000000"/>
-              </w:rPr>
-            </w:pPr>
-            <w:r>
-              <w:rPr>
-                <w:rFonts w:ascii="Calibri" w:hAnsi="Calibri" w:eastAsia="Calibri" w:cs="Calibri"/>
-                <w:i w:val="false"/>
-                <w:b w:val="false"/>
-                <w:u w:val="none"/>
-                <w:strike w:val="false"/>
-                <w:sz w:val="20"/>
-                <w:szCs w:val="20"/>
-                <w:color w:val="000000"/>
-              </w:rPr>
-              <w:t xml:space="preserve">0.332 ± 0.103</w:t>
-            </w:r>
-          </w:p>
-        </w:tc>
-        <w:tc>
-          <w:tcPr>
-            <w:tcBorders>
-              <w:bottom w:val="single" w:sz="14" w:space="0" w:color="2C3E50"/>
-              <w:top w:val="single" w:sz="4" w:space="0" w:color="DDDDDD"/>
-              <w:left w:val="single" w:sz="4" w:space="0" w:color="DDDDDD"/>
-              <w:right w:val="single" w:sz="4" w:space="0" w:color="DDDDDD"/>
-            </w:tcBorders>
-            <w:shd w:val="clear" w:color="auto" w:fill="4FA34F"/>
-            <w:tcMar>
-              <w:top w:w="0" w:type="dxa"/>
-              <w:bottom w:w="0" w:type="dxa"/>
-              <w:left w:w="0" w:type="dxa"/>
-              <w:right w:w="0" w:type="dxa"/>
-            </w:tcMar>
-            <w:vAlign w:val="center"/>
-          </w:tcPr>
-          <w:p>
-            <w:pPr>
-              <w:pStyle w:val="Normal"/>
-              <w:jc w:val="center"/>
-              <w:pBdr>
-                <w:bottom w:val="none" w:sz="0" w:space="0" w:color="000000"/>
-                <w:top w:val="none" w:sz="0" w:space="0" w:color="000000"/>
-                <w:left w:val="none" w:sz="0" w:space="0" w:color="000000"/>
-                <w:right w:val="none" w:sz="0" w:space="0" w:color="000000"/>
-              </w:pBdr>
-              <w:spacing w:after="160" w:before="160" w:line="312"/>
-              <w:ind w:left="160" w:right="160" w:firstLine="0" w:firstLineChars="0"/>
-              <w:rPr>
-                <w:rFonts w:ascii="Calibri" w:hAnsi="Calibri" w:eastAsia="Calibri" w:cs="Calibri"/>
-                <w:i w:val="false"/>
-                <w:b w:val="false"/>
-                <w:u w:val="none"/>
-                <w:strike w:val="false"/>
-                <w:sz w:val="20"/>
-                <w:szCs w:val="20"/>
-                <w:color w:val="000000"/>
-              </w:rPr>
-            </w:pPr>
-            <w:r>
-              <w:rPr>
-                <w:rFonts w:ascii="Calibri" w:hAnsi="Calibri" w:eastAsia="Calibri" w:cs="Calibri"/>
-                <w:i w:val="false"/>
-                <w:b w:val="false"/>
-                <w:u w:val="none"/>
-                <w:strike w:val="false"/>
-                <w:sz w:val="20"/>
-                <w:szCs w:val="20"/>
-                <w:color w:val="000000"/>
-              </w:rPr>
-              <w:t xml:space="preserve">0.735</w:t>
-            </w:r>
-          </w:p>
-        </w:tc>
-        <w:tc>
-          <w:tcPr>
-            <w:tcBorders>
-              <w:bottom w:val="single" w:sz="14" w:space="0" w:color="2C3E50"/>
-              <w:top w:val="single" w:sz="4" w:space="0" w:color="DDDDDD"/>
-              <w:left w:val="single" w:sz="4" w:space="0" w:color="DDDDDD"/>
-              <w:right w:val="single" w:sz="12" w:space="0" w:color="666666"/>
-            </w:tcBorders>
-            <w:shd w:val="clear" w:color="auto" w:fill="288E28"/>
-            <w:tcMar>
-              <w:top w:w="0" w:type="dxa"/>
-              <w:bottom w:w="0" w:type="dxa"/>
-              <w:left w:w="0" w:type="dxa"/>
-              <w:right w:w="0" w:type="dxa"/>
-            </w:tcMar>
-            <w:vAlign w:val="center"/>
-          </w:tcPr>
-          <w:p>
-            <w:pPr>
-              <w:pStyle w:val="Normal"/>
-              <w:jc w:val="center"/>
-              <w:pBdr>
-                <w:bottom w:val="none" w:sz="0" w:space="0" w:color="000000"/>
-                <w:top w:val="none" w:sz="0" w:space="0" w:color="000000"/>
-                <w:left w:val="none" w:sz="0" w:space="0" w:color="000000"/>
-                <w:right w:val="none" w:sz="0" w:space="0" w:color="000000"/>
-              </w:pBdr>
-              <w:spacing w:after="160" w:before="160" w:line="312"/>
-              <w:ind w:left="160" w:right="160" w:firstLine="0" w:firstLineChars="0"/>
-              <w:rPr>
-                <w:rFonts w:ascii="Calibri" w:hAnsi="Calibri" w:eastAsia="Calibri" w:cs="Calibri"/>
-                <w:i w:val="false"/>
-                <w:b w:val="false"/>
-                <w:u w:val="none"/>
-                <w:strike w:val="false"/>
-                <w:sz w:val="20"/>
-                <w:szCs w:val="20"/>
-                <w:color w:val="000000"/>
-              </w:rPr>
-            </w:pPr>
-            <w:r>
-              <w:rPr>
-                <w:rFonts w:ascii="Calibri" w:hAnsi="Calibri" w:eastAsia="Calibri" w:cs="Calibri"/>
-                <w:i w:val="false"/>
-                <w:b w:val="false"/>
-                <w:u w:val="none"/>
-                <w:strike w:val="false"/>
-                <w:sz w:val="20"/>
-                <w:szCs w:val="20"/>
-                <w:color w:val="000000"/>
-              </w:rPr>
-              <w:t xml:space="preserve">0.777</w:t>
             </w:r>
           </w:p>
         </w:tc>
@@ -6256,7 +3631,7 @@
           <w:tcPr>
             <w:vMerge w:val="restart"/>
             <w:tcBorders>
-              <w:bottom w:val="single" w:sz="12" w:space="0" w:color="666666"/>
+              <w:bottom w:val="single" w:sz="14" w:space="0" w:color="2C3E50"/>
               <w:top w:val="single" w:sz="14" w:space="0" w:color="2C3E50"/>
               <w:left w:val="single" w:sz="12" w:space="0" w:color="666666"/>
               <w:right w:val="single" w:sz="10" w:space="0" w:color="2C3E50"/>
@@ -6330,7 +3705,7 @@
                 <w:szCs w:val="22"/>
                 <w:color w:val="000000"/>
               </w:rPr>
-              <w:t xml:space="preserve">(≥ 0.0005% of sample reads)</w:t>
+              <w:t xml:space="preserve">(&lt;e2&gt;&lt;89&gt;&lt;a5&gt; 0.0001% of sample reads)</w:t>
             </w:r>
           </w:p>
         </w:tc>
@@ -6495,7 +3870,7 @@
                 <w:szCs w:val="20"/>
                 <w:color w:val="000000"/>
               </w:rPr>
-              <w:t xml:space="preserve">16</w:t>
+              <w:t xml:space="preserve">&lt;e2&gt;&lt;89&gt;&lt;a5&gt;4</w:t>
             </w:r>
           </w:p>
         </w:tc>
@@ -6605,7 +3980,7 @@
                 <w:szCs w:val="20"/>
                 <w:color w:val="000000"/>
               </w:rPr>
-              <w:t xml:space="preserve">110.1M</w:t>
+              <w:t xml:space="preserve">110.2M</w:t>
             </w:r>
           </w:p>
         </w:tc>
@@ -6617,50 +3992,50 @@
               <w:left w:val="single" w:sz="4" w:space="0" w:color="DDDDDD"/>
               <w:right w:val="single" w:sz="4" w:space="0" w:color="DDDDDD"/>
             </w:tcBorders>
-            <w:shd w:val="clear" w:color="auto" w:fill="DFEEDF"/>
-            <w:tcMar>
-              <w:top w:w="0" w:type="dxa"/>
-              <w:bottom w:w="0" w:type="dxa"/>
-              <w:left w:w="0" w:type="dxa"/>
-              <w:right w:w="0" w:type="dxa"/>
-            </w:tcMar>
-            <w:vAlign w:val="center"/>
-          </w:tcPr>
-          <w:p>
-            <w:pPr>
-              <w:pStyle w:val="Normal"/>
-              <w:jc w:val="center"/>
-              <w:pBdr>
-                <w:bottom w:val="none" w:sz="0" w:space="0" w:color="000000"/>
-                <w:top w:val="none" w:sz="0" w:space="0" w:color="000000"/>
-                <w:left w:val="none" w:sz="0" w:space="0" w:color="000000"/>
-                <w:right w:val="none" w:sz="0" w:space="0" w:color="000000"/>
-              </w:pBdr>
-              <w:spacing w:after="160" w:before="160" w:line="312"/>
-              <w:ind w:left="160" w:right="160" w:firstLine="0" w:firstLineChars="0"/>
-              <w:rPr>
-                <w:rFonts w:ascii="Calibri" w:hAnsi="Calibri" w:eastAsia="Calibri" w:cs="Calibri"/>
-                <w:i w:val="false"/>
-                <w:b w:val="false"/>
-                <w:u w:val="none"/>
-                <w:strike w:val="false"/>
-                <w:sz w:val="20"/>
-                <w:szCs w:val="20"/>
-                <w:color w:val="000000"/>
-              </w:rPr>
-            </w:pPr>
-            <w:r>
-              <w:rPr>
-                <w:rFonts w:ascii="Calibri" w:hAnsi="Calibri" w:eastAsia="Calibri" w:cs="Calibri"/>
-                <w:i w:val="false"/>
-                <w:b w:val="false"/>
-                <w:u w:val="none"/>
-                <w:strike w:val="false"/>
-                <w:sz w:val="20"/>
-                <w:szCs w:val="20"/>
-                <w:color w:val="000000"/>
-              </w:rPr>
-              <w:t xml:space="preserve">0.764</w:t>
+            <w:shd w:val="clear" w:color="auto" w:fill="228B22"/>
+            <w:tcMar>
+              <w:top w:w="0" w:type="dxa"/>
+              <w:bottom w:w="0" w:type="dxa"/>
+              <w:left w:w="0" w:type="dxa"/>
+              <w:right w:w="0" w:type="dxa"/>
+            </w:tcMar>
+            <w:vAlign w:val="center"/>
+          </w:tcPr>
+          <w:p>
+            <w:pPr>
+              <w:pStyle w:val="Normal"/>
+              <w:jc w:val="center"/>
+              <w:pBdr>
+                <w:bottom w:val="none" w:sz="0" w:space="0" w:color="000000"/>
+                <w:top w:val="none" w:sz="0" w:space="0" w:color="000000"/>
+                <w:left w:val="none" w:sz="0" w:space="0" w:color="000000"/>
+                <w:right w:val="none" w:sz="0" w:space="0" w:color="000000"/>
+              </w:pBdr>
+              <w:spacing w:after="160" w:before="160" w:line="312"/>
+              <w:ind w:left="160" w:right="160" w:firstLine="0" w:firstLineChars="0"/>
+              <w:rPr>
+                <w:rFonts w:ascii="Calibri" w:hAnsi="Calibri" w:eastAsia="Calibri" w:cs="Calibri"/>
+                <w:i w:val="false"/>
+                <w:b w:val="false"/>
+                <w:u w:val="none"/>
+                <w:strike w:val="false"/>
+                <w:sz w:val="20"/>
+                <w:szCs w:val="20"/>
+                <w:color w:val="000000"/>
+              </w:rPr>
+            </w:pPr>
+            <w:r>
+              <w:rPr>
+                <w:rFonts w:ascii="Calibri" w:hAnsi="Calibri" w:eastAsia="Calibri" w:cs="Calibri"/>
+                <w:i w:val="false"/>
+                <w:b w:val="false"/>
+                <w:u w:val="none"/>
+                <w:strike w:val="false"/>
+                <w:sz w:val="20"/>
+                <w:szCs w:val="20"/>
+                <w:color w:val="000000"/>
+              </w:rPr>
+              <w:t xml:space="preserve">0.872</w:t>
             </w:r>
           </w:p>
         </w:tc>
@@ -6672,50 +4047,50 @@
               <w:left w:val="single" w:sz="4" w:space="0" w:color="DDDDDD"/>
               <w:right w:val="single" w:sz="4" w:space="0" w:color="DDDDDD"/>
             </w:tcBorders>
-            <w:shd w:val="clear" w:color="auto" w:fill="80BC80"/>
-            <w:tcMar>
-              <w:top w:w="0" w:type="dxa"/>
-              <w:bottom w:w="0" w:type="dxa"/>
-              <w:left w:w="0" w:type="dxa"/>
-              <w:right w:w="0" w:type="dxa"/>
-            </w:tcMar>
-            <w:vAlign w:val="center"/>
-          </w:tcPr>
-          <w:p>
-            <w:pPr>
-              <w:pStyle w:val="Normal"/>
-              <w:jc w:val="center"/>
-              <w:pBdr>
-                <w:bottom w:val="none" w:sz="0" w:space="0" w:color="000000"/>
-                <w:top w:val="none" w:sz="0" w:space="0" w:color="000000"/>
-                <w:left w:val="none" w:sz="0" w:space="0" w:color="000000"/>
-                <w:right w:val="none" w:sz="0" w:space="0" w:color="000000"/>
-              </w:pBdr>
-              <w:spacing w:after="160" w:before="160" w:line="312"/>
-              <w:ind w:left="160" w:right="160" w:firstLine="0" w:firstLineChars="0"/>
-              <w:rPr>
-                <w:rFonts w:ascii="Calibri" w:hAnsi="Calibri" w:eastAsia="Calibri" w:cs="Calibri"/>
-                <w:i w:val="false"/>
-                <w:b w:val="false"/>
-                <w:u w:val="none"/>
-                <w:strike w:val="false"/>
-                <w:sz w:val="20"/>
-                <w:szCs w:val="20"/>
-                <w:color w:val="000000"/>
-              </w:rPr>
-            </w:pPr>
-            <w:r>
-              <w:rPr>
-                <w:rFonts w:ascii="Calibri" w:hAnsi="Calibri" w:eastAsia="Calibri" w:cs="Calibri"/>
-                <w:i w:val="false"/>
-                <w:b w:val="false"/>
-                <w:u w:val="none"/>
-                <w:strike w:val="false"/>
-                <w:sz w:val="20"/>
-                <w:szCs w:val="20"/>
-                <w:color w:val="000000"/>
-              </w:rPr>
-              <w:t xml:space="preserve">0.867</w:t>
+            <w:shd w:val="clear" w:color="auto" w:fill="74B674"/>
+            <w:tcMar>
+              <w:top w:w="0" w:type="dxa"/>
+              <w:bottom w:w="0" w:type="dxa"/>
+              <w:left w:w="0" w:type="dxa"/>
+              <w:right w:w="0" w:type="dxa"/>
+            </w:tcMar>
+            <w:vAlign w:val="center"/>
+          </w:tcPr>
+          <w:p>
+            <w:pPr>
+              <w:pStyle w:val="Normal"/>
+              <w:jc w:val="center"/>
+              <w:pBdr>
+                <w:bottom w:val="none" w:sz="0" w:space="0" w:color="000000"/>
+                <w:top w:val="none" w:sz="0" w:space="0" w:color="000000"/>
+                <w:left w:val="none" w:sz="0" w:space="0" w:color="000000"/>
+                <w:right w:val="none" w:sz="0" w:space="0" w:color="000000"/>
+              </w:pBdr>
+              <w:spacing w:after="160" w:before="160" w:line="312"/>
+              <w:ind w:left="160" w:right="160" w:firstLine="0" w:firstLineChars="0"/>
+              <w:rPr>
+                <w:rFonts w:ascii="Calibri" w:hAnsi="Calibri" w:eastAsia="Calibri" w:cs="Calibri"/>
+                <w:i w:val="false"/>
+                <w:b w:val="false"/>
+                <w:u w:val="none"/>
+                <w:strike w:val="false"/>
+                <w:sz w:val="20"/>
+                <w:szCs w:val="20"/>
+                <w:color w:val="000000"/>
+              </w:rPr>
+            </w:pPr>
+            <w:r>
+              <w:rPr>
+                <w:rFonts w:ascii="Calibri" w:hAnsi="Calibri" w:eastAsia="Calibri" w:cs="Calibri"/>
+                <w:i w:val="false"/>
+                <w:b w:val="false"/>
+                <w:u w:val="none"/>
+                <w:strike w:val="false"/>
+                <w:sz w:val="20"/>
+                <w:szCs w:val="20"/>
+                <w:color w:val="000000"/>
+              </w:rPr>
+              <w:t xml:space="preserve">0.879</w:t>
             </w:r>
           </w:p>
         </w:tc>
@@ -6727,50 +4102,50 @@
               <w:left w:val="single" w:sz="4" w:space="0" w:color="DDDDDD"/>
               <w:right w:val="single" w:sz="4" w:space="0" w:color="DDDDDD"/>
             </w:tcBorders>
-            <w:shd w:val="clear" w:color="auto" w:fill="54A554"/>
-            <w:tcMar>
-              <w:top w:w="0" w:type="dxa"/>
-              <w:bottom w:w="0" w:type="dxa"/>
-              <w:left w:w="0" w:type="dxa"/>
-              <w:right w:w="0" w:type="dxa"/>
-            </w:tcMar>
-            <w:vAlign w:val="center"/>
-          </w:tcPr>
-          <w:p>
-            <w:pPr>
-              <w:pStyle w:val="Normal"/>
-              <w:jc w:val="center"/>
-              <w:pBdr>
-                <w:bottom w:val="none" w:sz="0" w:space="0" w:color="000000"/>
-                <w:top w:val="none" w:sz="0" w:space="0" w:color="000000"/>
-                <w:left w:val="none" w:sz="0" w:space="0" w:color="000000"/>
-                <w:right w:val="none" w:sz="0" w:space="0" w:color="000000"/>
-              </w:pBdr>
-              <w:spacing w:after="160" w:before="160" w:line="312"/>
-              <w:ind w:left="160" w:right="160" w:firstLine="0" w:firstLineChars="0"/>
-              <w:rPr>
-                <w:rFonts w:ascii="Calibri" w:hAnsi="Calibri" w:eastAsia="Calibri" w:cs="Calibri"/>
-                <w:i w:val="false"/>
-                <w:b w:val="false"/>
-                <w:u w:val="none"/>
-                <w:strike w:val="false"/>
-                <w:sz w:val="20"/>
-                <w:szCs w:val="20"/>
-                <w:color w:val="000000"/>
-              </w:rPr>
-            </w:pPr>
-            <w:r>
-              <w:rPr>
-                <w:rFonts w:ascii="Calibri" w:hAnsi="Calibri" w:eastAsia="Calibri" w:cs="Calibri"/>
-                <w:i w:val="false"/>
-                <w:b w:val="false"/>
-                <w:u w:val="none"/>
-                <w:strike w:val="false"/>
-                <w:sz w:val="20"/>
-                <w:szCs w:val="20"/>
-                <w:color w:val="000000"/>
-              </w:rPr>
-              <w:t xml:space="preserve">0.431</w:t>
+            <w:shd w:val="clear" w:color="auto" w:fill="228B22"/>
+            <w:tcMar>
+              <w:top w:w="0" w:type="dxa"/>
+              <w:bottom w:w="0" w:type="dxa"/>
+              <w:left w:w="0" w:type="dxa"/>
+              <w:right w:w="0" w:type="dxa"/>
+            </w:tcMar>
+            <w:vAlign w:val="center"/>
+          </w:tcPr>
+          <w:p>
+            <w:pPr>
+              <w:pStyle w:val="Normal"/>
+              <w:jc w:val="center"/>
+              <w:pBdr>
+                <w:bottom w:val="none" w:sz="0" w:space="0" w:color="000000"/>
+                <w:top w:val="none" w:sz="0" w:space="0" w:color="000000"/>
+                <w:left w:val="none" w:sz="0" w:space="0" w:color="000000"/>
+                <w:right w:val="none" w:sz="0" w:space="0" w:color="000000"/>
+              </w:pBdr>
+              <w:spacing w:after="160" w:before="160" w:line="312"/>
+              <w:ind w:left="160" w:right="160" w:firstLine="0" w:firstLineChars="0"/>
+              <w:rPr>
+                <w:rFonts w:ascii="Calibri" w:hAnsi="Calibri" w:eastAsia="Calibri" w:cs="Calibri"/>
+                <w:i w:val="false"/>
+                <w:b w:val="false"/>
+                <w:u w:val="none"/>
+                <w:strike w:val="false"/>
+                <w:sz w:val="20"/>
+                <w:szCs w:val="20"/>
+                <w:color w:val="000000"/>
+              </w:rPr>
+            </w:pPr>
+            <w:r>
+              <w:rPr>
+                <w:rFonts w:ascii="Calibri" w:hAnsi="Calibri" w:eastAsia="Calibri" w:cs="Calibri"/>
+                <w:i w:val="false"/>
+                <w:b w:val="false"/>
+                <w:u w:val="none"/>
+                <w:strike w:val="false"/>
+                <w:sz w:val="20"/>
+                <w:szCs w:val="20"/>
+                <w:color w:val="000000"/>
+              </w:rPr>
+              <w:t xml:space="preserve">0.476</w:t>
             </w:r>
           </w:p>
         </w:tc>
@@ -6825,7 +4200,7 @@
                 <w:szCs w:val="20"/>
                 <w:color w:val="000000"/>
               </w:rPr>
-              <w:t xml:space="preserve">0.289 ± 0.104</w:t>
+              <w:t xml:space="preserve">0.285 &lt;c2&gt;&lt;b1&gt; 0.118</w:t>
             </w:r>
           </w:p>
         </w:tc>
@@ -6837,50 +4212,50 @@
               <w:left w:val="single" w:sz="4" w:space="0" w:color="DDDDDD"/>
               <w:right w:val="single" w:sz="4" w:space="0" w:color="DDDDDD"/>
             </w:tcBorders>
-            <w:shd w:val="clear" w:color="auto" w:fill="6EB36E"/>
-            <w:tcMar>
-              <w:top w:w="0" w:type="dxa"/>
-              <w:bottom w:w="0" w:type="dxa"/>
-              <w:left w:w="0" w:type="dxa"/>
-              <w:right w:w="0" w:type="dxa"/>
-            </w:tcMar>
-            <w:vAlign w:val="center"/>
-          </w:tcPr>
-          <w:p>
-            <w:pPr>
-              <w:pStyle w:val="Normal"/>
-              <w:jc w:val="center"/>
-              <w:pBdr>
-                <w:bottom w:val="none" w:sz="0" w:space="0" w:color="000000"/>
-                <w:top w:val="none" w:sz="0" w:space="0" w:color="000000"/>
-                <w:left w:val="none" w:sz="0" w:space="0" w:color="000000"/>
-                <w:right w:val="none" w:sz="0" w:space="0" w:color="000000"/>
-              </w:pBdr>
-              <w:spacing w:after="160" w:before="160" w:line="312"/>
-              <w:ind w:left="160" w:right="160" w:firstLine="0" w:firstLineChars="0"/>
-              <w:rPr>
-                <w:rFonts w:ascii="Calibri" w:hAnsi="Calibri" w:eastAsia="Calibri" w:cs="Calibri"/>
-                <w:i w:val="false"/>
-                <w:b w:val="false"/>
-                <w:u w:val="none"/>
-                <w:strike w:val="false"/>
-                <w:sz w:val="20"/>
-                <w:szCs w:val="20"/>
-                <w:color w:val="000000"/>
-              </w:rPr>
-            </w:pPr>
-            <w:r>
-              <w:rPr>
-                <w:rFonts w:ascii="Calibri" w:hAnsi="Calibri" w:eastAsia="Calibri" w:cs="Calibri"/>
-                <w:i w:val="false"/>
-                <w:b w:val="false"/>
-                <w:u w:val="none"/>
-                <w:strike w:val="false"/>
-                <w:sz w:val="20"/>
-                <w:szCs w:val="20"/>
-                <w:color w:val="000000"/>
-              </w:rPr>
-              <w:t xml:space="preserve">0.718</w:t>
+            <w:shd w:val="clear" w:color="auto" w:fill="72B572"/>
+            <w:tcMar>
+              <w:top w:w="0" w:type="dxa"/>
+              <w:bottom w:w="0" w:type="dxa"/>
+              <w:left w:w="0" w:type="dxa"/>
+              <w:right w:w="0" w:type="dxa"/>
+            </w:tcMar>
+            <w:vAlign w:val="center"/>
+          </w:tcPr>
+          <w:p>
+            <w:pPr>
+              <w:pStyle w:val="Normal"/>
+              <w:jc w:val="center"/>
+              <w:pBdr>
+                <w:bottom w:val="none" w:sz="0" w:space="0" w:color="000000"/>
+                <w:top w:val="none" w:sz="0" w:space="0" w:color="000000"/>
+                <w:left w:val="none" w:sz="0" w:space="0" w:color="000000"/>
+                <w:right w:val="none" w:sz="0" w:space="0" w:color="000000"/>
+              </w:pBdr>
+              <w:spacing w:after="160" w:before="160" w:line="312"/>
+              <w:ind w:left="160" w:right="160" w:firstLine="0" w:firstLineChars="0"/>
+              <w:rPr>
+                <w:rFonts w:ascii="Calibri" w:hAnsi="Calibri" w:eastAsia="Calibri" w:cs="Calibri"/>
+                <w:i w:val="false"/>
+                <w:b w:val="false"/>
+                <w:u w:val="none"/>
+                <w:strike w:val="false"/>
+                <w:sz w:val="20"/>
+                <w:szCs w:val="20"/>
+                <w:color w:val="000000"/>
+              </w:rPr>
+            </w:pPr>
+            <w:r>
+              <w:rPr>
+                <w:rFonts w:ascii="Calibri" w:hAnsi="Calibri" w:eastAsia="Calibri" w:cs="Calibri"/>
+                <w:i w:val="false"/>
+                <w:b w:val="false"/>
+                <w:u w:val="none"/>
+                <w:strike w:val="false"/>
+                <w:sz w:val="20"/>
+                <w:szCs w:val="20"/>
+                <w:color w:val="000000"/>
+              </w:rPr>
+              <w:t xml:space="preserve">0.801</w:t>
             </w:r>
           </w:p>
         </w:tc>
@@ -6892,50 +4267,50 @@
               <w:left w:val="single" w:sz="4" w:space="0" w:color="DDDDDD"/>
               <w:right w:val="single" w:sz="12" w:space="0" w:color="666666"/>
             </w:tcBorders>
-            <w:shd w:val="clear" w:color="auto" w:fill="459D45"/>
-            <w:tcMar>
-              <w:top w:w="0" w:type="dxa"/>
-              <w:bottom w:w="0" w:type="dxa"/>
-              <w:left w:w="0" w:type="dxa"/>
-              <w:right w:w="0" w:type="dxa"/>
-            </w:tcMar>
-            <w:vAlign w:val="center"/>
-          </w:tcPr>
-          <w:p>
-            <w:pPr>
-              <w:pStyle w:val="Normal"/>
-              <w:jc w:val="center"/>
-              <w:pBdr>
-                <w:bottom w:val="none" w:sz="0" w:space="0" w:color="000000"/>
-                <w:top w:val="none" w:sz="0" w:space="0" w:color="000000"/>
-                <w:left w:val="none" w:sz="0" w:space="0" w:color="000000"/>
-                <w:right w:val="none" w:sz="0" w:space="0" w:color="000000"/>
-              </w:pBdr>
-              <w:spacing w:after="160" w:before="160" w:line="312"/>
-              <w:ind w:left="160" w:right="160" w:firstLine="0" w:firstLineChars="0"/>
-              <w:rPr>
-                <w:rFonts w:ascii="Calibri" w:hAnsi="Calibri" w:eastAsia="Calibri" w:cs="Calibri"/>
-                <w:i w:val="false"/>
-                <w:b w:val="false"/>
-                <w:u w:val="none"/>
-                <w:strike w:val="false"/>
-                <w:sz w:val="20"/>
-                <w:szCs w:val="20"/>
-                <w:color w:val="000000"/>
-              </w:rPr>
-            </w:pPr>
-            <w:r>
-              <w:rPr>
-                <w:rFonts w:ascii="Calibri" w:hAnsi="Calibri" w:eastAsia="Calibri" w:cs="Calibri"/>
-                <w:i w:val="false"/>
-                <w:b w:val="false"/>
-                <w:u w:val="none"/>
-                <w:strike w:val="false"/>
-                <w:sz w:val="20"/>
-                <w:szCs w:val="20"/>
-                <w:color w:val="000000"/>
-              </w:rPr>
-              <w:t xml:space="preserve">0.763</w:t>
+            <w:shd w:val="clear" w:color="auto" w:fill="228B22"/>
+            <w:tcMar>
+              <w:top w:w="0" w:type="dxa"/>
+              <w:bottom w:w="0" w:type="dxa"/>
+              <w:left w:w="0" w:type="dxa"/>
+              <w:right w:w="0" w:type="dxa"/>
+            </w:tcMar>
+            <w:vAlign w:val="center"/>
+          </w:tcPr>
+          <w:p>
+            <w:pPr>
+              <w:pStyle w:val="Normal"/>
+              <w:jc w:val="center"/>
+              <w:pBdr>
+                <w:bottom w:val="none" w:sz="0" w:space="0" w:color="000000"/>
+                <w:top w:val="none" w:sz="0" w:space="0" w:color="000000"/>
+                <w:left w:val="none" w:sz="0" w:space="0" w:color="000000"/>
+                <w:right w:val="none" w:sz="0" w:space="0" w:color="000000"/>
+              </w:pBdr>
+              <w:spacing w:after="160" w:before="160" w:line="312"/>
+              <w:ind w:left="160" w:right="160" w:firstLine="0" w:firstLineChars="0"/>
+              <w:rPr>
+                <w:rFonts w:ascii="Calibri" w:hAnsi="Calibri" w:eastAsia="Calibri" w:cs="Calibri"/>
+                <w:i w:val="false"/>
+                <w:b w:val="false"/>
+                <w:u w:val="none"/>
+                <w:strike w:val="false"/>
+                <w:sz w:val="20"/>
+                <w:szCs w:val="20"/>
+                <w:color w:val="000000"/>
+              </w:rPr>
+            </w:pPr>
+            <w:r>
+              <w:rPr>
+                <w:rFonts w:ascii="Calibri" w:hAnsi="Calibri" w:eastAsia="Calibri" w:cs="Calibri"/>
+                <w:i w:val="false"/>
+                <w:b w:val="false"/>
+                <w:u w:val="none"/>
+                <w:strike w:val="false"/>
+                <w:sz w:val="20"/>
+                <w:szCs w:val="20"/>
+                <w:color w:val="000000"/>
+              </w:rPr>
+              <w:t xml:space="preserve">0.789</w:t>
             </w:r>
           </w:p>
         </w:tc>
@@ -6949,7 +4324,7 @@
             <w:vMerge/>
             <w:tcBorders>
               <w:bottom w:val="single" w:sz="4" w:space="0" w:color="DDDDDD"/>
-              <w:top w:val="single" w:sz="12" w:space="0" w:color="666666"/>
+              <w:top w:val="single" w:sz="14" w:space="0" w:color="2C3E50"/>
               <w:left w:val="single" w:sz="12" w:space="0" w:color="666666"/>
               <w:right w:val="single" w:sz="10" w:space="0" w:color="2C3E50"/>
             </w:tcBorders>
@@ -7148,7 +4523,7 @@
                 <w:szCs w:val="20"/>
                 <w:color w:val="000000"/>
               </w:rPr>
-              <w:t xml:space="preserve">15</w:t>
+              <w:t xml:space="preserve">&lt;e2&gt;&lt;89&gt;&lt;a5&gt;3</w:t>
             </w:r>
           </w:p>
         </w:tc>
@@ -7270,6 +4645,61 @@
               <w:left w:val="single" w:sz="4" w:space="0" w:color="DDDDDD"/>
               <w:right w:val="single" w:sz="4" w:space="0" w:color="DDDDDD"/>
             </w:tcBorders>
+            <w:shd w:val="clear" w:color="auto" w:fill="3B983B"/>
+            <w:tcMar>
+              <w:top w:w="0" w:type="dxa"/>
+              <w:bottom w:w="0" w:type="dxa"/>
+              <w:left w:w="0" w:type="dxa"/>
+              <w:right w:w="0" w:type="dxa"/>
+            </w:tcMar>
+            <w:vAlign w:val="center"/>
+          </w:tcPr>
+          <w:p>
+            <w:pPr>
+              <w:pStyle w:val="Normal"/>
+              <w:jc w:val="center"/>
+              <w:pBdr>
+                <w:bottom w:val="none" w:sz="0" w:space="0" w:color="000000"/>
+                <w:top w:val="none" w:sz="0" w:space="0" w:color="000000"/>
+                <w:left w:val="none" w:sz="0" w:space="0" w:color="000000"/>
+                <w:right w:val="none" w:sz="0" w:space="0" w:color="000000"/>
+              </w:pBdr>
+              <w:spacing w:after="160" w:before="160" w:line="312"/>
+              <w:ind w:left="160" w:right="160" w:firstLine="0" w:firstLineChars="0"/>
+              <w:rPr>
+                <w:rFonts w:ascii="Calibri" w:hAnsi="Calibri" w:eastAsia="Calibri" w:cs="Calibri"/>
+                <w:i w:val="false"/>
+                <w:b w:val="false"/>
+                <w:u w:val="none"/>
+                <w:strike w:val="false"/>
+                <w:sz w:val="20"/>
+                <w:szCs w:val="20"/>
+                <w:color w:val="000000"/>
+              </w:rPr>
+            </w:pPr>
+            <w:r>
+              <w:rPr>
+                <w:rFonts w:ascii="Calibri" w:hAnsi="Calibri" w:eastAsia="Calibri" w:cs="Calibri"/>
+                <w:i w:val="false"/>
+                <w:b w:val="false"/>
+                <w:u w:val="none"/>
+                <w:strike w:val="false"/>
+                <w:sz w:val="20"/>
+                <w:szCs w:val="20"/>
+                <w:color w:val="000000"/>
+              </w:rPr>
+              <w:t xml:space="preserve">0.814</w:t>
+            </w:r>
+          </w:p>
+        </w:tc>
+        <w:tc>
+          <w:tcPr>
+            <w:tcBorders>
+              <w:bottom w:val="single" w:sz="4" w:space="0" w:color="DDDDDD"/>
+              <w:top w:val="single" w:sz="4" w:space="0" w:color="DDDDDD"/>
+              <w:left w:val="single" w:sz="4" w:space="0" w:color="DDDDDD"/>
+              <w:right w:val="single" w:sz="4" w:space="0" w:color="DDDDDD"/>
+            </w:tcBorders>
             <w:shd w:val="clear" w:color="auto" w:fill="FFFFFF"/>
             <w:tcMar>
               <w:top w:w="0" w:type="dxa"/>
@@ -7313,61 +4743,6 @@
                 <w:szCs w:val="20"/>
                 <w:color w:val="000000"/>
               </w:rPr>
-              <w:t xml:space="preserve">0.752</w:t>
-            </w:r>
-          </w:p>
-        </w:tc>
-        <w:tc>
-          <w:tcPr>
-            <w:tcBorders>
-              <w:bottom w:val="single" w:sz="4" w:space="0" w:color="DDDDDD"/>
-              <w:top w:val="single" w:sz="4" w:space="0" w:color="DDDDDD"/>
-              <w:left w:val="single" w:sz="4" w:space="0" w:color="DDDDDD"/>
-              <w:right w:val="single" w:sz="4" w:space="0" w:color="DDDDDD"/>
-            </w:tcBorders>
-            <w:shd w:val="clear" w:color="auto" w:fill="FFFFFF"/>
-            <w:tcMar>
-              <w:top w:w="0" w:type="dxa"/>
-              <w:bottom w:w="0" w:type="dxa"/>
-              <w:left w:w="0" w:type="dxa"/>
-              <w:right w:w="0" w:type="dxa"/>
-            </w:tcMar>
-            <w:vAlign w:val="center"/>
-          </w:tcPr>
-          <w:p>
-            <w:pPr>
-              <w:pStyle w:val="Normal"/>
-              <w:jc w:val="center"/>
-              <w:pBdr>
-                <w:bottom w:val="none" w:sz="0" w:space="0" w:color="000000"/>
-                <w:top w:val="none" w:sz="0" w:space="0" w:color="000000"/>
-                <w:left w:val="none" w:sz="0" w:space="0" w:color="000000"/>
-                <w:right w:val="none" w:sz="0" w:space="0" w:color="000000"/>
-              </w:pBdr>
-              <w:spacing w:after="160" w:before="160" w:line="312"/>
-              <w:ind w:left="160" w:right="160" w:firstLine="0" w:firstLineChars="0"/>
-              <w:rPr>
-                <w:rFonts w:ascii="Calibri" w:hAnsi="Calibri" w:eastAsia="Calibri" w:cs="Calibri"/>
-                <w:i w:val="false"/>
-                <w:b w:val="false"/>
-                <w:u w:val="none"/>
-                <w:strike w:val="false"/>
-                <w:sz w:val="20"/>
-                <w:szCs w:val="20"/>
-                <w:color w:val="000000"/>
-              </w:rPr>
-            </w:pPr>
-            <w:r>
-              <w:rPr>
-                <w:rFonts w:ascii="Calibri" w:hAnsi="Calibri" w:eastAsia="Calibri" w:cs="Calibri"/>
-                <w:i w:val="false"/>
-                <w:b w:val="false"/>
-                <w:u w:val="none"/>
-                <w:strike w:val="false"/>
-                <w:sz w:val="20"/>
-                <w:szCs w:val="20"/>
-                <w:color w:val="000000"/>
-              </w:rPr>
               <w:t xml:space="preserve">0.818</w:t>
             </w:r>
           </w:p>
@@ -7380,160 +4755,160 @@
               <w:left w:val="single" w:sz="4" w:space="0" w:color="DDDDDD"/>
               <w:right w:val="single" w:sz="4" w:space="0" w:color="DDDDDD"/>
             </w:tcBorders>
-            <w:shd w:val="clear" w:color="auto" w:fill="7AB97A"/>
-            <w:tcMar>
-              <w:top w:w="0" w:type="dxa"/>
-              <w:bottom w:w="0" w:type="dxa"/>
-              <w:left w:w="0" w:type="dxa"/>
-              <w:right w:w="0" w:type="dxa"/>
-            </w:tcMar>
-            <w:vAlign w:val="center"/>
-          </w:tcPr>
-          <w:p>
-            <w:pPr>
-              <w:pStyle w:val="Normal"/>
-              <w:jc w:val="center"/>
-              <w:pBdr>
-                <w:bottom w:val="none" w:sz="0" w:space="0" w:color="000000"/>
-                <w:top w:val="none" w:sz="0" w:space="0" w:color="000000"/>
-                <w:left w:val="none" w:sz="0" w:space="0" w:color="000000"/>
-                <w:right w:val="none" w:sz="0" w:space="0" w:color="000000"/>
-              </w:pBdr>
-              <w:spacing w:after="160" w:before="160" w:line="312"/>
-              <w:ind w:left="160" w:right="160" w:firstLine="0" w:firstLineChars="0"/>
-              <w:rPr>
-                <w:rFonts w:ascii="Calibri" w:hAnsi="Calibri" w:eastAsia="Calibri" w:cs="Calibri"/>
-                <w:i w:val="false"/>
-                <w:b w:val="false"/>
-                <w:u w:val="none"/>
-                <w:strike w:val="false"/>
-                <w:sz w:val="20"/>
-                <w:szCs w:val="20"/>
-                <w:color w:val="000000"/>
-              </w:rPr>
-            </w:pPr>
-            <w:r>
-              <w:rPr>
-                <w:rFonts w:ascii="Calibri" w:hAnsi="Calibri" w:eastAsia="Calibri" w:cs="Calibri"/>
-                <w:i w:val="false"/>
-                <w:b w:val="false"/>
-                <w:u w:val="none"/>
-                <w:strike w:val="false"/>
-                <w:sz w:val="20"/>
-                <w:szCs w:val="20"/>
-                <w:color w:val="000000"/>
-              </w:rPr>
-              <w:t xml:space="preserve">0.400</w:t>
-            </w:r>
-          </w:p>
-        </w:tc>
-        <w:tc>
-          <w:tcPr>
-            <w:tcBorders>
-              <w:bottom w:val="single" w:sz="4" w:space="0" w:color="DDDDDD"/>
-              <w:top w:val="single" w:sz="4" w:space="0" w:color="DDDDDD"/>
-              <w:left w:val="single" w:sz="4" w:space="0" w:color="DDDDDD"/>
-              <w:right w:val="single" w:sz="4" w:space="0" w:color="DDDDDD"/>
-            </w:tcBorders>
-            <w:shd w:val="clear" w:color="auto" w:fill="6DB26D"/>
-            <w:tcMar>
-              <w:top w:w="0" w:type="dxa"/>
-              <w:bottom w:w="0" w:type="dxa"/>
-              <w:left w:w="0" w:type="dxa"/>
-              <w:right w:w="0" w:type="dxa"/>
-            </w:tcMar>
-            <w:vAlign w:val="center"/>
-          </w:tcPr>
-          <w:p>
-            <w:pPr>
-              <w:pStyle w:val="Normal"/>
-              <w:jc w:val="center"/>
-              <w:pBdr>
-                <w:bottom w:val="none" w:sz="0" w:space="0" w:color="000000"/>
-                <w:top w:val="none" w:sz="0" w:space="0" w:color="000000"/>
-                <w:left w:val="none" w:sz="0" w:space="0" w:color="000000"/>
-                <w:right w:val="none" w:sz="0" w:space="0" w:color="000000"/>
-              </w:pBdr>
-              <w:spacing w:after="160" w:before="160" w:line="312"/>
-              <w:ind w:left="160" w:right="160" w:firstLine="0" w:firstLineChars="0"/>
-              <w:rPr>
-                <w:rFonts w:ascii="Calibri" w:hAnsi="Calibri" w:eastAsia="Calibri" w:cs="Calibri"/>
-                <w:i w:val="false"/>
-                <w:b w:val="false"/>
-                <w:u w:val="none"/>
-                <w:strike w:val="false"/>
-                <w:sz w:val="20"/>
-                <w:szCs w:val="20"/>
-                <w:color w:val="000000"/>
-              </w:rPr>
-            </w:pPr>
-            <w:r>
-              <w:rPr>
-                <w:rFonts w:ascii="Calibri" w:hAnsi="Calibri" w:eastAsia="Calibri" w:cs="Calibri"/>
-                <w:i w:val="false"/>
-                <w:b w:val="false"/>
-                <w:u w:val="none"/>
-                <w:strike w:val="false"/>
-                <w:sz w:val="20"/>
-                <w:szCs w:val="20"/>
-                <w:color w:val="000000"/>
-              </w:rPr>
-              <w:t xml:space="preserve">0.345 ± 0.096</w:t>
-            </w:r>
-          </w:p>
-        </w:tc>
-        <w:tc>
-          <w:tcPr>
-            <w:tcBorders>
-              <w:bottom w:val="single" w:sz="4" w:space="0" w:color="DDDDDD"/>
-              <w:top w:val="single" w:sz="4" w:space="0" w:color="DDDDDD"/>
-              <w:left w:val="single" w:sz="4" w:space="0" w:color="DDDDDD"/>
-              <w:right w:val="single" w:sz="4" w:space="0" w:color="DDDDDD"/>
-            </w:tcBorders>
-            <w:shd w:val="clear" w:color="auto" w:fill="7DBB7D"/>
-            <w:tcMar>
-              <w:top w:w="0" w:type="dxa"/>
-              <w:bottom w:w="0" w:type="dxa"/>
-              <w:left w:w="0" w:type="dxa"/>
-              <w:right w:w="0" w:type="dxa"/>
-            </w:tcMar>
-            <w:vAlign w:val="center"/>
-          </w:tcPr>
-          <w:p>
-            <w:pPr>
-              <w:pStyle w:val="Normal"/>
-              <w:jc w:val="center"/>
-              <w:pBdr>
-                <w:bottom w:val="none" w:sz="0" w:space="0" w:color="000000"/>
-                <w:top w:val="none" w:sz="0" w:space="0" w:color="000000"/>
-                <w:left w:val="none" w:sz="0" w:space="0" w:color="000000"/>
-                <w:right w:val="none" w:sz="0" w:space="0" w:color="000000"/>
-              </w:pBdr>
-              <w:spacing w:after="160" w:before="160" w:line="312"/>
-              <w:ind w:left="160" w:right="160" w:firstLine="0" w:firstLineChars="0"/>
-              <w:rPr>
-                <w:rFonts w:ascii="Calibri" w:hAnsi="Calibri" w:eastAsia="Calibri" w:cs="Calibri"/>
-                <w:i w:val="false"/>
-                <w:b w:val="false"/>
-                <w:u w:val="none"/>
-                <w:strike w:val="false"/>
-                <w:sz w:val="20"/>
-                <w:szCs w:val="20"/>
-                <w:color w:val="000000"/>
-              </w:rPr>
-            </w:pPr>
-            <w:r>
-              <w:rPr>
-                <w:rFonts w:ascii="Calibri" w:hAnsi="Calibri" w:eastAsia="Calibri" w:cs="Calibri"/>
-                <w:i w:val="false"/>
-                <w:b w:val="false"/>
-                <w:u w:val="none"/>
-                <w:strike w:val="false"/>
-                <w:sz w:val="20"/>
-                <w:szCs w:val="20"/>
-                <w:color w:val="000000"/>
-              </w:rPr>
-              <w:t xml:space="preserve">0.709</w:t>
+            <w:shd w:val="clear" w:color="auto" w:fill="5DAA5D"/>
+            <w:tcMar>
+              <w:top w:w="0" w:type="dxa"/>
+              <w:bottom w:w="0" w:type="dxa"/>
+              <w:left w:w="0" w:type="dxa"/>
+              <w:right w:w="0" w:type="dxa"/>
+            </w:tcMar>
+            <w:vAlign w:val="center"/>
+          </w:tcPr>
+          <w:p>
+            <w:pPr>
+              <w:pStyle w:val="Normal"/>
+              <w:jc w:val="center"/>
+              <w:pBdr>
+                <w:bottom w:val="none" w:sz="0" w:space="0" w:color="000000"/>
+                <w:top w:val="none" w:sz="0" w:space="0" w:color="000000"/>
+                <w:left w:val="none" w:sz="0" w:space="0" w:color="000000"/>
+                <w:right w:val="none" w:sz="0" w:space="0" w:color="000000"/>
+              </w:pBdr>
+              <w:spacing w:after="160" w:before="160" w:line="312"/>
+              <w:ind w:left="160" w:right="160" w:firstLine="0" w:firstLineChars="0"/>
+              <w:rPr>
+                <w:rFonts w:ascii="Calibri" w:hAnsi="Calibri" w:eastAsia="Calibri" w:cs="Calibri"/>
+                <w:i w:val="false"/>
+                <w:b w:val="false"/>
+                <w:u w:val="none"/>
+                <w:strike w:val="false"/>
+                <w:sz w:val="20"/>
+                <w:szCs w:val="20"/>
+                <w:color w:val="000000"/>
+              </w:rPr>
+            </w:pPr>
+            <w:r>
+              <w:rPr>
+                <w:rFonts w:ascii="Calibri" w:hAnsi="Calibri" w:eastAsia="Calibri" w:cs="Calibri"/>
+                <w:i w:val="false"/>
+                <w:b w:val="false"/>
+                <w:u w:val="none"/>
+                <w:strike w:val="false"/>
+                <w:sz w:val="20"/>
+                <w:szCs w:val="20"/>
+                <w:color w:val="000000"/>
+              </w:rPr>
+              <w:t xml:space="preserve">0.389</w:t>
+            </w:r>
+          </w:p>
+        </w:tc>
+        <w:tc>
+          <w:tcPr>
+            <w:tcBorders>
+              <w:bottom w:val="single" w:sz="4" w:space="0" w:color="DDDDDD"/>
+              <w:top w:val="single" w:sz="4" w:space="0" w:color="DDDDDD"/>
+              <w:left w:val="single" w:sz="4" w:space="0" w:color="DDDDDD"/>
+              <w:right w:val="single" w:sz="4" w:space="0" w:color="DDDDDD"/>
+            </w:tcBorders>
+            <w:shd w:val="clear" w:color="auto" w:fill="77B777"/>
+            <w:tcMar>
+              <w:top w:w="0" w:type="dxa"/>
+              <w:bottom w:w="0" w:type="dxa"/>
+              <w:left w:w="0" w:type="dxa"/>
+              <w:right w:w="0" w:type="dxa"/>
+            </w:tcMar>
+            <w:vAlign w:val="center"/>
+          </w:tcPr>
+          <w:p>
+            <w:pPr>
+              <w:pStyle w:val="Normal"/>
+              <w:jc w:val="center"/>
+              <w:pBdr>
+                <w:bottom w:val="none" w:sz="0" w:space="0" w:color="000000"/>
+                <w:top w:val="none" w:sz="0" w:space="0" w:color="000000"/>
+                <w:left w:val="none" w:sz="0" w:space="0" w:color="000000"/>
+                <w:right w:val="none" w:sz="0" w:space="0" w:color="000000"/>
+              </w:pBdr>
+              <w:spacing w:after="160" w:before="160" w:line="312"/>
+              <w:ind w:left="160" w:right="160" w:firstLine="0" w:firstLineChars="0"/>
+              <w:rPr>
+                <w:rFonts w:ascii="Calibri" w:hAnsi="Calibri" w:eastAsia="Calibri" w:cs="Calibri"/>
+                <w:i w:val="false"/>
+                <w:b w:val="false"/>
+                <w:u w:val="none"/>
+                <w:strike w:val="false"/>
+                <w:sz w:val="20"/>
+                <w:szCs w:val="20"/>
+                <w:color w:val="000000"/>
+              </w:rPr>
+            </w:pPr>
+            <w:r>
+              <w:rPr>
+                <w:rFonts w:ascii="Calibri" w:hAnsi="Calibri" w:eastAsia="Calibri" w:cs="Calibri"/>
+                <w:i w:val="false"/>
+                <w:b w:val="false"/>
+                <w:u w:val="none"/>
+                <w:strike w:val="false"/>
+                <w:sz w:val="20"/>
+                <w:szCs w:val="20"/>
+                <w:color w:val="000000"/>
+              </w:rPr>
+              <w:t xml:space="preserve">0.362 &lt;c2&gt;&lt;b1&gt; 0.107</w:t>
+            </w:r>
+          </w:p>
+        </w:tc>
+        <w:tc>
+          <w:tcPr>
+            <w:tcBorders>
+              <w:bottom w:val="single" w:sz="4" w:space="0" w:color="DDDDDD"/>
+              <w:top w:val="single" w:sz="4" w:space="0" w:color="DDDDDD"/>
+              <w:left w:val="single" w:sz="4" w:space="0" w:color="DDDDDD"/>
+              <w:right w:val="single" w:sz="4" w:space="0" w:color="DDDDDD"/>
+            </w:tcBorders>
+            <w:shd w:val="clear" w:color="auto" w:fill="6CB26C"/>
+            <w:tcMar>
+              <w:top w:w="0" w:type="dxa"/>
+              <w:bottom w:w="0" w:type="dxa"/>
+              <w:left w:w="0" w:type="dxa"/>
+              <w:right w:w="0" w:type="dxa"/>
+            </w:tcMar>
+            <w:vAlign w:val="center"/>
+          </w:tcPr>
+          <w:p>
+            <w:pPr>
+              <w:pStyle w:val="Normal"/>
+              <w:jc w:val="center"/>
+              <w:pBdr>
+                <w:bottom w:val="none" w:sz="0" w:space="0" w:color="000000"/>
+                <w:top w:val="none" w:sz="0" w:space="0" w:color="000000"/>
+                <w:left w:val="none" w:sz="0" w:space="0" w:color="000000"/>
+                <w:right w:val="none" w:sz="0" w:space="0" w:color="000000"/>
+              </w:pBdr>
+              <w:spacing w:after="160" w:before="160" w:line="312"/>
+              <w:ind w:left="160" w:right="160" w:firstLine="0" w:firstLineChars="0"/>
+              <w:rPr>
+                <w:rFonts w:ascii="Calibri" w:hAnsi="Calibri" w:eastAsia="Calibri" w:cs="Calibri"/>
+                <w:i w:val="false"/>
+                <w:b w:val="false"/>
+                <w:u w:val="none"/>
+                <w:strike w:val="false"/>
+                <w:sz w:val="20"/>
+                <w:szCs w:val="20"/>
+                <w:color w:val="000000"/>
+              </w:rPr>
+            </w:pPr>
+            <w:r>
+              <w:rPr>
+                <w:rFonts w:ascii="Calibri" w:hAnsi="Calibri" w:eastAsia="Calibri" w:cs="Calibri"/>
+                <w:i w:val="false"/>
+                <w:b w:val="false"/>
+                <w:u w:val="none"/>
+                <w:strike w:val="false"/>
+                <w:sz w:val="20"/>
+                <w:szCs w:val="20"/>
+                <w:color w:val="000000"/>
+              </w:rPr>
+              <w:t xml:space="preserve">0.805</w:t>
             </w:r>
           </w:p>
         </w:tc>
@@ -7545,50 +4920,50 @@
               <w:left w:val="single" w:sz="4" w:space="0" w:color="DDDDDD"/>
               <w:right w:val="single" w:sz="12" w:space="0" w:color="666666"/>
             </w:tcBorders>
-            <w:shd w:val="clear" w:color="auto" w:fill="5BA95B"/>
-            <w:tcMar>
-              <w:top w:w="0" w:type="dxa"/>
-              <w:bottom w:w="0" w:type="dxa"/>
-              <w:left w:w="0" w:type="dxa"/>
-              <w:right w:w="0" w:type="dxa"/>
-            </w:tcMar>
-            <w:vAlign w:val="center"/>
-          </w:tcPr>
-          <w:p>
-            <w:pPr>
-              <w:pStyle w:val="Normal"/>
-              <w:jc w:val="center"/>
-              <w:pBdr>
-                <w:bottom w:val="none" w:sz="0" w:space="0" w:color="000000"/>
-                <w:top w:val="none" w:sz="0" w:space="0" w:color="000000"/>
-                <w:left w:val="none" w:sz="0" w:space="0" w:color="000000"/>
-                <w:right w:val="none" w:sz="0" w:space="0" w:color="000000"/>
-              </w:pBdr>
-              <w:spacing w:after="160" w:before="160" w:line="312"/>
-              <w:ind w:left="160" w:right="160" w:firstLine="0" w:firstLineChars="0"/>
-              <w:rPr>
-                <w:rFonts w:ascii="Calibri" w:hAnsi="Calibri" w:eastAsia="Calibri" w:cs="Calibri"/>
-                <w:i w:val="false"/>
-                <w:b w:val="false"/>
-                <w:u w:val="none"/>
-                <w:strike w:val="false"/>
-                <w:sz w:val="20"/>
-                <w:szCs w:val="20"/>
-                <w:color w:val="000000"/>
-              </w:rPr>
-            </w:pPr>
-            <w:r>
-              <w:rPr>
-                <w:rFonts w:ascii="Calibri" w:hAnsi="Calibri" w:eastAsia="Calibri" w:cs="Calibri"/>
-                <w:i w:val="false"/>
-                <w:b w:val="false"/>
-                <w:u w:val="none"/>
-                <w:strike w:val="false"/>
-                <w:sz w:val="20"/>
-                <w:szCs w:val="20"/>
-                <w:color w:val="000000"/>
-              </w:rPr>
-              <w:t xml:space="preserve">0.750</w:t>
+            <w:shd w:val="clear" w:color="auto" w:fill="5DAA5D"/>
+            <w:tcMar>
+              <w:top w:w="0" w:type="dxa"/>
+              <w:bottom w:w="0" w:type="dxa"/>
+              <w:left w:w="0" w:type="dxa"/>
+              <w:right w:w="0" w:type="dxa"/>
+            </w:tcMar>
+            <w:vAlign w:val="center"/>
+          </w:tcPr>
+          <w:p>
+            <w:pPr>
+              <w:pStyle w:val="Normal"/>
+              <w:jc w:val="center"/>
+              <w:pBdr>
+                <w:bottom w:val="none" w:sz="0" w:space="0" w:color="000000"/>
+                <w:top w:val="none" w:sz="0" w:space="0" w:color="000000"/>
+                <w:left w:val="none" w:sz="0" w:space="0" w:color="000000"/>
+                <w:right w:val="none" w:sz="0" w:space="0" w:color="000000"/>
+              </w:pBdr>
+              <w:spacing w:after="160" w:before="160" w:line="312"/>
+              <w:ind w:left="160" w:right="160" w:firstLine="0" w:firstLineChars="0"/>
+              <w:rPr>
+                <w:rFonts w:ascii="Calibri" w:hAnsi="Calibri" w:eastAsia="Calibri" w:cs="Calibri"/>
+                <w:i w:val="false"/>
+                <w:b w:val="false"/>
+                <w:u w:val="none"/>
+                <w:strike w:val="false"/>
+                <w:sz w:val="20"/>
+                <w:szCs w:val="20"/>
+                <w:color w:val="000000"/>
+              </w:rPr>
+            </w:pPr>
+            <w:r>
+              <w:rPr>
+                <w:rFonts w:ascii="Calibri" w:hAnsi="Calibri" w:eastAsia="Calibri" w:cs="Calibri"/>
+                <w:i w:val="false"/>
+                <w:b w:val="false"/>
+                <w:u w:val="none"/>
+                <w:strike w:val="false"/>
+                <w:sz w:val="20"/>
+                <w:szCs w:val="20"/>
+                <w:color w:val="000000"/>
+              </w:rPr>
+              <w:t xml:space="preserve">0.748</w:t>
             </w:r>
           </w:p>
         </w:tc>
@@ -7801,7 +5176,7 @@
                 <w:szCs w:val="20"/>
                 <w:color w:val="000000"/>
               </w:rPr>
-              <w:t xml:space="preserve">12</w:t>
+              <w:t xml:space="preserve">&lt;e2&gt;&lt;89&gt;&lt;a5&gt;3</w:t>
             </w:r>
           </w:p>
         </w:tc>
@@ -7911,172 +5286,172 @@
                 <w:szCs w:val="20"/>
                 <w:color w:val="000000"/>
               </w:rPr>
-              <w:t xml:space="preserve">37.6M</w:t>
-            </w:r>
-          </w:p>
-        </w:tc>
-        <w:tc>
-          <w:tcPr>
-            <w:tcBorders>
-              <w:bottom w:val="single" w:sz="4" w:space="0" w:color="DDDDDD"/>
-              <w:top w:val="single" w:sz="4" w:space="0" w:color="DDDDDD"/>
-              <w:left w:val="single" w:sz="4" w:space="0" w:color="DDDDDD"/>
-              <w:right w:val="single" w:sz="4" w:space="0" w:color="DDDDDD"/>
-            </w:tcBorders>
-            <w:shd w:val="clear" w:color="auto" w:fill="228B22"/>
-            <w:tcMar>
-              <w:top w:w="0" w:type="dxa"/>
-              <w:bottom w:w="0" w:type="dxa"/>
-              <w:left w:w="0" w:type="dxa"/>
-              <w:right w:w="0" w:type="dxa"/>
-            </w:tcMar>
-            <w:vAlign w:val="center"/>
-          </w:tcPr>
-          <w:p>
-            <w:pPr>
-              <w:pStyle w:val="Normal"/>
-              <w:jc w:val="center"/>
-              <w:pBdr>
-                <w:bottom w:val="none" w:sz="0" w:space="0" w:color="000000"/>
-                <w:top w:val="none" w:sz="0" w:space="0" w:color="000000"/>
-                <w:left w:val="none" w:sz="0" w:space="0" w:color="000000"/>
-                <w:right w:val="none" w:sz="0" w:space="0" w:color="000000"/>
-              </w:pBdr>
-              <w:spacing w:after="160" w:before="160" w:line="312"/>
-              <w:ind w:left="160" w:right="160" w:firstLine="0" w:firstLineChars="0"/>
-              <w:rPr>
-                <w:rFonts w:ascii="Calibri" w:hAnsi="Calibri" w:eastAsia="Calibri" w:cs="Calibri"/>
-                <w:i w:val="false"/>
-                <w:b w:val="false"/>
-                <w:u w:val="none"/>
-                <w:strike w:val="false"/>
-                <w:sz w:val="20"/>
-                <w:szCs w:val="20"/>
-                <w:color w:val="000000"/>
-              </w:rPr>
-            </w:pPr>
-            <w:r>
-              <w:rPr>
-                <w:rFonts w:ascii="Calibri" w:hAnsi="Calibri" w:eastAsia="Calibri" w:cs="Calibri"/>
-                <w:i w:val="false"/>
-                <w:b w:val="false"/>
-                <w:u w:val="none"/>
-                <w:strike w:val="false"/>
-                <w:sz w:val="20"/>
-                <w:szCs w:val="20"/>
-                <w:color w:val="000000"/>
-              </w:rPr>
-              <w:t xml:space="preserve">0.834</w:t>
-            </w:r>
-          </w:p>
-        </w:tc>
-        <w:tc>
-          <w:tcPr>
-            <w:tcBorders>
-              <w:bottom w:val="single" w:sz="4" w:space="0" w:color="DDDDDD"/>
-              <w:top w:val="single" w:sz="4" w:space="0" w:color="DDDDDD"/>
-              <w:left w:val="single" w:sz="4" w:space="0" w:color="DDDDDD"/>
-              <w:right w:val="single" w:sz="4" w:space="0" w:color="DDDDDD"/>
-            </w:tcBorders>
-            <w:shd w:val="clear" w:color="auto" w:fill="228B22"/>
-            <w:tcMar>
-              <w:top w:w="0" w:type="dxa"/>
-              <w:bottom w:w="0" w:type="dxa"/>
-              <w:left w:w="0" w:type="dxa"/>
-              <w:right w:w="0" w:type="dxa"/>
-            </w:tcMar>
-            <w:vAlign w:val="center"/>
-          </w:tcPr>
-          <w:p>
-            <w:pPr>
-              <w:pStyle w:val="Normal"/>
-              <w:jc w:val="center"/>
-              <w:pBdr>
-                <w:bottom w:val="none" w:sz="0" w:space="0" w:color="000000"/>
-                <w:top w:val="none" w:sz="0" w:space="0" w:color="000000"/>
-                <w:left w:val="none" w:sz="0" w:space="0" w:color="000000"/>
-                <w:right w:val="none" w:sz="0" w:space="0" w:color="000000"/>
-              </w:pBdr>
-              <w:spacing w:after="160" w:before="160" w:line="312"/>
-              <w:ind w:left="160" w:right="160" w:firstLine="0" w:firstLineChars="0"/>
-              <w:rPr>
-                <w:rFonts w:ascii="Calibri" w:hAnsi="Calibri" w:eastAsia="Calibri" w:cs="Calibri"/>
-                <w:i w:val="false"/>
-                <w:b w:val="false"/>
-                <w:u w:val="none"/>
-                <w:strike w:val="false"/>
-                <w:sz w:val="20"/>
-                <w:szCs w:val="20"/>
-                <w:color w:val="000000"/>
-              </w:rPr>
-            </w:pPr>
-            <w:r>
-              <w:rPr>
-                <w:rFonts w:ascii="Calibri" w:hAnsi="Calibri" w:eastAsia="Calibri" w:cs="Calibri"/>
-                <w:i w:val="false"/>
-                <w:b w:val="false"/>
-                <w:u w:val="none"/>
-                <w:strike w:val="false"/>
-                <w:sz w:val="20"/>
-                <w:szCs w:val="20"/>
-                <w:color w:val="000000"/>
-              </w:rPr>
-              <w:t xml:space="preserve">0.903</w:t>
-            </w:r>
-          </w:p>
-        </w:tc>
-        <w:tc>
-          <w:tcPr>
-            <w:tcBorders>
-              <w:bottom w:val="single" w:sz="4" w:space="0" w:color="DDDDDD"/>
-              <w:top w:val="single" w:sz="4" w:space="0" w:color="DDDDDD"/>
-              <w:left w:val="single" w:sz="4" w:space="0" w:color="DDDDDD"/>
-              <w:right w:val="single" w:sz="4" w:space="0" w:color="DDDDDD"/>
-            </w:tcBorders>
-            <w:shd w:val="clear" w:color="auto" w:fill="228B22"/>
-            <w:tcMar>
-              <w:top w:w="0" w:type="dxa"/>
-              <w:bottom w:w="0" w:type="dxa"/>
-              <w:left w:w="0" w:type="dxa"/>
-              <w:right w:w="0" w:type="dxa"/>
-            </w:tcMar>
-            <w:vAlign w:val="center"/>
-          </w:tcPr>
-          <w:p>
-            <w:pPr>
-              <w:pStyle w:val="Normal"/>
-              <w:jc w:val="center"/>
-              <w:pBdr>
-                <w:bottom w:val="none" w:sz="0" w:space="0" w:color="000000"/>
-                <w:top w:val="none" w:sz="0" w:space="0" w:color="000000"/>
-                <w:left w:val="none" w:sz="0" w:space="0" w:color="000000"/>
-                <w:right w:val="none" w:sz="0" w:space="0" w:color="000000"/>
-              </w:pBdr>
-              <w:spacing w:after="160" w:before="160" w:line="312"/>
-              <w:ind w:left="160" w:right="160" w:firstLine="0" w:firstLineChars="0"/>
-              <w:rPr>
-                <w:rFonts w:ascii="Calibri" w:hAnsi="Calibri" w:eastAsia="Calibri" w:cs="Calibri"/>
-                <w:i w:val="false"/>
-                <w:b w:val="false"/>
-                <w:u w:val="none"/>
-                <w:strike w:val="false"/>
-                <w:sz w:val="20"/>
-                <w:szCs w:val="20"/>
-                <w:color w:val="000000"/>
-              </w:rPr>
-            </w:pPr>
-            <w:r>
-              <w:rPr>
-                <w:rFonts w:ascii="Calibri" w:hAnsi="Calibri" w:eastAsia="Calibri" w:cs="Calibri"/>
-                <w:i w:val="false"/>
-                <w:b w:val="false"/>
-                <w:u w:val="none"/>
-                <w:strike w:val="false"/>
-                <w:sz w:val="20"/>
-                <w:szCs w:val="20"/>
-                <w:color w:val="000000"/>
-              </w:rPr>
-              <w:t xml:space="preserve">0.473</w:t>
+              <w:t xml:space="preserve">37.7M</w:t>
+            </w:r>
+          </w:p>
+        </w:tc>
+        <w:tc>
+          <w:tcPr>
+            <w:tcBorders>
+              <w:bottom w:val="single" w:sz="4" w:space="0" w:color="DDDDDD"/>
+              <w:top w:val="single" w:sz="4" w:space="0" w:color="DDDDDD"/>
+              <w:left w:val="single" w:sz="4" w:space="0" w:color="DDDDDD"/>
+              <w:right w:val="single" w:sz="4" w:space="0" w:color="DDDDDD"/>
+            </w:tcBorders>
+            <w:shd w:val="clear" w:color="auto" w:fill="81BD81"/>
+            <w:tcMar>
+              <w:top w:w="0" w:type="dxa"/>
+              <w:bottom w:w="0" w:type="dxa"/>
+              <w:left w:w="0" w:type="dxa"/>
+              <w:right w:w="0" w:type="dxa"/>
+            </w:tcMar>
+            <w:vAlign w:val="center"/>
+          </w:tcPr>
+          <w:p>
+            <w:pPr>
+              <w:pStyle w:val="Normal"/>
+              <w:jc w:val="center"/>
+              <w:pBdr>
+                <w:bottom w:val="none" w:sz="0" w:space="0" w:color="000000"/>
+                <w:top w:val="none" w:sz="0" w:space="0" w:color="000000"/>
+                <w:left w:val="none" w:sz="0" w:space="0" w:color="000000"/>
+                <w:right w:val="none" w:sz="0" w:space="0" w:color="000000"/>
+              </w:pBdr>
+              <w:spacing w:after="160" w:before="160" w:line="312"/>
+              <w:ind w:left="160" w:right="160" w:firstLine="0" w:firstLineChars="0"/>
+              <w:rPr>
+                <w:rFonts w:ascii="Calibri" w:hAnsi="Calibri" w:eastAsia="Calibri" w:cs="Calibri"/>
+                <w:i w:val="false"/>
+                <w:b w:val="false"/>
+                <w:u w:val="none"/>
+                <w:strike w:val="false"/>
+                <w:sz w:val="20"/>
+                <w:szCs w:val="20"/>
+                <w:color w:val="000000"/>
+              </w:rPr>
+            </w:pPr>
+            <w:r>
+              <w:rPr>
+                <w:rFonts w:ascii="Calibri" w:hAnsi="Calibri" w:eastAsia="Calibri" w:cs="Calibri"/>
+                <w:i w:val="false"/>
+                <w:b w:val="false"/>
+                <w:u w:val="none"/>
+                <w:strike w:val="false"/>
+                <w:sz w:val="20"/>
+                <w:szCs w:val="20"/>
+                <w:color w:val="000000"/>
+              </w:rPr>
+              <w:t xml:space="preserve">0.655</w:t>
+            </w:r>
+          </w:p>
+        </w:tc>
+        <w:tc>
+          <w:tcPr>
+            <w:tcBorders>
+              <w:bottom w:val="single" w:sz="4" w:space="0" w:color="DDDDDD"/>
+              <w:top w:val="single" w:sz="4" w:space="0" w:color="DDDDDD"/>
+              <w:left w:val="single" w:sz="4" w:space="0" w:color="DDDDDD"/>
+              <w:right w:val="single" w:sz="4" w:space="0" w:color="DDDDDD"/>
+            </w:tcBorders>
+            <w:shd w:val="clear" w:color="auto" w:fill="8FC48F"/>
+            <w:tcMar>
+              <w:top w:w="0" w:type="dxa"/>
+              <w:bottom w:w="0" w:type="dxa"/>
+              <w:left w:w="0" w:type="dxa"/>
+              <w:right w:w="0" w:type="dxa"/>
+            </w:tcMar>
+            <w:vAlign w:val="center"/>
+          </w:tcPr>
+          <w:p>
+            <w:pPr>
+              <w:pStyle w:val="Normal"/>
+              <w:jc w:val="center"/>
+              <w:pBdr>
+                <w:bottom w:val="none" w:sz="0" w:space="0" w:color="000000"/>
+                <w:top w:val="none" w:sz="0" w:space="0" w:color="000000"/>
+                <w:left w:val="none" w:sz="0" w:space="0" w:color="000000"/>
+                <w:right w:val="none" w:sz="0" w:space="0" w:color="000000"/>
+              </w:pBdr>
+              <w:spacing w:after="160" w:before="160" w:line="312"/>
+              <w:ind w:left="160" w:right="160" w:firstLine="0" w:firstLineChars="0"/>
+              <w:rPr>
+                <w:rFonts w:ascii="Calibri" w:hAnsi="Calibri" w:eastAsia="Calibri" w:cs="Calibri"/>
+                <w:i w:val="false"/>
+                <w:b w:val="false"/>
+                <w:u w:val="none"/>
+                <w:strike w:val="false"/>
+                <w:sz w:val="20"/>
+                <w:szCs w:val="20"/>
+                <w:color w:val="000000"/>
+              </w:rPr>
+            </w:pPr>
+            <w:r>
+              <w:rPr>
+                <w:rFonts w:ascii="Calibri" w:hAnsi="Calibri" w:eastAsia="Calibri" w:cs="Calibri"/>
+                <w:i w:val="false"/>
+                <w:b w:val="false"/>
+                <w:u w:val="none"/>
+                <w:strike w:val="false"/>
+                <w:sz w:val="20"/>
+                <w:szCs w:val="20"/>
+                <w:color w:val="000000"/>
+              </w:rPr>
+              <w:t xml:space="preserve">0.867</w:t>
+            </w:r>
+          </w:p>
+        </w:tc>
+        <w:tc>
+          <w:tcPr>
+            <w:tcBorders>
+              <w:bottom w:val="single" w:sz="4" w:space="0" w:color="DDDDDD"/>
+              <w:top w:val="single" w:sz="4" w:space="0" w:color="DDDDDD"/>
+              <w:left w:val="single" w:sz="4" w:space="0" w:color="DDDDDD"/>
+              <w:right w:val="single" w:sz="4" w:space="0" w:color="DDDDDD"/>
+            </w:tcBorders>
+            <w:shd w:val="clear" w:color="auto" w:fill="3F9A3F"/>
+            <w:tcMar>
+              <w:top w:w="0" w:type="dxa"/>
+              <w:bottom w:w="0" w:type="dxa"/>
+              <w:left w:w="0" w:type="dxa"/>
+              <w:right w:w="0" w:type="dxa"/>
+            </w:tcMar>
+            <w:vAlign w:val="center"/>
+          </w:tcPr>
+          <w:p>
+            <w:pPr>
+              <w:pStyle w:val="Normal"/>
+              <w:jc w:val="center"/>
+              <w:pBdr>
+                <w:bottom w:val="none" w:sz="0" w:space="0" w:color="000000"/>
+                <w:top w:val="none" w:sz="0" w:space="0" w:color="000000"/>
+                <w:left w:val="none" w:sz="0" w:space="0" w:color="000000"/>
+                <w:right w:val="none" w:sz="0" w:space="0" w:color="000000"/>
+              </w:pBdr>
+              <w:spacing w:after="160" w:before="160" w:line="312"/>
+              <w:ind w:left="160" w:right="160" w:firstLine="0" w:firstLineChars="0"/>
+              <w:rPr>
+                <w:rFonts w:ascii="Calibri" w:hAnsi="Calibri" w:eastAsia="Calibri" w:cs="Calibri"/>
+                <w:i w:val="false"/>
+                <w:b w:val="false"/>
+                <w:u w:val="none"/>
+                <w:strike w:val="false"/>
+                <w:sz w:val="20"/>
+                <w:szCs w:val="20"/>
+                <w:color w:val="000000"/>
+              </w:rPr>
+            </w:pPr>
+            <w:r>
+              <w:rPr>
+                <w:rFonts w:ascii="Calibri" w:hAnsi="Calibri" w:eastAsia="Calibri" w:cs="Calibri"/>
+                <w:i w:val="false"/>
+                <w:b w:val="false"/>
+                <w:u w:val="none"/>
+                <w:strike w:val="false"/>
+                <w:sz w:val="20"/>
+                <w:szCs w:val="20"/>
+                <w:color w:val="000000"/>
+              </w:rPr>
+              <w:t xml:space="preserve">0.433</w:t>
             </w:r>
           </w:p>
         </w:tc>
@@ -8131,7 +5506,7 @@
                 <w:szCs w:val="20"/>
                 <w:color w:val="000000"/>
               </w:rPr>
-              <w:t xml:space="preserve">0.455 ± 0.082</w:t>
+              <w:t xml:space="preserve">0.486 &lt;c2&gt;&lt;b1&gt; 0.091</w:t>
             </w:r>
           </w:p>
         </w:tc>
@@ -8186,7 +5561,7 @@
                 <w:szCs w:val="20"/>
                 <w:color w:val="000000"/>
               </w:rPr>
-              <w:t xml:space="preserve">0.632</w:t>
+              <w:t xml:space="preserve">0.717</w:t>
             </w:r>
           </w:p>
         </w:tc>
@@ -8241,7 +5616,7 @@
                 <w:szCs w:val="20"/>
                 <w:color w:val="000000"/>
               </w:rPr>
-              <w:t xml:space="preserve">0.652</w:t>
+              <w:t xml:space="preserve">0.636</w:t>
             </w:r>
           </w:p>
         </w:tc>
@@ -8254,7 +5629,7 @@
           <w:tcPr>
             <w:vMerge/>
             <w:tcBorders>
-              <w:bottom w:val="single" w:sz="12" w:space="0" w:color="666666"/>
+              <w:bottom w:val="single" w:sz="14" w:space="0" w:color="2C3E50"/>
               <w:top w:val="single" w:sz="4" w:space="0" w:color="DDDDDD"/>
               <w:left w:val="single" w:sz="12" w:space="0" w:color="666666"/>
               <w:right w:val="single" w:sz="10" w:space="0" w:color="2C3E50"/>
@@ -8296,8 +5671,700 @@
         <w:tc>
           <w:tcPr>
             <w:tcBorders>
+              <w:bottom w:val="single" w:sz="14" w:space="0" w:color="2C3E50"/>
+              <w:top w:val="single" w:sz="4" w:space="0" w:color="DDDDDD"/>
+              <w:left w:val="single" w:sz="10" w:space="0" w:color="2C3E50"/>
+              <w:right w:val="single" w:sz="4" w:space="0" w:color="DDDDDD"/>
+            </w:tcBorders>
+            <w:shd w:val="clear" w:color="auto" w:fill="FFFFFF"/>
+            <w:tcMar>
+              <w:top w:w="0" w:type="dxa"/>
+              <w:bottom w:w="0" w:type="dxa"/>
+              <w:left w:w="0" w:type="dxa"/>
+              <w:right w:w="0" w:type="dxa"/>
+            </w:tcMar>
+            <w:vAlign w:val="center"/>
+          </w:tcPr>
+          <w:p>
+            <w:pPr>
+              <w:pStyle w:val="Normal"/>
+              <w:jc w:val="center"/>
+              <w:pBdr>
+                <w:bottom w:val="none" w:sz="0" w:space="0" w:color="000000"/>
+                <w:top w:val="none" w:sz="0" w:space="0" w:color="000000"/>
+                <w:left w:val="none" w:sz="0" w:space="0" w:color="000000"/>
+                <w:right w:val="none" w:sz="0" w:space="0" w:color="000000"/>
+              </w:pBdr>
+              <w:spacing w:after="160" w:before="160" w:line="312"/>
+              <w:ind w:left="160" w:right="160" w:firstLine="0" w:firstLineChars="0"/>
+              <w:rPr>
+                <w:rFonts w:ascii="Calibri" w:hAnsi="Calibri" w:eastAsia="Calibri" w:cs="Calibri"/>
+                <w:i w:val="false"/>
+                <w:b w:val="false"/>
+                <w:u w:val="none"/>
+                <w:strike w:val="false"/>
+                <w:sz w:val="20"/>
+                <w:szCs w:val="20"/>
+                <w:color w:val="000000"/>
+              </w:rPr>
+            </w:pPr>
+            <w:r>
+              <w:rPr>
+                <w:rFonts w:ascii="Calibri" w:hAnsi="Calibri" w:eastAsia="Calibri" w:cs="Calibri"/>
+                <w:i w:val="false"/>
+                <w:b w:val="false"/>
+                <w:u w:val="none"/>
+                <w:strike w:val="false"/>
+                <w:sz w:val="20"/>
+                <w:szCs w:val="20"/>
+                <w:color w:val="000000"/>
+              </w:rPr>
+              <w:t xml:space="preserve">mBRAVE</w:t>
+            </w:r>
+          </w:p>
+        </w:tc>
+        <w:tc>
+          <w:tcPr>
+            <w:tcBorders>
+              <w:bottom w:val="single" w:sz="14" w:space="0" w:color="2C3E50"/>
+              <w:top w:val="single" w:sz="4" w:space="0" w:color="DDDDDD"/>
+              <w:left w:val="single" w:sz="4" w:space="0" w:color="DDDDDD"/>
+              <w:right w:val="single" w:sz="4" w:space="0" w:color="DDDDDD"/>
+            </w:tcBorders>
+            <w:shd w:val="clear" w:color="auto" w:fill="FFFFFF"/>
+            <w:tcMar>
+              <w:top w:w="0" w:type="dxa"/>
+              <w:bottom w:w="0" w:type="dxa"/>
+              <w:left w:w="0" w:type="dxa"/>
+              <w:right w:w="0" w:type="dxa"/>
+            </w:tcMar>
+            <w:vAlign w:val="center"/>
+          </w:tcPr>
+          <w:p>
+            <w:pPr>
+              <w:pStyle w:val="Normal"/>
+              <w:jc w:val="center"/>
+              <w:pBdr>
+                <w:bottom w:val="none" w:sz="0" w:space="0" w:color="000000"/>
+                <w:top w:val="none" w:sz="0" w:space="0" w:color="000000"/>
+                <w:left w:val="none" w:sz="0" w:space="0" w:color="000000"/>
+                <w:right w:val="none" w:sz="0" w:space="0" w:color="000000"/>
+              </w:pBdr>
+              <w:spacing w:after="160" w:before="160" w:line="312"/>
+              <w:ind w:left="160" w:right="160" w:firstLine="0" w:firstLineChars="0"/>
+              <w:rPr>
+                <w:rFonts w:ascii="Calibri" w:hAnsi="Calibri" w:eastAsia="Calibri" w:cs="Calibri"/>
+                <w:i w:val="false"/>
+                <w:b w:val="true"/>
+                <w:u w:val="none"/>
+                <w:strike w:val="false"/>
+                <w:sz w:val="20"/>
+                <w:szCs w:val="20"/>
+                <w:color w:val="E67E22"/>
+              </w:rPr>
+            </w:pPr>
+            <w:r>
+              <w:rPr>
+                <w:rFonts w:ascii="Calibri" w:hAnsi="Calibri" w:eastAsia="Calibri" w:cs="Calibri"/>
+                <w:i w:val="false"/>
+                <w:b w:val="true"/>
+                <w:u w:val="none"/>
+                <w:strike w:val="false"/>
+                <w:sz w:val="20"/>
+                <w:szCs w:val="20"/>
+                <w:color w:val="E67E22"/>
+              </w:rPr>
+              <w:t xml:space="preserve">Illumina</w:t>
+            </w:r>
+          </w:p>
+        </w:tc>
+        <w:tc>
+          <w:tcPr>
+            <w:tcBorders>
+              <w:bottom w:val="single" w:sz="14" w:space="0" w:color="2C3E50"/>
+              <w:top w:val="single" w:sz="4" w:space="0" w:color="DDDDDD"/>
+              <w:left w:val="single" w:sz="4" w:space="0" w:color="DDDDDD"/>
+              <w:right w:val="single" w:sz="4" w:space="0" w:color="DDDDDD"/>
+            </w:tcBorders>
+            <w:shd w:val="clear" w:color="auto" w:fill="FFFFFF"/>
+            <w:tcMar>
+              <w:top w:w="0" w:type="dxa"/>
+              <w:bottom w:w="0" w:type="dxa"/>
+              <w:left w:w="0" w:type="dxa"/>
+              <w:right w:w="0" w:type="dxa"/>
+            </w:tcMar>
+            <w:vAlign w:val="center"/>
+          </w:tcPr>
+          <w:p>
+            <w:pPr>
+              <w:pStyle w:val="Normal"/>
+              <w:jc w:val="center"/>
+              <w:pBdr>
+                <w:bottom w:val="none" w:sz="0" w:space="0" w:color="000000"/>
+                <w:top w:val="none" w:sz="0" w:space="0" w:color="000000"/>
+                <w:left w:val="none" w:sz="0" w:space="0" w:color="000000"/>
+                <w:right w:val="none" w:sz="0" w:space="0" w:color="000000"/>
+              </w:pBdr>
+              <w:spacing w:after="160" w:before="160" w:line="312"/>
+              <w:ind w:left="160" w:right="160" w:firstLine="0" w:firstLineChars="0"/>
+              <w:rPr>
+                <w:rFonts w:ascii="Calibri" w:hAnsi="Calibri" w:eastAsia="Calibri" w:cs="Calibri"/>
+                <w:i w:val="false"/>
+                <w:b w:val="false"/>
+                <w:u w:val="none"/>
+                <w:strike w:val="false"/>
+                <w:sz w:val="20"/>
+                <w:szCs w:val="20"/>
+                <w:color w:val="000000"/>
+              </w:rPr>
+            </w:pPr>
+            <w:r>
+              <w:rPr>
+                <w:rFonts w:ascii="Calibri" w:hAnsi="Calibri" w:eastAsia="Calibri" w:cs="Calibri"/>
+                <w:i w:val="false"/>
+                <w:b w:val="false"/>
+                <w:u w:val="none"/>
+                <w:strike w:val="false"/>
+                <w:sz w:val="20"/>
+                <w:szCs w:val="20"/>
+                <w:color w:val="000000"/>
+              </w:rPr>
+              <w:t xml:space="preserve">&lt;e2&gt;&lt;89&gt;&lt;a5&gt;5</w:t>
+            </w:r>
+          </w:p>
+        </w:tc>
+        <w:tc>
+          <w:tcPr>
+            <w:tcBorders>
+              <w:bottom w:val="single" w:sz="14" w:space="0" w:color="2C3E50"/>
+              <w:top w:val="single" w:sz="4" w:space="0" w:color="DDDDDD"/>
+              <w:left w:val="single" w:sz="4" w:space="0" w:color="DDDDDD"/>
+              <w:right w:val="single" w:sz="4" w:space="0" w:color="DDDDDD"/>
+            </w:tcBorders>
+            <w:shd w:val="clear" w:color="auto" w:fill="FFFFFF"/>
+            <w:tcMar>
+              <w:top w:w="0" w:type="dxa"/>
+              <w:bottom w:w="0" w:type="dxa"/>
+              <w:left w:w="0" w:type="dxa"/>
+              <w:right w:w="0" w:type="dxa"/>
+            </w:tcMar>
+            <w:vAlign w:val="center"/>
+          </w:tcPr>
+          <w:p>
+            <w:pPr>
+              <w:pStyle w:val="Normal"/>
+              <w:jc w:val="center"/>
+              <w:pBdr>
+                <w:bottom w:val="none" w:sz="0" w:space="0" w:color="000000"/>
+                <w:top w:val="none" w:sz="0" w:space="0" w:color="000000"/>
+                <w:left w:val="none" w:sz="0" w:space="0" w:color="000000"/>
+                <w:right w:val="none" w:sz="0" w:space="0" w:color="000000"/>
+              </w:pBdr>
+              <w:spacing w:after="160" w:before="160" w:line="312"/>
+              <w:ind w:left="160" w:right="160" w:firstLine="0" w:firstLineChars="0"/>
+              <w:rPr>
+                <w:rFonts w:ascii="Calibri" w:hAnsi="Calibri" w:eastAsia="Calibri" w:cs="Calibri"/>
+                <w:i w:val="false"/>
+                <w:b w:val="false"/>
+                <w:u w:val="none"/>
+                <w:strike w:val="false"/>
+                <w:sz w:val="20"/>
+                <w:szCs w:val="20"/>
+                <w:color w:val="000000"/>
+              </w:rPr>
+            </w:pPr>
+            <w:r>
+              <w:rPr>
+                <w:rFonts w:ascii="Calibri" w:hAnsi="Calibri" w:eastAsia="Calibri" w:cs="Calibri"/>
+                <w:i w:val="false"/>
+                <w:b w:val="false"/>
+                <w:u w:val="none"/>
+                <w:strike w:val="false"/>
+                <w:sz w:val="20"/>
+                <w:szCs w:val="20"/>
+                <w:color w:val="000000"/>
+              </w:rPr>
+              <w:t xml:space="preserve">1</w:t>
+            </w:r>
+          </w:p>
+        </w:tc>
+        <w:tc>
+          <w:tcPr>
+            <w:tcBorders>
+              <w:bottom w:val="single" w:sz="14" w:space="0" w:color="2C3E50"/>
+              <w:top w:val="single" w:sz="4" w:space="0" w:color="DDDDDD"/>
+              <w:left w:val="single" w:sz="4" w:space="0" w:color="DDDDDD"/>
+              <w:right w:val="single" w:sz="4" w:space="0" w:color="DDDDDD"/>
+            </w:tcBorders>
+            <w:shd w:val="clear" w:color="auto" w:fill="FFFFFF"/>
+            <w:tcMar>
+              <w:top w:w="0" w:type="dxa"/>
+              <w:bottom w:w="0" w:type="dxa"/>
+              <w:left w:w="0" w:type="dxa"/>
+              <w:right w:w="0" w:type="dxa"/>
+            </w:tcMar>
+            <w:vAlign w:val="center"/>
+          </w:tcPr>
+          <w:p>
+            <w:pPr>
+              <w:pStyle w:val="Normal"/>
+              <w:jc w:val="center"/>
+              <w:pBdr>
+                <w:bottom w:val="none" w:sz="0" w:space="0" w:color="000000"/>
+                <w:top w:val="none" w:sz="0" w:space="0" w:color="000000"/>
+                <w:left w:val="none" w:sz="0" w:space="0" w:color="000000"/>
+                <w:right w:val="none" w:sz="0" w:space="0" w:color="000000"/>
+              </w:pBdr>
+              <w:spacing w:after="160" w:before="160" w:line="312"/>
+              <w:ind w:left="160" w:right="160" w:firstLine="0" w:firstLineChars="0"/>
+              <w:rPr>
+                <w:rFonts w:ascii="Calibri" w:hAnsi="Calibri" w:eastAsia="Calibri" w:cs="Calibri"/>
+                <w:i w:val="false"/>
+                <w:b w:val="false"/>
+                <w:u w:val="none"/>
+                <w:strike w:val="false"/>
+                <w:sz w:val="20"/>
+                <w:szCs w:val="20"/>
+                <w:color w:val="000000"/>
+              </w:rPr>
+            </w:pPr>
+            <w:r>
+              <w:rPr>
+                <w:rFonts w:ascii="Calibri" w:hAnsi="Calibri" w:eastAsia="Calibri" w:cs="Calibri"/>
+                <w:i w:val="false"/>
+                <w:b w:val="false"/>
+                <w:u w:val="none"/>
+                <w:strike w:val="false"/>
+                <w:sz w:val="20"/>
+                <w:szCs w:val="20"/>
+                <w:color w:val="000000"/>
+              </w:rPr>
+              <w:t xml:space="preserve">56.7M</w:t>
+            </w:r>
+          </w:p>
+        </w:tc>
+        <w:tc>
+          <w:tcPr>
+            <w:tcBorders>
+              <w:bottom w:val="single" w:sz="14" w:space="0" w:color="2C3E50"/>
+              <w:top w:val="single" w:sz="4" w:space="0" w:color="DDDDDD"/>
+              <w:left w:val="single" w:sz="4" w:space="0" w:color="DDDDDD"/>
+              <w:right w:val="single" w:sz="4" w:space="0" w:color="DDDDDD"/>
+            </w:tcBorders>
+            <w:shd w:val="clear" w:color="auto" w:fill="FFFFFF"/>
+            <w:tcMar>
+              <w:top w:w="0" w:type="dxa"/>
+              <w:bottom w:w="0" w:type="dxa"/>
+              <w:left w:w="0" w:type="dxa"/>
+              <w:right w:w="0" w:type="dxa"/>
+            </w:tcMar>
+            <w:vAlign w:val="center"/>
+          </w:tcPr>
+          <w:p>
+            <w:pPr>
+              <w:pStyle w:val="Normal"/>
+              <w:jc w:val="center"/>
+              <w:pBdr>
+                <w:bottom w:val="none" w:sz="0" w:space="0" w:color="000000"/>
+                <w:top w:val="none" w:sz="0" w:space="0" w:color="000000"/>
+                <w:left w:val="none" w:sz="0" w:space="0" w:color="000000"/>
+                <w:right w:val="none" w:sz="0" w:space="0" w:color="000000"/>
+              </w:pBdr>
+              <w:spacing w:after="160" w:before="160" w:line="312"/>
+              <w:ind w:left="160" w:right="160" w:firstLine="0" w:firstLineChars="0"/>
+              <w:rPr>
+                <w:rFonts w:ascii="Calibri" w:hAnsi="Calibri" w:eastAsia="Calibri" w:cs="Calibri"/>
+                <w:i w:val="false"/>
+                <w:b w:val="false"/>
+                <w:u w:val="none"/>
+                <w:strike w:val="false"/>
+                <w:sz w:val="20"/>
+                <w:szCs w:val="20"/>
+                <w:color w:val="000000"/>
+              </w:rPr>
+            </w:pPr>
+            <w:r>
+              <w:rPr>
+                <w:rFonts w:ascii="Calibri" w:hAnsi="Calibri" w:eastAsia="Calibri" w:cs="Calibri"/>
+                <w:i w:val="false"/>
+                <w:b w:val="false"/>
+                <w:u w:val="none"/>
+                <w:strike w:val="false"/>
+                <w:sz w:val="20"/>
+                <w:szCs w:val="20"/>
+                <w:color w:val="000000"/>
+              </w:rPr>
+              <w:t xml:space="preserve">0.369</w:t>
+            </w:r>
+          </w:p>
+        </w:tc>
+        <w:tc>
+          <w:tcPr>
+            <w:tcBorders>
+              <w:bottom w:val="single" w:sz="14" w:space="0" w:color="2C3E50"/>
+              <w:top w:val="single" w:sz="4" w:space="0" w:color="DDDDDD"/>
+              <w:left w:val="single" w:sz="4" w:space="0" w:color="DDDDDD"/>
+              <w:right w:val="single" w:sz="4" w:space="0" w:color="DDDDDD"/>
+            </w:tcBorders>
+            <w:shd w:val="clear" w:color="auto" w:fill="228B22"/>
+            <w:tcMar>
+              <w:top w:w="0" w:type="dxa"/>
+              <w:bottom w:w="0" w:type="dxa"/>
+              <w:left w:w="0" w:type="dxa"/>
+              <w:right w:w="0" w:type="dxa"/>
+            </w:tcMar>
+            <w:vAlign w:val="center"/>
+          </w:tcPr>
+          <w:p>
+            <w:pPr>
+              <w:pStyle w:val="Normal"/>
+              <w:jc w:val="center"/>
+              <w:pBdr>
+                <w:bottom w:val="none" w:sz="0" w:space="0" w:color="000000"/>
+                <w:top w:val="none" w:sz="0" w:space="0" w:color="000000"/>
+                <w:left w:val="none" w:sz="0" w:space="0" w:color="000000"/>
+                <w:right w:val="none" w:sz="0" w:space="0" w:color="000000"/>
+              </w:pBdr>
+              <w:spacing w:after="160" w:before="160" w:line="312"/>
+              <w:ind w:left="160" w:right="160" w:firstLine="0" w:firstLineChars="0"/>
+              <w:rPr>
+                <w:rFonts w:ascii="Calibri" w:hAnsi="Calibri" w:eastAsia="Calibri" w:cs="Calibri"/>
+                <w:i w:val="false"/>
+                <w:b w:val="false"/>
+                <w:u w:val="none"/>
+                <w:strike w:val="false"/>
+                <w:sz w:val="20"/>
+                <w:szCs w:val="20"/>
+                <w:color w:val="000000"/>
+              </w:rPr>
+            </w:pPr>
+            <w:r>
+              <w:rPr>
+                <w:rFonts w:ascii="Calibri" w:hAnsi="Calibri" w:eastAsia="Calibri" w:cs="Calibri"/>
+                <w:i w:val="false"/>
+                <w:b w:val="false"/>
+                <w:u w:val="none"/>
+                <w:strike w:val="false"/>
+                <w:sz w:val="20"/>
+                <w:szCs w:val="20"/>
+                <w:color w:val="000000"/>
+              </w:rPr>
+              <w:t xml:space="preserve">0.915</w:t>
+            </w:r>
+          </w:p>
+        </w:tc>
+        <w:tc>
+          <w:tcPr>
+            <w:tcBorders>
+              <w:bottom w:val="single" w:sz="14" w:space="0" w:color="2C3E50"/>
+              <w:top w:val="single" w:sz="4" w:space="0" w:color="DDDDDD"/>
+              <w:left w:val="single" w:sz="4" w:space="0" w:color="DDDDDD"/>
+              <w:right w:val="single" w:sz="4" w:space="0" w:color="DDDDDD"/>
+            </w:tcBorders>
+            <w:shd w:val="clear" w:color="auto" w:fill="FFFFFF"/>
+            <w:tcMar>
+              <w:top w:w="0" w:type="dxa"/>
+              <w:bottom w:w="0" w:type="dxa"/>
+              <w:left w:w="0" w:type="dxa"/>
+              <w:right w:w="0" w:type="dxa"/>
+            </w:tcMar>
+            <w:vAlign w:val="center"/>
+          </w:tcPr>
+          <w:p>
+            <w:pPr>
+              <w:pStyle w:val="Normal"/>
+              <w:jc w:val="center"/>
+              <w:pBdr>
+                <w:bottom w:val="none" w:sz="0" w:space="0" w:color="000000"/>
+                <w:top w:val="none" w:sz="0" w:space="0" w:color="000000"/>
+                <w:left w:val="none" w:sz="0" w:space="0" w:color="000000"/>
+                <w:right w:val="none" w:sz="0" w:space="0" w:color="000000"/>
+              </w:pBdr>
+              <w:spacing w:after="160" w:before="160" w:line="312"/>
+              <w:ind w:left="160" w:right="160" w:firstLine="0" w:firstLineChars="0"/>
+              <w:rPr>
+                <w:rFonts w:ascii="Calibri" w:hAnsi="Calibri" w:eastAsia="Calibri" w:cs="Calibri"/>
+                <w:i w:val="false"/>
+                <w:b w:val="false"/>
+                <w:u w:val="none"/>
+                <w:strike w:val="false"/>
+                <w:sz w:val="20"/>
+                <w:szCs w:val="20"/>
+                <w:color w:val="000000"/>
+              </w:rPr>
+            </w:pPr>
+            <w:r>
+              <w:rPr>
+                <w:rFonts w:ascii="Calibri" w:hAnsi="Calibri" w:eastAsia="Calibri" w:cs="Calibri"/>
+                <w:i w:val="false"/>
+                <w:b w:val="false"/>
+                <w:u w:val="none"/>
+                <w:strike w:val="false"/>
+                <w:sz w:val="20"/>
+                <w:szCs w:val="20"/>
+                <w:color w:val="000000"/>
+              </w:rPr>
+              <w:t xml:space="preserve">0.149</w:t>
+            </w:r>
+          </w:p>
+        </w:tc>
+        <w:tc>
+          <w:tcPr>
+            <w:tcBorders>
+              <w:bottom w:val="single" w:sz="14" w:space="0" w:color="2C3E50"/>
+              <w:top w:val="single" w:sz="4" w:space="0" w:color="DDDDDD"/>
+              <w:left w:val="single" w:sz="4" w:space="0" w:color="DDDDDD"/>
+              <w:right w:val="single" w:sz="4" w:space="0" w:color="DDDDDD"/>
+            </w:tcBorders>
+            <w:shd w:val="clear" w:color="auto" w:fill="CEE5CE"/>
+            <w:tcMar>
+              <w:top w:w="0" w:type="dxa"/>
+              <w:bottom w:w="0" w:type="dxa"/>
+              <w:left w:w="0" w:type="dxa"/>
+              <w:right w:w="0" w:type="dxa"/>
+            </w:tcMar>
+            <w:vAlign w:val="center"/>
+          </w:tcPr>
+          <w:p>
+            <w:pPr>
+              <w:pStyle w:val="Normal"/>
+              <w:jc w:val="center"/>
+              <w:pBdr>
+                <w:bottom w:val="none" w:sz="0" w:space="0" w:color="000000"/>
+                <w:top w:val="none" w:sz="0" w:space="0" w:color="000000"/>
+                <w:left w:val="none" w:sz="0" w:space="0" w:color="000000"/>
+                <w:right w:val="none" w:sz="0" w:space="0" w:color="000000"/>
+              </w:pBdr>
+              <w:spacing w:after="160" w:before="160" w:line="312"/>
+              <w:ind w:left="160" w:right="160" w:firstLine="0" w:firstLineChars="0"/>
+              <w:rPr>
+                <w:rFonts w:ascii="Calibri" w:hAnsi="Calibri" w:eastAsia="Calibri" w:cs="Calibri"/>
+                <w:i w:val="false"/>
+                <w:b w:val="false"/>
+                <w:u w:val="none"/>
+                <w:strike w:val="false"/>
+                <w:sz w:val="20"/>
+                <w:szCs w:val="20"/>
+                <w:color w:val="000000"/>
+              </w:rPr>
+            </w:pPr>
+            <w:r>
+              <w:rPr>
+                <w:rFonts w:ascii="Calibri" w:hAnsi="Calibri" w:eastAsia="Calibri" w:cs="Calibri"/>
+                <w:i w:val="false"/>
+                <w:b w:val="false"/>
+                <w:u w:val="none"/>
+                <w:strike w:val="false"/>
+                <w:sz w:val="20"/>
+                <w:szCs w:val="20"/>
+                <w:color w:val="000000"/>
+              </w:rPr>
+              <w:t xml:space="preserve">0.441 &lt;c2&gt;&lt;b1&gt; 0.13</w:t>
+            </w:r>
+          </w:p>
+        </w:tc>
+        <w:tc>
+          <w:tcPr>
+            <w:tcBorders>
+              <w:bottom w:val="single" w:sz="14" w:space="0" w:color="2C3E50"/>
+              <w:top w:val="single" w:sz="4" w:space="0" w:color="DDDDDD"/>
+              <w:left w:val="single" w:sz="4" w:space="0" w:color="DDDDDD"/>
+              <w:right w:val="single" w:sz="4" w:space="0" w:color="DDDDDD"/>
+            </w:tcBorders>
+            <w:shd w:val="clear" w:color="auto" w:fill="228B22"/>
+            <w:tcMar>
+              <w:top w:w="0" w:type="dxa"/>
+              <w:bottom w:w="0" w:type="dxa"/>
+              <w:left w:w="0" w:type="dxa"/>
+              <w:right w:w="0" w:type="dxa"/>
+            </w:tcMar>
+            <w:vAlign w:val="center"/>
+          </w:tcPr>
+          <w:p>
+            <w:pPr>
+              <w:pStyle w:val="Normal"/>
+              <w:jc w:val="center"/>
+              <w:pBdr>
+                <w:bottom w:val="none" w:sz="0" w:space="0" w:color="000000"/>
+                <w:top w:val="none" w:sz="0" w:space="0" w:color="000000"/>
+                <w:left w:val="none" w:sz="0" w:space="0" w:color="000000"/>
+                <w:right w:val="none" w:sz="0" w:space="0" w:color="000000"/>
+              </w:pBdr>
+              <w:spacing w:after="160" w:before="160" w:line="312"/>
+              <w:ind w:left="160" w:right="160" w:firstLine="0" w:firstLineChars="0"/>
+              <w:rPr>
+                <w:rFonts w:ascii="Calibri" w:hAnsi="Calibri" w:eastAsia="Calibri" w:cs="Calibri"/>
+                <w:i w:val="false"/>
+                <w:b w:val="false"/>
+                <w:u w:val="none"/>
+                <w:strike w:val="false"/>
+                <w:sz w:val="20"/>
+                <w:szCs w:val="20"/>
+                <w:color w:val="000000"/>
+              </w:rPr>
+            </w:pPr>
+            <w:r>
+              <w:rPr>
+                <w:rFonts w:ascii="Calibri" w:hAnsi="Calibri" w:eastAsia="Calibri" w:cs="Calibri"/>
+                <w:i w:val="false"/>
+                <w:b w:val="false"/>
+                <w:u w:val="none"/>
+                <w:strike w:val="false"/>
+                <w:sz w:val="20"/>
+                <w:szCs w:val="20"/>
+                <w:color w:val="000000"/>
+              </w:rPr>
+              <w:t xml:space="preserve">0.849</w:t>
+            </w:r>
+          </w:p>
+        </w:tc>
+        <w:tc>
+          <w:tcPr>
+            <w:tcBorders>
+              <w:bottom w:val="single" w:sz="14" w:space="0" w:color="2C3E50"/>
+              <w:top w:val="single" w:sz="4" w:space="0" w:color="DDDDDD"/>
+              <w:left w:val="single" w:sz="4" w:space="0" w:color="DDDDDD"/>
+              <w:right w:val="single" w:sz="12" w:space="0" w:color="666666"/>
+            </w:tcBorders>
+            <w:shd w:val="clear" w:color="auto" w:fill="3C993C"/>
+            <w:tcMar>
+              <w:top w:w="0" w:type="dxa"/>
+              <w:bottom w:w="0" w:type="dxa"/>
+              <w:left w:w="0" w:type="dxa"/>
+              <w:right w:w="0" w:type="dxa"/>
+            </w:tcMar>
+            <w:vAlign w:val="center"/>
+          </w:tcPr>
+          <w:p>
+            <w:pPr>
+              <w:pStyle w:val="Normal"/>
+              <w:jc w:val="center"/>
+              <w:pBdr>
+                <w:bottom w:val="none" w:sz="0" w:space="0" w:color="000000"/>
+                <w:top w:val="none" w:sz="0" w:space="0" w:color="000000"/>
+                <w:left w:val="none" w:sz="0" w:space="0" w:color="000000"/>
+                <w:right w:val="none" w:sz="0" w:space="0" w:color="000000"/>
+              </w:pBdr>
+              <w:spacing w:after="160" w:before="160" w:line="312"/>
+              <w:ind w:left="160" w:right="160" w:firstLine="0" w:firstLineChars="0"/>
+              <w:rPr>
+                <w:rFonts w:ascii="Calibri" w:hAnsi="Calibri" w:eastAsia="Calibri" w:cs="Calibri"/>
+                <w:i w:val="false"/>
+                <w:b w:val="false"/>
+                <w:u w:val="none"/>
+                <w:strike w:val="false"/>
+                <w:sz w:val="20"/>
+                <w:szCs w:val="20"/>
+                <w:color w:val="000000"/>
+              </w:rPr>
+            </w:pPr>
+            <w:r>
+              <w:rPr>
+                <w:rFonts w:ascii="Calibri" w:hAnsi="Calibri" w:eastAsia="Calibri" w:cs="Calibri"/>
+                <w:i w:val="false"/>
+                <w:b w:val="false"/>
+                <w:u w:val="none"/>
+                <w:strike w:val="false"/>
+                <w:sz w:val="20"/>
+                <w:szCs w:val="20"/>
+                <w:color w:val="000000"/>
+              </w:rPr>
+              <w:t xml:space="preserve">0.771</w:t>
+            </w:r>
+          </w:p>
+        </w:tc>
+      </w:tr>
+      <w:tr>
+        <w:trPr>
+          <w:trHeight w:val="925" w:hRule="auto"/>
+        </w:trPr>
+        <w:tc>
+          <w:tcPr>
+            <w:vMerge w:val="restart"/>
+            <w:tcBorders>
               <w:bottom w:val="single" w:sz="12" w:space="0" w:color="666666"/>
-              <w:top w:val="single" w:sz="4" w:space="0" w:color="DDDDDD"/>
+              <w:top w:val="single" w:sz="14" w:space="0" w:color="2C3E50"/>
+              <w:left w:val="single" w:sz="12" w:space="0" w:color="666666"/>
+              <w:right w:val="single" w:sz="10" w:space="0" w:color="2C3E50"/>
+            </w:tcBorders>
+            <w:shd w:val="clear" w:color="auto" w:fill="ECF0F1"/>
+            <w:tcMar>
+              <w:top w:w="0" w:type="dxa"/>
+              <w:bottom w:w="0" w:type="dxa"/>
+              <w:left w:w="0" w:type="dxa"/>
+              <w:right w:w="0" w:type="dxa"/>
+            </w:tcMar>
+            <w:vAlign w:val="center"/>
+          </w:tcPr>
+          <w:p>
+            <w:pPr>
+              <w:pStyle w:val="Normal"/>
+              <w:jc w:val="center"/>
+              <w:pBdr>
+                <w:bottom w:val="none" w:sz="0" w:space="0" w:color="000000"/>
+                <w:top w:val="none" w:sz="0" w:space="0" w:color="000000"/>
+                <w:left w:val="none" w:sz="0" w:space="0" w:color="000000"/>
+                <w:right w:val="none" w:sz="0" w:space="0" w:color="000000"/>
+              </w:pBdr>
+              <w:spacing w:after="160" w:before="160" w:line="312"/>
+              <w:ind w:left="160" w:right="160" w:firstLine="0" w:firstLineChars="0"/>
+              <w:rPr>
+                <w:rFonts w:ascii="Calibri" w:hAnsi="Calibri" w:eastAsia="Calibri" w:cs="Calibri"/>
+                <w:i w:val="false"/>
+                <w:b w:val="true"/>
+                <w:u w:val="none"/>
+                <w:strike w:val="false"/>
+                <w:sz w:val="22"/>
+                <w:szCs w:val="22"/>
+                <w:color w:val="000000"/>
+              </w:rPr>
+            </w:pPr>
+            <w:r>
+              <w:rPr>
+                <w:rFonts w:ascii="Calibri" w:hAnsi="Calibri" w:eastAsia="Calibri" w:cs="Calibri"/>
+                <w:i w:val="false"/>
+                <w:b w:val="true"/>
+                <w:u w:val="none"/>
+                <w:strike w:val="false"/>
+                <w:sz w:val="22"/>
+                <w:szCs w:val="22"/>
+                <w:color w:val="000000"/>
+              </w:rPr>
+              <w:t xml:space="preserve">Proportional filter</w:t>
+            </w:r>
+            <w:r>
+              <w:rPr>
+                <w:rFonts w:ascii="Calibri" w:hAnsi="Calibri" w:eastAsia="Calibri" w:cs="Calibri"/>
+                <w:i w:val="false"/>
+                <w:b w:val="true"/>
+                <w:u w:val="none"/>
+                <w:strike w:val="false"/>
+                <w:sz w:val="22"/>
+                <w:szCs w:val="22"/>
+                <w:color w:val="000000"/>
+              </w:rPr>
+              <w:br/>
+            </w:r>
+            <w:r>
+              <w:rPr>
+                <w:rFonts w:ascii="Calibri" w:hAnsi="Calibri" w:eastAsia="Calibri" w:cs="Calibri"/>
+                <w:i w:val="false"/>
+                <w:b w:val="true"/>
+                <w:u w:val="none"/>
+                <w:strike w:val="false"/>
+                <w:sz w:val="22"/>
+                <w:szCs w:val="22"/>
+                <w:color w:val="000000"/>
+              </w:rPr>
+              <w:t xml:space="preserve">(&lt;e2&gt;&lt;89&gt;&lt;a5&gt; 0.001% of sample reads)</w:t>
+            </w:r>
+          </w:p>
+        </w:tc>
+        <w:tc>
+          <w:tcPr>
+            <w:tcBorders>
+              <w:bottom w:val="single" w:sz="4" w:space="0" w:color="DDDDDD"/>
+              <w:top w:val="single" w:sz="14" w:space="0" w:color="2C3E50"/>
               <w:left w:val="single" w:sz="10" w:space="0" w:color="2C3E50"/>
               <w:right w:val="single" w:sz="4" w:space="0" w:color="DDDDDD"/>
             </w:tcBorders>
@@ -8344,6 +6411,1965 @@
                 <w:szCs w:val="20"/>
                 <w:color w:val="000000"/>
               </w:rPr>
+              <w:t xml:space="preserve">MAP</w:t>
+            </w:r>
+          </w:p>
+        </w:tc>
+        <w:tc>
+          <w:tcPr>
+            <w:tcBorders>
+              <w:bottom w:val="single" w:sz="4" w:space="0" w:color="DDDDDD"/>
+              <w:top w:val="single" w:sz="14" w:space="0" w:color="2C3E50"/>
+              <w:left w:val="single" w:sz="4" w:space="0" w:color="DDDDDD"/>
+              <w:right w:val="single" w:sz="4" w:space="0" w:color="DDDDDD"/>
+            </w:tcBorders>
+            <w:shd w:val="clear" w:color="auto" w:fill="FFFFFF"/>
+            <w:tcMar>
+              <w:top w:w="0" w:type="dxa"/>
+              <w:bottom w:w="0" w:type="dxa"/>
+              <w:left w:w="0" w:type="dxa"/>
+              <w:right w:w="0" w:type="dxa"/>
+            </w:tcMar>
+            <w:vAlign w:val="center"/>
+          </w:tcPr>
+          <w:p>
+            <w:pPr>
+              <w:pStyle w:val="Normal"/>
+              <w:jc w:val="center"/>
+              <w:pBdr>
+                <w:bottom w:val="none" w:sz="0" w:space="0" w:color="000000"/>
+                <w:top w:val="none" w:sz="0" w:space="0" w:color="000000"/>
+                <w:left w:val="none" w:sz="0" w:space="0" w:color="000000"/>
+                <w:right w:val="none" w:sz="0" w:space="0" w:color="000000"/>
+              </w:pBdr>
+              <w:spacing w:after="160" w:before="160" w:line="312"/>
+              <w:ind w:left="160" w:right="160" w:firstLine="0" w:firstLineChars="0"/>
+              <w:rPr>
+                <w:rFonts w:ascii="Calibri" w:hAnsi="Calibri" w:eastAsia="Calibri" w:cs="Calibri"/>
+                <w:i w:val="false"/>
+                <w:b w:val="true"/>
+                <w:u w:val="none"/>
+                <w:strike w:val="false"/>
+                <w:sz w:val="20"/>
+                <w:szCs w:val="20"/>
+                <w:color w:val="1F4E79"/>
+              </w:rPr>
+            </w:pPr>
+            <w:r>
+              <w:rPr>
+                <w:rFonts w:ascii="Calibri" w:hAnsi="Calibri" w:eastAsia="Calibri" w:cs="Calibri"/>
+                <w:i w:val="false"/>
+                <w:b w:val="true"/>
+                <w:u w:val="none"/>
+                <w:strike w:val="false"/>
+                <w:sz w:val="20"/>
+                <w:szCs w:val="20"/>
+                <w:color w:val="1F4E79"/>
+              </w:rPr>
+              <w:t xml:space="preserve">Nanopore</w:t>
+            </w:r>
+          </w:p>
+        </w:tc>
+        <w:tc>
+          <w:tcPr>
+            <w:tcBorders>
+              <w:bottom w:val="single" w:sz="4" w:space="0" w:color="DDDDDD"/>
+              <w:top w:val="single" w:sz="14" w:space="0" w:color="2C3E50"/>
+              <w:left w:val="single" w:sz="4" w:space="0" w:color="DDDDDD"/>
+              <w:right w:val="single" w:sz="4" w:space="0" w:color="DDDDDD"/>
+            </w:tcBorders>
+            <w:shd w:val="clear" w:color="auto" w:fill="FFFFFF"/>
+            <w:tcMar>
+              <w:top w:w="0" w:type="dxa"/>
+              <w:bottom w:w="0" w:type="dxa"/>
+              <w:left w:w="0" w:type="dxa"/>
+              <w:right w:w="0" w:type="dxa"/>
+            </w:tcMar>
+            <w:vAlign w:val="center"/>
+          </w:tcPr>
+          <w:p>
+            <w:pPr>
+              <w:pStyle w:val="Normal"/>
+              <w:jc w:val="center"/>
+              <w:pBdr>
+                <w:bottom w:val="none" w:sz="0" w:space="0" w:color="000000"/>
+                <w:top w:val="none" w:sz="0" w:space="0" w:color="000000"/>
+                <w:left w:val="none" w:sz="0" w:space="0" w:color="000000"/>
+                <w:right w:val="none" w:sz="0" w:space="0" w:color="000000"/>
+              </w:pBdr>
+              <w:spacing w:after="160" w:before="160" w:line="312"/>
+              <w:ind w:left="160" w:right="160" w:firstLine="0" w:firstLineChars="0"/>
+              <w:rPr>
+                <w:rFonts w:ascii="Calibri" w:hAnsi="Calibri" w:eastAsia="Calibri" w:cs="Calibri"/>
+                <w:i w:val="false"/>
+                <w:b w:val="false"/>
+                <w:u w:val="none"/>
+                <w:strike w:val="false"/>
+                <w:sz w:val="20"/>
+                <w:szCs w:val="20"/>
+                <w:color w:val="000000"/>
+              </w:rPr>
+            </w:pPr>
+            <w:r>
+              <w:rPr>
+                <w:rFonts w:ascii="Calibri" w:hAnsi="Calibri" w:eastAsia="Calibri" w:cs="Calibri"/>
+                <w:i w:val="false"/>
+                <w:b w:val="false"/>
+                <w:u w:val="none"/>
+                <w:strike w:val="false"/>
+                <w:sz w:val="20"/>
+                <w:szCs w:val="20"/>
+                <w:color w:val="000000"/>
+              </w:rPr>
+              <w:t xml:space="preserve">&lt;e2&gt;&lt;89&gt;&lt;a5&gt;32</w:t>
+            </w:r>
+          </w:p>
+        </w:tc>
+        <w:tc>
+          <w:tcPr>
+            <w:tcBorders>
+              <w:bottom w:val="single" w:sz="4" w:space="0" w:color="DDDDDD"/>
+              <w:top w:val="single" w:sz="14" w:space="0" w:color="2C3E50"/>
+              <w:left w:val="single" w:sz="4" w:space="0" w:color="DDDDDD"/>
+              <w:right w:val="single" w:sz="4" w:space="0" w:color="DDDDDD"/>
+            </w:tcBorders>
+            <w:shd w:val="clear" w:color="auto" w:fill="FFFFFF"/>
+            <w:tcMar>
+              <w:top w:w="0" w:type="dxa"/>
+              <w:bottom w:w="0" w:type="dxa"/>
+              <w:left w:w="0" w:type="dxa"/>
+              <w:right w:w="0" w:type="dxa"/>
+            </w:tcMar>
+            <w:vAlign w:val="center"/>
+          </w:tcPr>
+          <w:p>
+            <w:pPr>
+              <w:pStyle w:val="Normal"/>
+              <w:jc w:val="center"/>
+              <w:pBdr>
+                <w:bottom w:val="none" w:sz="0" w:space="0" w:color="000000"/>
+                <w:top w:val="none" w:sz="0" w:space="0" w:color="000000"/>
+                <w:left w:val="none" w:sz="0" w:space="0" w:color="000000"/>
+                <w:right w:val="none" w:sz="0" w:space="0" w:color="000000"/>
+              </w:pBdr>
+              <w:spacing w:after="160" w:before="160" w:line="312"/>
+              <w:ind w:left="160" w:right="160" w:firstLine="0" w:firstLineChars="0"/>
+              <w:rPr>
+                <w:rFonts w:ascii="Calibri" w:hAnsi="Calibri" w:eastAsia="Calibri" w:cs="Calibri"/>
+                <w:i w:val="false"/>
+                <w:b w:val="false"/>
+                <w:u w:val="none"/>
+                <w:strike w:val="false"/>
+                <w:sz w:val="20"/>
+                <w:szCs w:val="20"/>
+                <w:color w:val="000000"/>
+              </w:rPr>
+            </w:pPr>
+            <w:r>
+              <w:rPr>
+                <w:rFonts w:ascii="Calibri" w:hAnsi="Calibri" w:eastAsia="Calibri" w:cs="Calibri"/>
+                <w:i w:val="false"/>
+                <w:b w:val="false"/>
+                <w:u w:val="none"/>
+                <w:strike w:val="false"/>
+                <w:sz w:val="20"/>
+                <w:szCs w:val="20"/>
+                <w:color w:val="000000"/>
+              </w:rPr>
+              <w:t xml:space="preserve">1</w:t>
+            </w:r>
+          </w:p>
+        </w:tc>
+        <w:tc>
+          <w:tcPr>
+            <w:tcBorders>
+              <w:bottom w:val="single" w:sz="4" w:space="0" w:color="DDDDDD"/>
+              <w:top w:val="single" w:sz="14" w:space="0" w:color="2C3E50"/>
+              <w:left w:val="single" w:sz="4" w:space="0" w:color="DDDDDD"/>
+              <w:right w:val="single" w:sz="4" w:space="0" w:color="DDDDDD"/>
+            </w:tcBorders>
+            <w:shd w:val="clear" w:color="auto" w:fill="FFFFFF"/>
+            <w:tcMar>
+              <w:top w:w="0" w:type="dxa"/>
+              <w:bottom w:w="0" w:type="dxa"/>
+              <w:left w:w="0" w:type="dxa"/>
+              <w:right w:w="0" w:type="dxa"/>
+            </w:tcMar>
+            <w:vAlign w:val="center"/>
+          </w:tcPr>
+          <w:p>
+            <w:pPr>
+              <w:pStyle w:val="Normal"/>
+              <w:jc w:val="center"/>
+              <w:pBdr>
+                <w:bottom w:val="none" w:sz="0" w:space="0" w:color="000000"/>
+                <w:top w:val="none" w:sz="0" w:space="0" w:color="000000"/>
+                <w:left w:val="none" w:sz="0" w:space="0" w:color="000000"/>
+                <w:right w:val="none" w:sz="0" w:space="0" w:color="000000"/>
+              </w:pBdr>
+              <w:spacing w:after="160" w:before="160" w:line="312"/>
+              <w:ind w:left="160" w:right="160" w:firstLine="0" w:firstLineChars="0"/>
+              <w:rPr>
+                <w:rFonts w:ascii="Calibri" w:hAnsi="Calibri" w:eastAsia="Calibri" w:cs="Calibri"/>
+                <w:i w:val="false"/>
+                <w:b w:val="false"/>
+                <w:u w:val="none"/>
+                <w:strike w:val="false"/>
+                <w:sz w:val="20"/>
+                <w:szCs w:val="20"/>
+                <w:color w:val="000000"/>
+              </w:rPr>
+            </w:pPr>
+            <w:r>
+              <w:rPr>
+                <w:rFonts w:ascii="Calibri" w:hAnsi="Calibri" w:eastAsia="Calibri" w:cs="Calibri"/>
+                <w:i w:val="false"/>
+                <w:b w:val="false"/>
+                <w:u w:val="none"/>
+                <w:strike w:val="false"/>
+                <w:sz w:val="20"/>
+                <w:szCs w:val="20"/>
+                <w:color w:val="000000"/>
+              </w:rPr>
+              <w:t xml:space="preserve">110.1M</w:t>
+            </w:r>
+          </w:p>
+        </w:tc>
+        <w:tc>
+          <w:tcPr>
+            <w:tcBorders>
+              <w:bottom w:val="single" w:sz="4" w:space="0" w:color="DDDDDD"/>
+              <w:top w:val="single" w:sz="14" w:space="0" w:color="2C3E50"/>
+              <w:left w:val="single" w:sz="4" w:space="0" w:color="DDDDDD"/>
+              <w:right w:val="single" w:sz="4" w:space="0" w:color="DDDDDD"/>
+            </w:tcBorders>
+            <w:shd w:val="clear" w:color="auto" w:fill="FBFDFB"/>
+            <w:tcMar>
+              <w:top w:w="0" w:type="dxa"/>
+              <w:bottom w:w="0" w:type="dxa"/>
+              <w:left w:w="0" w:type="dxa"/>
+              <w:right w:w="0" w:type="dxa"/>
+            </w:tcMar>
+            <w:vAlign w:val="center"/>
+          </w:tcPr>
+          <w:p>
+            <w:pPr>
+              <w:pStyle w:val="Normal"/>
+              <w:jc w:val="center"/>
+              <w:pBdr>
+                <w:bottom w:val="none" w:sz="0" w:space="0" w:color="000000"/>
+                <w:top w:val="none" w:sz="0" w:space="0" w:color="000000"/>
+                <w:left w:val="none" w:sz="0" w:space="0" w:color="000000"/>
+                <w:right w:val="none" w:sz="0" w:space="0" w:color="000000"/>
+              </w:pBdr>
+              <w:spacing w:after="160" w:before="160" w:line="312"/>
+              <w:ind w:left="160" w:right="160" w:firstLine="0" w:firstLineChars="0"/>
+              <w:rPr>
+                <w:rFonts w:ascii="Calibri" w:hAnsi="Calibri" w:eastAsia="Calibri" w:cs="Calibri"/>
+                <w:i w:val="false"/>
+                <w:b w:val="false"/>
+                <w:u w:val="none"/>
+                <w:strike w:val="false"/>
+                <w:sz w:val="20"/>
+                <w:szCs w:val="20"/>
+                <w:color w:val="000000"/>
+              </w:rPr>
+            </w:pPr>
+            <w:r>
+              <w:rPr>
+                <w:rFonts w:ascii="Calibri" w:hAnsi="Calibri" w:eastAsia="Calibri" w:cs="Calibri"/>
+                <w:i w:val="false"/>
+                <w:b w:val="false"/>
+                <w:u w:val="none"/>
+                <w:strike w:val="false"/>
+                <w:sz w:val="20"/>
+                <w:szCs w:val="20"/>
+                <w:color w:val="000000"/>
+              </w:rPr>
+              <w:t xml:space="preserve">0.645</w:t>
+            </w:r>
+          </w:p>
+        </w:tc>
+        <w:tc>
+          <w:tcPr>
+            <w:tcBorders>
+              <w:bottom w:val="single" w:sz="4" w:space="0" w:color="DDDDDD"/>
+              <w:top w:val="single" w:sz="14" w:space="0" w:color="2C3E50"/>
+              <w:left w:val="single" w:sz="4" w:space="0" w:color="DDDDDD"/>
+              <w:right w:val="single" w:sz="4" w:space="0" w:color="DDDDDD"/>
+            </w:tcBorders>
+            <w:shd w:val="clear" w:color="auto" w:fill="FFFFFF"/>
+            <w:tcMar>
+              <w:top w:w="0" w:type="dxa"/>
+              <w:bottom w:w="0" w:type="dxa"/>
+              <w:left w:w="0" w:type="dxa"/>
+              <w:right w:w="0" w:type="dxa"/>
+            </w:tcMar>
+            <w:vAlign w:val="center"/>
+          </w:tcPr>
+          <w:p>
+            <w:pPr>
+              <w:pStyle w:val="Normal"/>
+              <w:jc w:val="center"/>
+              <w:pBdr>
+                <w:bottom w:val="none" w:sz="0" w:space="0" w:color="000000"/>
+                <w:top w:val="none" w:sz="0" w:space="0" w:color="000000"/>
+                <w:left w:val="none" w:sz="0" w:space="0" w:color="000000"/>
+                <w:right w:val="none" w:sz="0" w:space="0" w:color="000000"/>
+              </w:pBdr>
+              <w:spacing w:after="160" w:before="160" w:line="312"/>
+              <w:ind w:left="160" w:right="160" w:firstLine="0" w:firstLineChars="0"/>
+              <w:rPr>
+                <w:rFonts w:ascii="Calibri" w:hAnsi="Calibri" w:eastAsia="Calibri" w:cs="Calibri"/>
+                <w:i w:val="false"/>
+                <w:b w:val="false"/>
+                <w:u w:val="none"/>
+                <w:strike w:val="false"/>
+                <w:sz w:val="20"/>
+                <w:szCs w:val="20"/>
+                <w:color w:val="000000"/>
+              </w:rPr>
+            </w:pPr>
+            <w:r>
+              <w:rPr>
+                <w:rFonts w:ascii="Calibri" w:hAnsi="Calibri" w:eastAsia="Calibri" w:cs="Calibri"/>
+                <w:i w:val="false"/>
+                <w:b w:val="false"/>
+                <w:u w:val="none"/>
+                <w:strike w:val="false"/>
+                <w:sz w:val="20"/>
+                <w:szCs w:val="20"/>
+                <w:color w:val="000000"/>
+              </w:rPr>
+              <w:t xml:space="preserve">0.903</w:t>
+            </w:r>
+          </w:p>
+        </w:tc>
+        <w:tc>
+          <w:tcPr>
+            <w:tcBorders>
+              <w:bottom w:val="single" w:sz="4" w:space="0" w:color="DDDDDD"/>
+              <w:top w:val="single" w:sz="14" w:space="0" w:color="2C3E50"/>
+              <w:left w:val="single" w:sz="4" w:space="0" w:color="DDDDDD"/>
+              <w:right w:val="single" w:sz="4" w:space="0" w:color="DDDDDD"/>
+            </w:tcBorders>
+            <w:shd w:val="clear" w:color="auto" w:fill="56A656"/>
+            <w:tcMar>
+              <w:top w:w="0" w:type="dxa"/>
+              <w:bottom w:w="0" w:type="dxa"/>
+              <w:left w:w="0" w:type="dxa"/>
+              <w:right w:w="0" w:type="dxa"/>
+            </w:tcMar>
+            <w:vAlign w:val="center"/>
+          </w:tcPr>
+          <w:p>
+            <w:pPr>
+              <w:pStyle w:val="Normal"/>
+              <w:jc w:val="center"/>
+              <w:pBdr>
+                <w:bottom w:val="none" w:sz="0" w:space="0" w:color="000000"/>
+                <w:top w:val="none" w:sz="0" w:space="0" w:color="000000"/>
+                <w:left w:val="none" w:sz="0" w:space="0" w:color="000000"/>
+                <w:right w:val="none" w:sz="0" w:space="0" w:color="000000"/>
+              </w:pBdr>
+              <w:spacing w:after="160" w:before="160" w:line="312"/>
+              <w:ind w:left="160" w:right="160" w:firstLine="0" w:firstLineChars="0"/>
+              <w:rPr>
+                <w:rFonts w:ascii="Calibri" w:hAnsi="Calibri" w:eastAsia="Calibri" w:cs="Calibri"/>
+                <w:i w:val="false"/>
+                <w:b w:val="false"/>
+                <w:u w:val="none"/>
+                <w:strike w:val="false"/>
+                <w:sz w:val="20"/>
+                <w:szCs w:val="20"/>
+                <w:color w:val="000000"/>
+              </w:rPr>
+            </w:pPr>
+            <w:r>
+              <w:rPr>
+                <w:rFonts w:ascii="Calibri" w:hAnsi="Calibri" w:eastAsia="Calibri" w:cs="Calibri"/>
+                <w:i w:val="false"/>
+                <w:b w:val="false"/>
+                <w:u w:val="none"/>
+                <w:strike w:val="false"/>
+                <w:sz w:val="20"/>
+                <w:szCs w:val="20"/>
+                <w:color w:val="000000"/>
+              </w:rPr>
+              <w:t xml:space="preserve">0.420</w:t>
+            </w:r>
+          </w:p>
+        </w:tc>
+        <w:tc>
+          <w:tcPr>
+            <w:tcBorders>
+              <w:bottom w:val="single" w:sz="4" w:space="0" w:color="DDDDDD"/>
+              <w:top w:val="single" w:sz="14" w:space="0" w:color="2C3E50"/>
+              <w:left w:val="single" w:sz="4" w:space="0" w:color="DDDDDD"/>
+              <w:right w:val="single" w:sz="4" w:space="0" w:color="DDDDDD"/>
+            </w:tcBorders>
+            <w:shd w:val="clear" w:color="auto" w:fill="228B22"/>
+            <w:tcMar>
+              <w:top w:w="0" w:type="dxa"/>
+              <w:bottom w:w="0" w:type="dxa"/>
+              <w:left w:w="0" w:type="dxa"/>
+              <w:right w:w="0" w:type="dxa"/>
+            </w:tcMar>
+            <w:vAlign w:val="center"/>
+          </w:tcPr>
+          <w:p>
+            <w:pPr>
+              <w:pStyle w:val="Normal"/>
+              <w:jc w:val="center"/>
+              <w:pBdr>
+                <w:bottom w:val="none" w:sz="0" w:space="0" w:color="000000"/>
+                <w:top w:val="none" w:sz="0" w:space="0" w:color="000000"/>
+                <w:left w:val="none" w:sz="0" w:space="0" w:color="000000"/>
+                <w:right w:val="none" w:sz="0" w:space="0" w:color="000000"/>
+              </w:pBdr>
+              <w:spacing w:after="160" w:before="160" w:line="312"/>
+              <w:ind w:left="160" w:right="160" w:firstLine="0" w:firstLineChars="0"/>
+              <w:rPr>
+                <w:rFonts w:ascii="Calibri" w:hAnsi="Calibri" w:eastAsia="Calibri" w:cs="Calibri"/>
+                <w:i w:val="false"/>
+                <w:b w:val="false"/>
+                <w:u w:val="none"/>
+                <w:strike w:val="false"/>
+                <w:sz w:val="20"/>
+                <w:szCs w:val="20"/>
+                <w:color w:val="000000"/>
+              </w:rPr>
+            </w:pPr>
+            <w:r>
+              <w:rPr>
+                <w:rFonts w:ascii="Calibri" w:hAnsi="Calibri" w:eastAsia="Calibri" w:cs="Calibri"/>
+                <w:i w:val="false"/>
+                <w:b w:val="false"/>
+                <w:u w:val="none"/>
+                <w:strike w:val="false"/>
+                <w:sz w:val="20"/>
+                <w:szCs w:val="20"/>
+                <w:color w:val="000000"/>
+              </w:rPr>
+              <w:t xml:space="preserve">0.302 &lt;c2&gt;&lt;b1&gt; 0.096</w:t>
+            </w:r>
+          </w:p>
+        </w:tc>
+        <w:tc>
+          <w:tcPr>
+            <w:tcBorders>
+              <w:bottom w:val="single" w:sz="4" w:space="0" w:color="DDDDDD"/>
+              <w:top w:val="single" w:sz="14" w:space="0" w:color="2C3E50"/>
+              <w:left w:val="single" w:sz="4" w:space="0" w:color="DDDDDD"/>
+              <w:right w:val="single" w:sz="4" w:space="0" w:color="DDDDDD"/>
+            </w:tcBorders>
+            <w:shd w:val="clear" w:color="auto" w:fill="5AA85A"/>
+            <w:tcMar>
+              <w:top w:w="0" w:type="dxa"/>
+              <w:bottom w:w="0" w:type="dxa"/>
+              <w:left w:w="0" w:type="dxa"/>
+              <w:right w:w="0" w:type="dxa"/>
+            </w:tcMar>
+            <w:vAlign w:val="center"/>
+          </w:tcPr>
+          <w:p>
+            <w:pPr>
+              <w:pStyle w:val="Normal"/>
+              <w:jc w:val="center"/>
+              <w:pBdr>
+                <w:bottom w:val="none" w:sz="0" w:space="0" w:color="000000"/>
+                <w:top w:val="none" w:sz="0" w:space="0" w:color="000000"/>
+                <w:left w:val="none" w:sz="0" w:space="0" w:color="000000"/>
+                <w:right w:val="none" w:sz="0" w:space="0" w:color="000000"/>
+              </w:pBdr>
+              <w:spacing w:after="160" w:before="160" w:line="312"/>
+              <w:ind w:left="160" w:right="160" w:firstLine="0" w:firstLineChars="0"/>
+              <w:rPr>
+                <w:rFonts w:ascii="Calibri" w:hAnsi="Calibri" w:eastAsia="Calibri" w:cs="Calibri"/>
+                <w:i w:val="false"/>
+                <w:b w:val="false"/>
+                <w:u w:val="none"/>
+                <w:strike w:val="false"/>
+                <w:sz w:val="20"/>
+                <w:szCs w:val="20"/>
+                <w:color w:val="000000"/>
+              </w:rPr>
+            </w:pPr>
+            <w:r>
+              <w:rPr>
+                <w:rFonts w:ascii="Calibri" w:hAnsi="Calibri" w:eastAsia="Calibri" w:cs="Calibri"/>
+                <w:i w:val="false"/>
+                <w:b w:val="false"/>
+                <w:u w:val="none"/>
+                <w:strike w:val="false"/>
+                <w:sz w:val="20"/>
+                <w:szCs w:val="20"/>
+                <w:color w:val="000000"/>
+              </w:rPr>
+              <w:t xml:space="preserve">0.668</w:t>
+            </w:r>
+          </w:p>
+        </w:tc>
+        <w:tc>
+          <w:tcPr>
+            <w:tcBorders>
+              <w:bottom w:val="single" w:sz="4" w:space="0" w:color="DDDDDD"/>
+              <w:top w:val="single" w:sz="14" w:space="0" w:color="2C3E50"/>
+              <w:left w:val="single" w:sz="4" w:space="0" w:color="DDDDDD"/>
+              <w:right w:val="single" w:sz="12" w:space="0" w:color="666666"/>
+            </w:tcBorders>
+            <w:shd w:val="clear" w:color="auto" w:fill="429C42"/>
+            <w:tcMar>
+              <w:top w:w="0" w:type="dxa"/>
+              <w:bottom w:w="0" w:type="dxa"/>
+              <w:left w:w="0" w:type="dxa"/>
+              <w:right w:w="0" w:type="dxa"/>
+            </w:tcMar>
+            <w:vAlign w:val="center"/>
+          </w:tcPr>
+          <w:p>
+            <w:pPr>
+              <w:pStyle w:val="Normal"/>
+              <w:jc w:val="center"/>
+              <w:pBdr>
+                <w:bottom w:val="none" w:sz="0" w:space="0" w:color="000000"/>
+                <w:top w:val="none" w:sz="0" w:space="0" w:color="000000"/>
+                <w:left w:val="none" w:sz="0" w:space="0" w:color="000000"/>
+                <w:right w:val="none" w:sz="0" w:space="0" w:color="000000"/>
+              </w:pBdr>
+              <w:spacing w:after="160" w:before="160" w:line="312"/>
+              <w:ind w:left="160" w:right="160" w:firstLine="0" w:firstLineChars="0"/>
+              <w:rPr>
+                <w:rFonts w:ascii="Calibri" w:hAnsi="Calibri" w:eastAsia="Calibri" w:cs="Calibri"/>
+                <w:i w:val="false"/>
+                <w:b w:val="false"/>
+                <w:u w:val="none"/>
+                <w:strike w:val="false"/>
+                <w:sz w:val="20"/>
+                <w:szCs w:val="20"/>
+                <w:color w:val="000000"/>
+              </w:rPr>
+            </w:pPr>
+            <w:r>
+              <w:rPr>
+                <w:rFonts w:ascii="Calibri" w:hAnsi="Calibri" w:eastAsia="Calibri" w:cs="Calibri"/>
+                <w:i w:val="false"/>
+                <w:b w:val="false"/>
+                <w:u w:val="none"/>
+                <w:strike w:val="false"/>
+                <w:sz w:val="20"/>
+                <w:szCs w:val="20"/>
+                <w:color w:val="000000"/>
+              </w:rPr>
+              <w:t xml:space="preserve">0.744</w:t>
+            </w:r>
+          </w:p>
+        </w:tc>
+      </w:tr>
+      <w:tr>
+        <w:trPr>
+          <w:trHeight w:val="925" w:hRule="auto"/>
+        </w:trPr>
+        <w:tc>
+          <w:tcPr>
+            <w:vMerge/>
+            <w:tcBorders>
+              <w:bottom w:val="single" w:sz="4" w:space="0" w:color="DDDDDD"/>
+              <w:top w:val="single" w:sz="12" w:space="0" w:color="666666"/>
+              <w:left w:val="single" w:sz="12" w:space="0" w:color="666666"/>
+              <w:right w:val="single" w:sz="10" w:space="0" w:color="2C3E50"/>
+            </w:tcBorders>
+            <w:shd w:val="clear" w:color="auto" w:fill="ECF0F1"/>
+            <w:tcMar>
+              <w:top w:w="0" w:type="dxa"/>
+              <w:bottom w:w="0" w:type="dxa"/>
+              <w:left w:w="0" w:type="dxa"/>
+              <w:right w:w="0" w:type="dxa"/>
+            </w:tcMar>
+            <w:vAlign w:val="center"/>
+          </w:tcPr>
+          <w:p>
+            <w:pPr>
+              <w:pStyle w:val="Normal"/>
+              <w:jc w:val="center"/>
+              <w:pBdr>
+                <w:bottom w:val="none" w:sz="0" w:space="0" w:color="000000"/>
+                <w:top w:val="none" w:sz="0" w:space="0" w:color="000000"/>
+                <w:left w:val="none" w:sz="0" w:space="0" w:color="000000"/>
+                <w:right w:val="none" w:sz="0" w:space="0" w:color="000000"/>
+              </w:pBdr>
+              <w:spacing w:after="160" w:before="160" w:line="312"/>
+              <w:ind w:left="160" w:right="160" w:firstLine="0" w:firstLineChars="0"/>
+              <w:rPr>
+                <w:rFonts w:ascii="Calibri" w:hAnsi="Calibri" w:eastAsia="Calibri" w:cs="Calibri"/>
+                <w:i w:val="false"/>
+                <w:b w:val="true"/>
+                <w:u w:val="none"/>
+                <w:strike w:val="false"/>
+                <w:sz w:val="22"/>
+                <w:szCs w:val="22"/>
+                <w:color w:val="000000"/>
+              </w:rPr>
+            </w:pPr>
+          </w:p>
+        </w:tc>
+        <w:tc>
+          <w:tcPr>
+            <w:tcBorders>
+              <w:bottom w:val="single" w:sz="4" w:space="0" w:color="DDDDDD"/>
+              <w:top w:val="single" w:sz="4" w:space="0" w:color="DDDDDD"/>
+              <w:left w:val="single" w:sz="10" w:space="0" w:color="2C3E50"/>
+              <w:right w:val="single" w:sz="4" w:space="0" w:color="DDDDDD"/>
+            </w:tcBorders>
+            <w:shd w:val="clear" w:color="auto" w:fill="FFFFFF"/>
+            <w:tcMar>
+              <w:top w:w="0" w:type="dxa"/>
+              <w:bottom w:w="0" w:type="dxa"/>
+              <w:left w:w="0" w:type="dxa"/>
+              <w:right w:w="0" w:type="dxa"/>
+            </w:tcMar>
+            <w:vAlign w:val="center"/>
+          </w:tcPr>
+          <w:p>
+            <w:pPr>
+              <w:pStyle w:val="Normal"/>
+              <w:jc w:val="center"/>
+              <w:pBdr>
+                <w:bottom w:val="none" w:sz="0" w:space="0" w:color="000000"/>
+                <w:top w:val="none" w:sz="0" w:space="0" w:color="000000"/>
+                <w:left w:val="none" w:sz="0" w:space="0" w:color="000000"/>
+                <w:right w:val="none" w:sz="0" w:space="0" w:color="000000"/>
+              </w:pBdr>
+              <w:spacing w:after="160" w:before="160" w:line="312"/>
+              <w:ind w:left="160" w:right="160" w:firstLine="0" w:firstLineChars="0"/>
+              <w:rPr>
+                <w:rFonts w:ascii="Calibri" w:hAnsi="Calibri" w:eastAsia="Calibri" w:cs="Calibri"/>
+                <w:i w:val="false"/>
+                <w:b w:val="false"/>
+                <w:u w:val="none"/>
+                <w:strike w:val="false"/>
+                <w:sz w:val="20"/>
+                <w:szCs w:val="20"/>
+                <w:color w:val="000000"/>
+              </w:rPr>
+            </w:pPr>
+            <w:r>
+              <w:rPr>
+                <w:rFonts w:ascii="Calibri" w:hAnsi="Calibri" w:eastAsia="Calibri" w:cs="Calibri"/>
+                <w:i w:val="false"/>
+                <w:b w:val="false"/>
+                <w:u w:val="none"/>
+                <w:strike w:val="false"/>
+                <w:sz w:val="20"/>
+                <w:szCs w:val="20"/>
+                <w:color w:val="000000"/>
+              </w:rPr>
+              <w:t xml:space="preserve">MAP</w:t>
+            </w:r>
+          </w:p>
+        </w:tc>
+        <w:tc>
+          <w:tcPr>
+            <w:tcBorders>
+              <w:bottom w:val="single" w:sz="4" w:space="0" w:color="DDDDDD"/>
+              <w:top w:val="single" w:sz="4" w:space="0" w:color="DDDDDD"/>
+              <w:left w:val="single" w:sz="4" w:space="0" w:color="DDDDDD"/>
+              <w:right w:val="single" w:sz="4" w:space="0" w:color="DDDDDD"/>
+            </w:tcBorders>
+            <w:shd w:val="clear" w:color="auto" w:fill="FFFFFF"/>
+            <w:tcMar>
+              <w:top w:w="0" w:type="dxa"/>
+              <w:bottom w:w="0" w:type="dxa"/>
+              <w:left w:w="0" w:type="dxa"/>
+              <w:right w:w="0" w:type="dxa"/>
+            </w:tcMar>
+            <w:vAlign w:val="center"/>
+          </w:tcPr>
+          <w:p>
+            <w:pPr>
+              <w:pStyle w:val="Normal"/>
+              <w:jc w:val="center"/>
+              <w:pBdr>
+                <w:bottom w:val="none" w:sz="0" w:space="0" w:color="000000"/>
+                <w:top w:val="none" w:sz="0" w:space="0" w:color="000000"/>
+                <w:left w:val="none" w:sz="0" w:space="0" w:color="000000"/>
+                <w:right w:val="none" w:sz="0" w:space="0" w:color="000000"/>
+              </w:pBdr>
+              <w:spacing w:after="160" w:before="160" w:line="312"/>
+              <w:ind w:left="160" w:right="160" w:firstLine="0" w:firstLineChars="0"/>
+              <w:rPr>
+                <w:rFonts w:ascii="Calibri" w:hAnsi="Calibri" w:eastAsia="Calibri" w:cs="Calibri"/>
+                <w:i w:val="false"/>
+                <w:b w:val="true"/>
+                <w:u w:val="none"/>
+                <w:strike w:val="false"/>
+                <w:sz w:val="20"/>
+                <w:szCs w:val="20"/>
+                <w:color w:val="E67E22"/>
+              </w:rPr>
+            </w:pPr>
+            <w:r>
+              <w:rPr>
+                <w:rFonts w:ascii="Calibri" w:hAnsi="Calibri" w:eastAsia="Calibri" w:cs="Calibri"/>
+                <w:i w:val="false"/>
+                <w:b w:val="true"/>
+                <w:u w:val="none"/>
+                <w:strike w:val="false"/>
+                <w:sz w:val="20"/>
+                <w:szCs w:val="20"/>
+                <w:color w:val="E67E22"/>
+              </w:rPr>
+              <w:t xml:space="preserve">Illumina</w:t>
+            </w:r>
+          </w:p>
+        </w:tc>
+        <w:tc>
+          <w:tcPr>
+            <w:tcBorders>
+              <w:bottom w:val="single" w:sz="4" w:space="0" w:color="DDDDDD"/>
+              <w:top w:val="single" w:sz="4" w:space="0" w:color="DDDDDD"/>
+              <w:left w:val="single" w:sz="4" w:space="0" w:color="DDDDDD"/>
+              <w:right w:val="single" w:sz="4" w:space="0" w:color="DDDDDD"/>
+            </w:tcBorders>
+            <w:shd w:val="clear" w:color="auto" w:fill="FFFFFF"/>
+            <w:tcMar>
+              <w:top w:w="0" w:type="dxa"/>
+              <w:bottom w:w="0" w:type="dxa"/>
+              <w:left w:w="0" w:type="dxa"/>
+              <w:right w:w="0" w:type="dxa"/>
+            </w:tcMar>
+            <w:vAlign w:val="center"/>
+          </w:tcPr>
+          <w:p>
+            <w:pPr>
+              <w:pStyle w:val="Normal"/>
+              <w:jc w:val="center"/>
+              <w:pBdr>
+                <w:bottom w:val="none" w:sz="0" w:space="0" w:color="000000"/>
+                <w:top w:val="none" w:sz="0" w:space="0" w:color="000000"/>
+                <w:left w:val="none" w:sz="0" w:space="0" w:color="000000"/>
+                <w:right w:val="none" w:sz="0" w:space="0" w:color="000000"/>
+              </w:pBdr>
+              <w:spacing w:after="160" w:before="160" w:line="312"/>
+              <w:ind w:left="160" w:right="160" w:firstLine="0" w:firstLineChars="0"/>
+              <w:rPr>
+                <w:rFonts w:ascii="Calibri" w:hAnsi="Calibri" w:eastAsia="Calibri" w:cs="Calibri"/>
+                <w:i w:val="false"/>
+                <w:b w:val="false"/>
+                <w:u w:val="none"/>
+                <w:strike w:val="false"/>
+                <w:sz w:val="20"/>
+                <w:szCs w:val="20"/>
+                <w:color w:val="000000"/>
+              </w:rPr>
+            </w:pPr>
+            <w:r>
+              <w:rPr>
+                <w:rFonts w:ascii="Calibri" w:hAnsi="Calibri" w:eastAsia="Calibri" w:cs="Calibri"/>
+                <w:i w:val="false"/>
+                <w:b w:val="false"/>
+                <w:u w:val="none"/>
+                <w:strike w:val="false"/>
+                <w:sz w:val="20"/>
+                <w:szCs w:val="20"/>
+                <w:color w:val="000000"/>
+              </w:rPr>
+              <w:t xml:space="preserve">&lt;e2&gt;&lt;89&gt;&lt;a5&gt;29</w:t>
+            </w:r>
+          </w:p>
+        </w:tc>
+        <w:tc>
+          <w:tcPr>
+            <w:tcBorders>
+              <w:bottom w:val="single" w:sz="4" w:space="0" w:color="DDDDDD"/>
+              <w:top w:val="single" w:sz="4" w:space="0" w:color="DDDDDD"/>
+              <w:left w:val="single" w:sz="4" w:space="0" w:color="DDDDDD"/>
+              <w:right w:val="single" w:sz="4" w:space="0" w:color="DDDDDD"/>
+            </w:tcBorders>
+            <w:shd w:val="clear" w:color="auto" w:fill="FFFFFF"/>
+            <w:tcMar>
+              <w:top w:w="0" w:type="dxa"/>
+              <w:bottom w:w="0" w:type="dxa"/>
+              <w:left w:w="0" w:type="dxa"/>
+              <w:right w:w="0" w:type="dxa"/>
+            </w:tcMar>
+            <w:vAlign w:val="center"/>
+          </w:tcPr>
+          <w:p>
+            <w:pPr>
+              <w:pStyle w:val="Normal"/>
+              <w:jc w:val="center"/>
+              <w:pBdr>
+                <w:bottom w:val="none" w:sz="0" w:space="0" w:color="000000"/>
+                <w:top w:val="none" w:sz="0" w:space="0" w:color="000000"/>
+                <w:left w:val="none" w:sz="0" w:space="0" w:color="000000"/>
+                <w:right w:val="none" w:sz="0" w:space="0" w:color="000000"/>
+              </w:pBdr>
+              <w:spacing w:after="160" w:before="160" w:line="312"/>
+              <w:ind w:left="160" w:right="160" w:firstLine="0" w:firstLineChars="0"/>
+              <w:rPr>
+                <w:rFonts w:ascii="Calibri" w:hAnsi="Calibri" w:eastAsia="Calibri" w:cs="Calibri"/>
+                <w:i w:val="false"/>
+                <w:b w:val="false"/>
+                <w:u w:val="none"/>
+                <w:strike w:val="false"/>
+                <w:sz w:val="20"/>
+                <w:szCs w:val="20"/>
+                <w:color w:val="000000"/>
+              </w:rPr>
+            </w:pPr>
+            <w:r>
+              <w:rPr>
+                <w:rFonts w:ascii="Calibri" w:hAnsi="Calibri" w:eastAsia="Calibri" w:cs="Calibri"/>
+                <w:i w:val="false"/>
+                <w:b w:val="false"/>
+                <w:u w:val="none"/>
+                <w:strike w:val="false"/>
+                <w:sz w:val="20"/>
+                <w:szCs w:val="20"/>
+                <w:color w:val="000000"/>
+              </w:rPr>
+              <w:t xml:space="preserve">1</w:t>
+            </w:r>
+          </w:p>
+        </w:tc>
+        <w:tc>
+          <w:tcPr>
+            <w:tcBorders>
+              <w:bottom w:val="single" w:sz="4" w:space="0" w:color="DDDDDD"/>
+              <w:top w:val="single" w:sz="4" w:space="0" w:color="DDDDDD"/>
+              <w:left w:val="single" w:sz="4" w:space="0" w:color="DDDDDD"/>
+              <w:right w:val="single" w:sz="4" w:space="0" w:color="DDDDDD"/>
+            </w:tcBorders>
+            <w:shd w:val="clear" w:color="auto" w:fill="FFFFFF"/>
+            <w:tcMar>
+              <w:top w:w="0" w:type="dxa"/>
+              <w:bottom w:w="0" w:type="dxa"/>
+              <w:left w:w="0" w:type="dxa"/>
+              <w:right w:w="0" w:type="dxa"/>
+            </w:tcMar>
+            <w:vAlign w:val="center"/>
+          </w:tcPr>
+          <w:p>
+            <w:pPr>
+              <w:pStyle w:val="Normal"/>
+              <w:jc w:val="center"/>
+              <w:pBdr>
+                <w:bottom w:val="none" w:sz="0" w:space="0" w:color="000000"/>
+                <w:top w:val="none" w:sz="0" w:space="0" w:color="000000"/>
+                <w:left w:val="none" w:sz="0" w:space="0" w:color="000000"/>
+                <w:right w:val="none" w:sz="0" w:space="0" w:color="000000"/>
+              </w:pBdr>
+              <w:spacing w:after="160" w:before="160" w:line="312"/>
+              <w:ind w:left="160" w:right="160" w:firstLine="0" w:firstLineChars="0"/>
+              <w:rPr>
+                <w:rFonts w:ascii="Calibri" w:hAnsi="Calibri" w:eastAsia="Calibri" w:cs="Calibri"/>
+                <w:i w:val="false"/>
+                <w:b w:val="false"/>
+                <w:u w:val="none"/>
+                <w:strike w:val="false"/>
+                <w:sz w:val="20"/>
+                <w:szCs w:val="20"/>
+                <w:color w:val="000000"/>
+              </w:rPr>
+            </w:pPr>
+            <w:r>
+              <w:rPr>
+                <w:rFonts w:ascii="Calibri" w:hAnsi="Calibri" w:eastAsia="Calibri" w:cs="Calibri"/>
+                <w:i w:val="false"/>
+                <w:b w:val="false"/>
+                <w:u w:val="none"/>
+                <w:strike w:val="false"/>
+                <w:sz w:val="20"/>
+                <w:szCs w:val="20"/>
+                <w:color w:val="000000"/>
+              </w:rPr>
+              <w:t xml:space="preserve">47M</w:t>
+            </w:r>
+          </w:p>
+        </w:tc>
+        <w:tc>
+          <w:tcPr>
+            <w:tcBorders>
+              <w:bottom w:val="single" w:sz="4" w:space="0" w:color="DDDDDD"/>
+              <w:top w:val="single" w:sz="4" w:space="0" w:color="DDDDDD"/>
+              <w:left w:val="single" w:sz="4" w:space="0" w:color="DDDDDD"/>
+              <w:right w:val="single" w:sz="4" w:space="0" w:color="DDDDDD"/>
+            </w:tcBorders>
+            <w:shd w:val="clear" w:color="auto" w:fill="FFFFFF"/>
+            <w:tcMar>
+              <w:top w:w="0" w:type="dxa"/>
+              <w:bottom w:w="0" w:type="dxa"/>
+              <w:left w:w="0" w:type="dxa"/>
+              <w:right w:w="0" w:type="dxa"/>
+            </w:tcMar>
+            <w:vAlign w:val="center"/>
+          </w:tcPr>
+          <w:p>
+            <w:pPr>
+              <w:pStyle w:val="Normal"/>
+              <w:jc w:val="center"/>
+              <w:pBdr>
+                <w:bottom w:val="none" w:sz="0" w:space="0" w:color="000000"/>
+                <w:top w:val="none" w:sz="0" w:space="0" w:color="000000"/>
+                <w:left w:val="none" w:sz="0" w:space="0" w:color="000000"/>
+                <w:right w:val="none" w:sz="0" w:space="0" w:color="000000"/>
+              </w:pBdr>
+              <w:spacing w:after="160" w:before="160" w:line="312"/>
+              <w:ind w:left="160" w:right="160" w:firstLine="0" w:firstLineChars="0"/>
+              <w:rPr>
+                <w:rFonts w:ascii="Calibri" w:hAnsi="Calibri" w:eastAsia="Calibri" w:cs="Calibri"/>
+                <w:i w:val="false"/>
+                <w:b w:val="false"/>
+                <w:u w:val="none"/>
+                <w:strike w:val="false"/>
+                <w:sz w:val="20"/>
+                <w:szCs w:val="20"/>
+                <w:color w:val="000000"/>
+              </w:rPr>
+            </w:pPr>
+            <w:r>
+              <w:rPr>
+                <w:rFonts w:ascii="Calibri" w:hAnsi="Calibri" w:eastAsia="Calibri" w:cs="Calibri"/>
+                <w:i w:val="false"/>
+                <w:b w:val="false"/>
+                <w:u w:val="none"/>
+                <w:strike w:val="false"/>
+                <w:sz w:val="20"/>
+                <w:szCs w:val="20"/>
+                <w:color w:val="000000"/>
+              </w:rPr>
+              <w:t xml:space="preserve">0.643</w:t>
+            </w:r>
+          </w:p>
+        </w:tc>
+        <w:tc>
+          <w:tcPr>
+            <w:tcBorders>
+              <w:bottom w:val="single" w:sz="4" w:space="0" w:color="DDDDDD"/>
+              <w:top w:val="single" w:sz="4" w:space="0" w:color="DDDDDD"/>
+              <w:left w:val="single" w:sz="4" w:space="0" w:color="DDDDDD"/>
+              <w:right w:val="single" w:sz="4" w:space="0" w:color="DDDDDD"/>
+            </w:tcBorders>
+            <w:shd w:val="clear" w:color="auto" w:fill="FFFFFF"/>
+            <w:tcMar>
+              <w:top w:w="0" w:type="dxa"/>
+              <w:bottom w:w="0" w:type="dxa"/>
+              <w:left w:w="0" w:type="dxa"/>
+              <w:right w:w="0" w:type="dxa"/>
+            </w:tcMar>
+            <w:vAlign w:val="center"/>
+          </w:tcPr>
+          <w:p>
+            <w:pPr>
+              <w:pStyle w:val="Normal"/>
+              <w:jc w:val="center"/>
+              <w:pBdr>
+                <w:bottom w:val="none" w:sz="0" w:space="0" w:color="000000"/>
+                <w:top w:val="none" w:sz="0" w:space="0" w:color="000000"/>
+                <w:left w:val="none" w:sz="0" w:space="0" w:color="000000"/>
+                <w:right w:val="none" w:sz="0" w:space="0" w:color="000000"/>
+              </w:pBdr>
+              <w:spacing w:after="160" w:before="160" w:line="312"/>
+              <w:ind w:left="160" w:right="160" w:firstLine="0" w:firstLineChars="0"/>
+              <w:rPr>
+                <w:rFonts w:ascii="Calibri" w:hAnsi="Calibri" w:eastAsia="Calibri" w:cs="Calibri"/>
+                <w:i w:val="false"/>
+                <w:b w:val="false"/>
+                <w:u w:val="none"/>
+                <w:strike w:val="false"/>
+                <w:sz w:val="20"/>
+                <w:szCs w:val="20"/>
+                <w:color w:val="000000"/>
+              </w:rPr>
+            </w:pPr>
+            <w:r>
+              <w:rPr>
+                <w:rFonts w:ascii="Calibri" w:hAnsi="Calibri" w:eastAsia="Calibri" w:cs="Calibri"/>
+                <w:i w:val="false"/>
+                <w:b w:val="false"/>
+                <w:u w:val="none"/>
+                <w:strike w:val="false"/>
+                <w:sz w:val="20"/>
+                <w:szCs w:val="20"/>
+                <w:color w:val="000000"/>
+              </w:rPr>
+              <w:t xml:space="preserve">0.903</w:t>
+            </w:r>
+          </w:p>
+        </w:tc>
+        <w:tc>
+          <w:tcPr>
+            <w:tcBorders>
+              <w:bottom w:val="single" w:sz="4" w:space="0" w:color="DDDDDD"/>
+              <w:top w:val="single" w:sz="4" w:space="0" w:color="DDDDDD"/>
+              <w:left w:val="single" w:sz="4" w:space="0" w:color="DDDDDD"/>
+              <w:right w:val="single" w:sz="4" w:space="0" w:color="DDDDDD"/>
+            </w:tcBorders>
+            <w:shd w:val="clear" w:color="auto" w:fill="A9D2A9"/>
+            <w:tcMar>
+              <w:top w:w="0" w:type="dxa"/>
+              <w:bottom w:w="0" w:type="dxa"/>
+              <w:left w:w="0" w:type="dxa"/>
+              <w:right w:w="0" w:type="dxa"/>
+            </w:tcMar>
+            <w:vAlign w:val="center"/>
+          </w:tcPr>
+          <w:p>
+            <w:pPr>
+              <w:pStyle w:val="Normal"/>
+              <w:jc w:val="center"/>
+              <w:pBdr>
+                <w:bottom w:val="none" w:sz="0" w:space="0" w:color="000000"/>
+                <w:top w:val="none" w:sz="0" w:space="0" w:color="000000"/>
+                <w:left w:val="none" w:sz="0" w:space="0" w:color="000000"/>
+                <w:right w:val="none" w:sz="0" w:space="0" w:color="000000"/>
+              </w:pBdr>
+              <w:spacing w:after="160" w:before="160" w:line="312"/>
+              <w:ind w:left="160" w:right="160" w:firstLine="0" w:firstLineChars="0"/>
+              <w:rPr>
+                <w:rFonts w:ascii="Calibri" w:hAnsi="Calibri" w:eastAsia="Calibri" w:cs="Calibri"/>
+                <w:i w:val="false"/>
+                <w:b w:val="false"/>
+                <w:u w:val="none"/>
+                <w:strike w:val="false"/>
+                <w:sz w:val="20"/>
+                <w:szCs w:val="20"/>
+                <w:color w:val="000000"/>
+              </w:rPr>
+            </w:pPr>
+            <w:r>
+              <w:rPr>
+                <w:rFonts w:ascii="Calibri" w:hAnsi="Calibri" w:eastAsia="Calibri" w:cs="Calibri"/>
+                <w:i w:val="false"/>
+                <w:b w:val="false"/>
+                <w:u w:val="none"/>
+                <w:strike w:val="false"/>
+                <w:sz w:val="20"/>
+                <w:szCs w:val="20"/>
+                <w:color w:val="000000"/>
+              </w:rPr>
+              <w:t xml:space="preserve">0.388</w:t>
+            </w:r>
+          </w:p>
+        </w:tc>
+        <w:tc>
+          <w:tcPr>
+            <w:tcBorders>
+              <w:bottom w:val="single" w:sz="4" w:space="0" w:color="DDDDDD"/>
+              <w:top w:val="single" w:sz="4" w:space="0" w:color="DDDDDD"/>
+              <w:left w:val="single" w:sz="4" w:space="0" w:color="DDDDDD"/>
+              <w:right w:val="single" w:sz="4" w:space="0" w:color="DDDDDD"/>
+            </w:tcBorders>
+            <w:shd w:val="clear" w:color="auto" w:fill="67AF67"/>
+            <w:tcMar>
+              <w:top w:w="0" w:type="dxa"/>
+              <w:bottom w:w="0" w:type="dxa"/>
+              <w:left w:w="0" w:type="dxa"/>
+              <w:right w:w="0" w:type="dxa"/>
+            </w:tcMar>
+            <w:vAlign w:val="center"/>
+          </w:tcPr>
+          <w:p>
+            <w:pPr>
+              <w:pStyle w:val="Normal"/>
+              <w:jc w:val="center"/>
+              <w:pBdr>
+                <w:bottom w:val="none" w:sz="0" w:space="0" w:color="000000"/>
+                <w:top w:val="none" w:sz="0" w:space="0" w:color="000000"/>
+                <w:left w:val="none" w:sz="0" w:space="0" w:color="000000"/>
+                <w:right w:val="none" w:sz="0" w:space="0" w:color="000000"/>
+              </w:pBdr>
+              <w:spacing w:after="160" w:before="160" w:line="312"/>
+              <w:ind w:left="160" w:right="160" w:firstLine="0" w:firstLineChars="0"/>
+              <w:rPr>
+                <w:rFonts w:ascii="Calibri" w:hAnsi="Calibri" w:eastAsia="Calibri" w:cs="Calibri"/>
+                <w:i w:val="false"/>
+                <w:b w:val="false"/>
+                <w:u w:val="none"/>
+                <w:strike w:val="false"/>
+                <w:sz w:val="20"/>
+                <w:szCs w:val="20"/>
+                <w:color w:val="000000"/>
+              </w:rPr>
+            </w:pPr>
+            <w:r>
+              <w:rPr>
+                <w:rFonts w:ascii="Calibri" w:hAnsi="Calibri" w:eastAsia="Calibri" w:cs="Calibri"/>
+                <w:i w:val="false"/>
+                <w:b w:val="false"/>
+                <w:u w:val="none"/>
+                <w:strike w:val="false"/>
+                <w:sz w:val="20"/>
+                <w:szCs w:val="20"/>
+                <w:color w:val="000000"/>
+              </w:rPr>
+              <w:t xml:space="preserve">0.35 &lt;c2&gt;&lt;b1&gt; 0.093</w:t>
+            </w:r>
+          </w:p>
+        </w:tc>
+        <w:tc>
+          <w:tcPr>
+            <w:tcBorders>
+              <w:bottom w:val="single" w:sz="4" w:space="0" w:color="DDDDDD"/>
+              <w:top w:val="single" w:sz="4" w:space="0" w:color="DDDDDD"/>
+              <w:left w:val="single" w:sz="4" w:space="0" w:color="DDDDDD"/>
+              <w:right w:val="single" w:sz="4" w:space="0" w:color="DDDDDD"/>
+            </w:tcBorders>
+            <w:shd w:val="clear" w:color="auto" w:fill="78B878"/>
+            <w:tcMar>
+              <w:top w:w="0" w:type="dxa"/>
+              <w:bottom w:w="0" w:type="dxa"/>
+              <w:left w:w="0" w:type="dxa"/>
+              <w:right w:w="0" w:type="dxa"/>
+            </w:tcMar>
+            <w:vAlign w:val="center"/>
+          </w:tcPr>
+          <w:p>
+            <w:pPr>
+              <w:pStyle w:val="Normal"/>
+              <w:jc w:val="center"/>
+              <w:pBdr>
+                <w:bottom w:val="none" w:sz="0" w:space="0" w:color="000000"/>
+                <w:top w:val="none" w:sz="0" w:space="0" w:color="000000"/>
+                <w:left w:val="none" w:sz="0" w:space="0" w:color="000000"/>
+                <w:right w:val="none" w:sz="0" w:space="0" w:color="000000"/>
+              </w:pBdr>
+              <w:spacing w:after="160" w:before="160" w:line="312"/>
+              <w:ind w:left="160" w:right="160" w:firstLine="0" w:firstLineChars="0"/>
+              <w:rPr>
+                <w:rFonts w:ascii="Calibri" w:hAnsi="Calibri" w:eastAsia="Calibri" w:cs="Calibri"/>
+                <w:i w:val="false"/>
+                <w:b w:val="false"/>
+                <w:u w:val="none"/>
+                <w:strike w:val="false"/>
+                <w:sz w:val="20"/>
+                <w:szCs w:val="20"/>
+                <w:color w:val="000000"/>
+              </w:rPr>
+            </w:pPr>
+            <w:r>
+              <w:rPr>
+                <w:rFonts w:ascii="Calibri" w:hAnsi="Calibri" w:eastAsia="Calibri" w:cs="Calibri"/>
+                <w:i w:val="false"/>
+                <w:b w:val="false"/>
+                <w:u w:val="none"/>
+                <w:strike w:val="false"/>
+                <w:sz w:val="20"/>
+                <w:szCs w:val="20"/>
+                <w:color w:val="000000"/>
+              </w:rPr>
+              <w:t xml:space="preserve">0.651</w:t>
+            </w:r>
+          </w:p>
+        </w:tc>
+        <w:tc>
+          <w:tcPr>
+            <w:tcBorders>
+              <w:bottom w:val="single" w:sz="4" w:space="0" w:color="DDDDDD"/>
+              <w:top w:val="single" w:sz="4" w:space="0" w:color="DDDDDD"/>
+              <w:left w:val="single" w:sz="4" w:space="0" w:color="DDDDDD"/>
+              <w:right w:val="single" w:sz="12" w:space="0" w:color="666666"/>
+            </w:tcBorders>
+            <w:shd w:val="clear" w:color="auto" w:fill="5EAB5E"/>
+            <w:tcMar>
+              <w:top w:w="0" w:type="dxa"/>
+              <w:bottom w:w="0" w:type="dxa"/>
+              <w:left w:w="0" w:type="dxa"/>
+              <w:right w:w="0" w:type="dxa"/>
+            </w:tcMar>
+            <w:vAlign w:val="center"/>
+          </w:tcPr>
+          <w:p>
+            <w:pPr>
+              <w:pStyle w:val="Normal"/>
+              <w:jc w:val="center"/>
+              <w:pBdr>
+                <w:bottom w:val="none" w:sz="0" w:space="0" w:color="000000"/>
+                <w:top w:val="none" w:sz="0" w:space="0" w:color="000000"/>
+                <w:left w:val="none" w:sz="0" w:space="0" w:color="000000"/>
+                <w:right w:val="none" w:sz="0" w:space="0" w:color="000000"/>
+              </w:pBdr>
+              <w:spacing w:after="160" w:before="160" w:line="312"/>
+              <w:ind w:left="160" w:right="160" w:firstLine="0" w:firstLineChars="0"/>
+              <w:rPr>
+                <w:rFonts w:ascii="Calibri" w:hAnsi="Calibri" w:eastAsia="Calibri" w:cs="Calibri"/>
+                <w:i w:val="false"/>
+                <w:b w:val="false"/>
+                <w:u w:val="none"/>
+                <w:strike w:val="false"/>
+                <w:sz w:val="20"/>
+                <w:szCs w:val="20"/>
+                <w:color w:val="000000"/>
+              </w:rPr>
+            </w:pPr>
+            <w:r>
+              <w:rPr>
+                <w:rFonts w:ascii="Calibri" w:hAnsi="Calibri" w:eastAsia="Calibri" w:cs="Calibri"/>
+                <w:i w:val="false"/>
+                <w:b w:val="false"/>
+                <w:u w:val="none"/>
+                <w:strike w:val="false"/>
+                <w:sz w:val="20"/>
+                <w:szCs w:val="20"/>
+                <w:color w:val="000000"/>
+              </w:rPr>
+              <w:t xml:space="preserve">0.728</w:t>
+            </w:r>
+          </w:p>
+        </w:tc>
+      </w:tr>
+      <w:tr>
+        <w:trPr>
+          <w:trHeight w:val="925" w:hRule="auto"/>
+        </w:trPr>
+        <w:tc>
+          <w:tcPr>
+            <w:vMerge/>
+            <w:tcBorders>
+              <w:bottom w:val="single" w:sz="4" w:space="0" w:color="DDDDDD"/>
+              <w:top w:val="single" w:sz="4" w:space="0" w:color="DDDDDD"/>
+              <w:left w:val="single" w:sz="12" w:space="0" w:color="666666"/>
+              <w:right w:val="single" w:sz="10" w:space="0" w:color="2C3E50"/>
+            </w:tcBorders>
+            <w:shd w:val="clear" w:color="auto" w:fill="ECF0F1"/>
+            <w:tcMar>
+              <w:top w:w="0" w:type="dxa"/>
+              <w:bottom w:w="0" w:type="dxa"/>
+              <w:left w:w="0" w:type="dxa"/>
+              <w:right w:w="0" w:type="dxa"/>
+            </w:tcMar>
+            <w:vAlign w:val="center"/>
+          </w:tcPr>
+          <w:p>
+            <w:pPr>
+              <w:pStyle w:val="Normal"/>
+              <w:jc w:val="center"/>
+              <w:pBdr>
+                <w:bottom w:val="none" w:sz="0" w:space="0" w:color="000000"/>
+                <w:top w:val="none" w:sz="0" w:space="0" w:color="000000"/>
+                <w:left w:val="none" w:sz="0" w:space="0" w:color="000000"/>
+                <w:right w:val="none" w:sz="0" w:space="0" w:color="000000"/>
+              </w:pBdr>
+              <w:spacing w:after="160" w:before="160" w:line="312"/>
+              <w:ind w:left="160" w:right="160" w:firstLine="0" w:firstLineChars="0"/>
+              <w:rPr>
+                <w:rFonts w:ascii="Calibri" w:hAnsi="Calibri" w:eastAsia="Calibri" w:cs="Calibri"/>
+                <w:i w:val="false"/>
+                <w:b w:val="true"/>
+                <w:u w:val="none"/>
+                <w:strike w:val="false"/>
+                <w:sz w:val="22"/>
+                <w:szCs w:val="22"/>
+                <w:color w:val="000000"/>
+              </w:rPr>
+            </w:pPr>
+          </w:p>
+        </w:tc>
+        <w:tc>
+          <w:tcPr>
+            <w:tcBorders>
+              <w:bottom w:val="single" w:sz="4" w:space="0" w:color="DDDDDD"/>
+              <w:top w:val="single" w:sz="4" w:space="0" w:color="DDDDDD"/>
+              <w:left w:val="single" w:sz="10" w:space="0" w:color="2C3E50"/>
+              <w:right w:val="single" w:sz="4" w:space="0" w:color="DDDDDD"/>
+            </w:tcBorders>
+            <w:shd w:val="clear" w:color="auto" w:fill="FFFFFF"/>
+            <w:tcMar>
+              <w:top w:w="0" w:type="dxa"/>
+              <w:bottom w:w="0" w:type="dxa"/>
+              <w:left w:w="0" w:type="dxa"/>
+              <w:right w:w="0" w:type="dxa"/>
+            </w:tcMar>
+            <w:vAlign w:val="center"/>
+          </w:tcPr>
+          <w:p>
+            <w:pPr>
+              <w:pStyle w:val="Normal"/>
+              <w:jc w:val="center"/>
+              <w:pBdr>
+                <w:bottom w:val="none" w:sz="0" w:space="0" w:color="000000"/>
+                <w:top w:val="none" w:sz="0" w:space="0" w:color="000000"/>
+                <w:left w:val="none" w:sz="0" w:space="0" w:color="000000"/>
+                <w:right w:val="none" w:sz="0" w:space="0" w:color="000000"/>
+              </w:pBdr>
+              <w:spacing w:after="160" w:before="160" w:line="312"/>
+              <w:ind w:left="160" w:right="160" w:firstLine="0" w:firstLineChars="0"/>
+              <w:rPr>
+                <w:rFonts w:ascii="Calibri" w:hAnsi="Calibri" w:eastAsia="Calibri" w:cs="Calibri"/>
+                <w:i w:val="false"/>
+                <w:b w:val="false"/>
+                <w:u w:val="none"/>
+                <w:strike w:val="false"/>
+                <w:sz w:val="20"/>
+                <w:szCs w:val="20"/>
+                <w:color w:val="000000"/>
+              </w:rPr>
+            </w:pPr>
+            <w:r>
+              <w:rPr>
+                <w:rFonts w:ascii="Calibri" w:hAnsi="Calibri" w:eastAsia="Calibri" w:cs="Calibri"/>
+                <w:i w:val="false"/>
+                <w:b w:val="false"/>
+                <w:u w:val="none"/>
+                <w:strike w:val="false"/>
+                <w:sz w:val="20"/>
+                <w:szCs w:val="20"/>
+                <w:color w:val="000000"/>
+              </w:rPr>
+              <w:t xml:space="preserve">spcfy.io</w:t>
+            </w:r>
+          </w:p>
+        </w:tc>
+        <w:tc>
+          <w:tcPr>
+            <w:tcBorders>
+              <w:bottom w:val="single" w:sz="4" w:space="0" w:color="DDDDDD"/>
+              <w:top w:val="single" w:sz="4" w:space="0" w:color="DDDDDD"/>
+              <w:left w:val="single" w:sz="4" w:space="0" w:color="DDDDDD"/>
+              <w:right w:val="single" w:sz="4" w:space="0" w:color="DDDDDD"/>
+            </w:tcBorders>
+            <w:shd w:val="clear" w:color="auto" w:fill="FFFFFF"/>
+            <w:tcMar>
+              <w:top w:w="0" w:type="dxa"/>
+              <w:bottom w:w="0" w:type="dxa"/>
+              <w:left w:w="0" w:type="dxa"/>
+              <w:right w:w="0" w:type="dxa"/>
+            </w:tcMar>
+            <w:vAlign w:val="center"/>
+          </w:tcPr>
+          <w:p>
+            <w:pPr>
+              <w:pStyle w:val="Normal"/>
+              <w:jc w:val="center"/>
+              <w:pBdr>
+                <w:bottom w:val="none" w:sz="0" w:space="0" w:color="000000"/>
+                <w:top w:val="none" w:sz="0" w:space="0" w:color="000000"/>
+                <w:left w:val="none" w:sz="0" w:space="0" w:color="000000"/>
+                <w:right w:val="none" w:sz="0" w:space="0" w:color="000000"/>
+              </w:pBdr>
+              <w:spacing w:after="160" w:before="160" w:line="312"/>
+              <w:ind w:left="160" w:right="160" w:firstLine="0" w:firstLineChars="0"/>
+              <w:rPr>
+                <w:rFonts w:ascii="Calibri" w:hAnsi="Calibri" w:eastAsia="Calibri" w:cs="Calibri"/>
+                <w:i w:val="false"/>
+                <w:b w:val="true"/>
+                <w:u w:val="none"/>
+                <w:strike w:val="false"/>
+                <w:sz w:val="20"/>
+                <w:szCs w:val="20"/>
+                <w:color w:val="E67E22"/>
+              </w:rPr>
+            </w:pPr>
+            <w:r>
+              <w:rPr>
+                <w:rFonts w:ascii="Calibri" w:hAnsi="Calibri" w:eastAsia="Calibri" w:cs="Calibri"/>
+                <w:i w:val="false"/>
+                <w:b w:val="true"/>
+                <w:u w:val="none"/>
+                <w:strike w:val="false"/>
+                <w:sz w:val="20"/>
+                <w:szCs w:val="20"/>
+                <w:color w:val="E67E22"/>
+              </w:rPr>
+              <w:t xml:space="preserve">Illumina</w:t>
+            </w:r>
+          </w:p>
+        </w:tc>
+        <w:tc>
+          <w:tcPr>
+            <w:tcBorders>
+              <w:bottom w:val="single" w:sz="4" w:space="0" w:color="DDDDDD"/>
+              <w:top w:val="single" w:sz="4" w:space="0" w:color="DDDDDD"/>
+              <w:left w:val="single" w:sz="4" w:space="0" w:color="DDDDDD"/>
+              <w:right w:val="single" w:sz="4" w:space="0" w:color="DDDDDD"/>
+            </w:tcBorders>
+            <w:shd w:val="clear" w:color="auto" w:fill="FFFFFF"/>
+            <w:tcMar>
+              <w:top w:w="0" w:type="dxa"/>
+              <w:bottom w:w="0" w:type="dxa"/>
+              <w:left w:w="0" w:type="dxa"/>
+              <w:right w:w="0" w:type="dxa"/>
+            </w:tcMar>
+            <w:vAlign w:val="center"/>
+          </w:tcPr>
+          <w:p>
+            <w:pPr>
+              <w:pStyle w:val="Normal"/>
+              <w:jc w:val="center"/>
+              <w:pBdr>
+                <w:bottom w:val="none" w:sz="0" w:space="0" w:color="000000"/>
+                <w:top w:val="none" w:sz="0" w:space="0" w:color="000000"/>
+                <w:left w:val="none" w:sz="0" w:space="0" w:color="000000"/>
+                <w:right w:val="none" w:sz="0" w:space="0" w:color="000000"/>
+              </w:pBdr>
+              <w:spacing w:after="160" w:before="160" w:line="312"/>
+              <w:ind w:left="160" w:right="160" w:firstLine="0" w:firstLineChars="0"/>
+              <w:rPr>
+                <w:rFonts w:ascii="Calibri" w:hAnsi="Calibri" w:eastAsia="Calibri" w:cs="Calibri"/>
+                <w:i w:val="false"/>
+                <w:b w:val="false"/>
+                <w:u w:val="none"/>
+                <w:strike w:val="false"/>
+                <w:sz w:val="20"/>
+                <w:szCs w:val="20"/>
+                <w:color w:val="000000"/>
+              </w:rPr>
+            </w:pPr>
+            <w:r>
+              <w:rPr>
+                <w:rFonts w:ascii="Calibri" w:hAnsi="Calibri" w:eastAsia="Calibri" w:cs="Calibri"/>
+                <w:i w:val="false"/>
+                <w:b w:val="false"/>
+                <w:u w:val="none"/>
+                <w:strike w:val="false"/>
+                <w:sz w:val="20"/>
+                <w:szCs w:val="20"/>
+                <w:color w:val="000000"/>
+              </w:rPr>
+              <w:t xml:space="preserve">&lt;e2&gt;&lt;89&gt;&lt;a5&gt;23</w:t>
+            </w:r>
+          </w:p>
+        </w:tc>
+        <w:tc>
+          <w:tcPr>
+            <w:tcBorders>
+              <w:bottom w:val="single" w:sz="4" w:space="0" w:color="DDDDDD"/>
+              <w:top w:val="single" w:sz="4" w:space="0" w:color="DDDDDD"/>
+              <w:left w:val="single" w:sz="4" w:space="0" w:color="DDDDDD"/>
+              <w:right w:val="single" w:sz="4" w:space="0" w:color="DDDDDD"/>
+            </w:tcBorders>
+            <w:shd w:val="clear" w:color="auto" w:fill="FFFFFF"/>
+            <w:tcMar>
+              <w:top w:w="0" w:type="dxa"/>
+              <w:bottom w:w="0" w:type="dxa"/>
+              <w:left w:w="0" w:type="dxa"/>
+              <w:right w:w="0" w:type="dxa"/>
+            </w:tcMar>
+            <w:vAlign w:val="center"/>
+          </w:tcPr>
+          <w:p>
+            <w:pPr>
+              <w:pStyle w:val="Normal"/>
+              <w:jc w:val="center"/>
+              <w:pBdr>
+                <w:bottom w:val="none" w:sz="0" w:space="0" w:color="000000"/>
+                <w:top w:val="none" w:sz="0" w:space="0" w:color="000000"/>
+                <w:left w:val="none" w:sz="0" w:space="0" w:color="000000"/>
+                <w:right w:val="none" w:sz="0" w:space="0" w:color="000000"/>
+              </w:pBdr>
+              <w:spacing w:after="160" w:before="160" w:line="312"/>
+              <w:ind w:left="160" w:right="160" w:firstLine="0" w:firstLineChars="0"/>
+              <w:rPr>
+                <w:rFonts w:ascii="Calibri" w:hAnsi="Calibri" w:eastAsia="Calibri" w:cs="Calibri"/>
+                <w:i w:val="false"/>
+                <w:b w:val="false"/>
+                <w:u w:val="none"/>
+                <w:strike w:val="false"/>
+                <w:sz w:val="20"/>
+                <w:szCs w:val="20"/>
+                <w:color w:val="000000"/>
+              </w:rPr>
+            </w:pPr>
+            <w:r>
+              <w:rPr>
+                <w:rFonts w:ascii="Calibri" w:hAnsi="Calibri" w:eastAsia="Calibri" w:cs="Calibri"/>
+                <w:i w:val="false"/>
+                <w:b w:val="false"/>
+                <w:u w:val="none"/>
+                <w:strike w:val="false"/>
+                <w:sz w:val="20"/>
+                <w:szCs w:val="20"/>
+                <w:color w:val="000000"/>
+              </w:rPr>
+              <w:t xml:space="preserve">1</w:t>
+            </w:r>
+          </w:p>
+        </w:tc>
+        <w:tc>
+          <w:tcPr>
+            <w:tcBorders>
+              <w:bottom w:val="single" w:sz="4" w:space="0" w:color="DDDDDD"/>
+              <w:top w:val="single" w:sz="4" w:space="0" w:color="DDDDDD"/>
+              <w:left w:val="single" w:sz="4" w:space="0" w:color="DDDDDD"/>
+              <w:right w:val="single" w:sz="4" w:space="0" w:color="DDDDDD"/>
+            </w:tcBorders>
+            <w:shd w:val="clear" w:color="auto" w:fill="FFFFFF"/>
+            <w:tcMar>
+              <w:top w:w="0" w:type="dxa"/>
+              <w:bottom w:w="0" w:type="dxa"/>
+              <w:left w:w="0" w:type="dxa"/>
+              <w:right w:w="0" w:type="dxa"/>
+            </w:tcMar>
+            <w:vAlign w:val="center"/>
+          </w:tcPr>
+          <w:p>
+            <w:pPr>
+              <w:pStyle w:val="Normal"/>
+              <w:jc w:val="center"/>
+              <w:pBdr>
+                <w:bottom w:val="none" w:sz="0" w:space="0" w:color="000000"/>
+                <w:top w:val="none" w:sz="0" w:space="0" w:color="000000"/>
+                <w:left w:val="none" w:sz="0" w:space="0" w:color="000000"/>
+                <w:right w:val="none" w:sz="0" w:space="0" w:color="000000"/>
+              </w:pBdr>
+              <w:spacing w:after="160" w:before="160" w:line="312"/>
+              <w:ind w:left="160" w:right="160" w:firstLine="0" w:firstLineChars="0"/>
+              <w:rPr>
+                <w:rFonts w:ascii="Calibri" w:hAnsi="Calibri" w:eastAsia="Calibri" w:cs="Calibri"/>
+                <w:i w:val="false"/>
+                <w:b w:val="false"/>
+                <w:u w:val="none"/>
+                <w:strike w:val="false"/>
+                <w:sz w:val="20"/>
+                <w:szCs w:val="20"/>
+                <w:color w:val="000000"/>
+              </w:rPr>
+            </w:pPr>
+            <w:r>
+              <w:rPr>
+                <w:rFonts w:ascii="Calibri" w:hAnsi="Calibri" w:eastAsia="Calibri" w:cs="Calibri"/>
+                <w:i w:val="false"/>
+                <w:b w:val="false"/>
+                <w:u w:val="none"/>
+                <w:strike w:val="false"/>
+                <w:sz w:val="20"/>
+                <w:szCs w:val="20"/>
+                <w:color w:val="000000"/>
+              </w:rPr>
+              <w:t xml:space="preserve">37.6M</w:t>
+            </w:r>
+          </w:p>
+        </w:tc>
+        <w:tc>
+          <w:tcPr>
+            <w:tcBorders>
+              <w:bottom w:val="single" w:sz="4" w:space="0" w:color="DDDDDD"/>
+              <w:top w:val="single" w:sz="4" w:space="0" w:color="DDDDDD"/>
+              <w:left w:val="single" w:sz="4" w:space="0" w:color="DDDDDD"/>
+              <w:right w:val="single" w:sz="4" w:space="0" w:color="DDDDDD"/>
+            </w:tcBorders>
+            <w:shd w:val="clear" w:color="auto" w:fill="A7D1A7"/>
+            <w:tcMar>
+              <w:top w:w="0" w:type="dxa"/>
+              <w:bottom w:w="0" w:type="dxa"/>
+              <w:left w:w="0" w:type="dxa"/>
+              <w:right w:w="0" w:type="dxa"/>
+            </w:tcMar>
+            <w:vAlign w:val="center"/>
+          </w:tcPr>
+          <w:p>
+            <w:pPr>
+              <w:pStyle w:val="Normal"/>
+              <w:jc w:val="center"/>
+              <w:pBdr>
+                <w:bottom w:val="none" w:sz="0" w:space="0" w:color="000000"/>
+                <w:top w:val="none" w:sz="0" w:space="0" w:color="000000"/>
+                <w:left w:val="none" w:sz="0" w:space="0" w:color="000000"/>
+                <w:right w:val="none" w:sz="0" w:space="0" w:color="000000"/>
+              </w:pBdr>
+              <w:spacing w:after="160" w:before="160" w:line="312"/>
+              <w:ind w:left="160" w:right="160" w:firstLine="0" w:firstLineChars="0"/>
+              <w:rPr>
+                <w:rFonts w:ascii="Calibri" w:hAnsi="Calibri" w:eastAsia="Calibri" w:cs="Calibri"/>
+                <w:i w:val="false"/>
+                <w:b w:val="false"/>
+                <w:u w:val="none"/>
+                <w:strike w:val="false"/>
+                <w:sz w:val="20"/>
+                <w:szCs w:val="20"/>
+                <w:color w:val="000000"/>
+              </w:rPr>
+            </w:pPr>
+            <w:r>
+              <w:rPr>
+                <w:rFonts w:ascii="Calibri" w:hAnsi="Calibri" w:eastAsia="Calibri" w:cs="Calibri"/>
+                <w:i w:val="false"/>
+                <w:b w:val="false"/>
+                <w:u w:val="none"/>
+                <w:strike w:val="false"/>
+                <w:sz w:val="20"/>
+                <w:szCs w:val="20"/>
+                <w:color w:val="000000"/>
+              </w:rPr>
+              <w:t xml:space="preserve">0.693</w:t>
+            </w:r>
+          </w:p>
+        </w:tc>
+        <w:tc>
+          <w:tcPr>
+            <w:tcBorders>
+              <w:bottom w:val="single" w:sz="4" w:space="0" w:color="DDDDDD"/>
+              <w:top w:val="single" w:sz="4" w:space="0" w:color="DDDDDD"/>
+              <w:left w:val="single" w:sz="4" w:space="0" w:color="DDDDDD"/>
+              <w:right w:val="single" w:sz="4" w:space="0" w:color="DDDDDD"/>
+            </w:tcBorders>
+            <w:shd w:val="clear" w:color="auto" w:fill="228B22"/>
+            <w:tcMar>
+              <w:top w:w="0" w:type="dxa"/>
+              <w:bottom w:w="0" w:type="dxa"/>
+              <w:left w:w="0" w:type="dxa"/>
+              <w:right w:w="0" w:type="dxa"/>
+            </w:tcMar>
+            <w:vAlign w:val="center"/>
+          </w:tcPr>
+          <w:p>
+            <w:pPr>
+              <w:pStyle w:val="Normal"/>
+              <w:jc w:val="center"/>
+              <w:pBdr>
+                <w:bottom w:val="none" w:sz="0" w:space="0" w:color="000000"/>
+                <w:top w:val="none" w:sz="0" w:space="0" w:color="000000"/>
+                <w:left w:val="none" w:sz="0" w:space="0" w:color="000000"/>
+                <w:right w:val="none" w:sz="0" w:space="0" w:color="000000"/>
+              </w:pBdr>
+              <w:spacing w:after="160" w:before="160" w:line="312"/>
+              <w:ind w:left="160" w:right="160" w:firstLine="0" w:firstLineChars="0"/>
+              <w:rPr>
+                <w:rFonts w:ascii="Calibri" w:hAnsi="Calibri" w:eastAsia="Calibri" w:cs="Calibri"/>
+                <w:i w:val="false"/>
+                <w:b w:val="false"/>
+                <w:u w:val="none"/>
+                <w:strike w:val="false"/>
+                <w:sz w:val="20"/>
+                <w:szCs w:val="20"/>
+                <w:color w:val="000000"/>
+              </w:rPr>
+            </w:pPr>
+            <w:r>
+              <w:rPr>
+                <w:rFonts w:ascii="Calibri" w:hAnsi="Calibri" w:eastAsia="Calibri" w:cs="Calibri"/>
+                <w:i w:val="false"/>
+                <w:b w:val="false"/>
+                <w:u w:val="none"/>
+                <w:strike w:val="false"/>
+                <w:sz w:val="20"/>
+                <w:szCs w:val="20"/>
+                <w:color w:val="000000"/>
+              </w:rPr>
+              <w:t xml:space="preserve">0.915</w:t>
+            </w:r>
+          </w:p>
+        </w:tc>
+        <w:tc>
+          <w:tcPr>
+            <w:tcBorders>
+              <w:bottom w:val="single" w:sz="4" w:space="0" w:color="DDDDDD"/>
+              <w:top w:val="single" w:sz="4" w:space="0" w:color="DDDDDD"/>
+              <w:left w:val="single" w:sz="4" w:space="0" w:color="DDDDDD"/>
+              <w:right w:val="single" w:sz="4" w:space="0" w:color="DDDDDD"/>
+            </w:tcBorders>
+            <w:shd w:val="clear" w:color="auto" w:fill="228B22"/>
+            <w:tcMar>
+              <w:top w:w="0" w:type="dxa"/>
+              <w:bottom w:w="0" w:type="dxa"/>
+              <w:left w:w="0" w:type="dxa"/>
+              <w:right w:w="0" w:type="dxa"/>
+            </w:tcMar>
+            <w:vAlign w:val="center"/>
+          </w:tcPr>
+          <w:p>
+            <w:pPr>
+              <w:pStyle w:val="Normal"/>
+              <w:jc w:val="center"/>
+              <w:pBdr>
+                <w:bottom w:val="none" w:sz="0" w:space="0" w:color="000000"/>
+                <w:top w:val="none" w:sz="0" w:space="0" w:color="000000"/>
+                <w:left w:val="none" w:sz="0" w:space="0" w:color="000000"/>
+                <w:right w:val="none" w:sz="0" w:space="0" w:color="000000"/>
+              </w:pBdr>
+              <w:spacing w:after="160" w:before="160" w:line="312"/>
+              <w:ind w:left="160" w:right="160" w:firstLine="0" w:firstLineChars="0"/>
+              <w:rPr>
+                <w:rFonts w:ascii="Calibri" w:hAnsi="Calibri" w:eastAsia="Calibri" w:cs="Calibri"/>
+                <w:i w:val="false"/>
+                <w:b w:val="false"/>
+                <w:u w:val="none"/>
+                <w:strike w:val="false"/>
+                <w:sz w:val="20"/>
+                <w:szCs w:val="20"/>
+                <w:color w:val="000000"/>
+              </w:rPr>
+            </w:pPr>
+            <w:r>
+              <w:rPr>
+                <w:rFonts w:ascii="Calibri" w:hAnsi="Calibri" w:eastAsia="Calibri" w:cs="Calibri"/>
+                <w:i w:val="false"/>
+                <w:b w:val="false"/>
+                <w:u w:val="none"/>
+                <w:strike w:val="false"/>
+                <w:sz w:val="20"/>
+                <w:szCs w:val="20"/>
+                <w:color w:val="000000"/>
+              </w:rPr>
+              <w:t xml:space="preserve">0.440</w:t>
+            </w:r>
+          </w:p>
+        </w:tc>
+        <w:tc>
+          <w:tcPr>
+            <w:tcBorders>
+              <w:bottom w:val="single" w:sz="4" w:space="0" w:color="DDDDDD"/>
+              <w:top w:val="single" w:sz="4" w:space="0" w:color="DDDDDD"/>
+              <w:left w:val="single" w:sz="4" w:space="0" w:color="DDDDDD"/>
+              <w:right w:val="single" w:sz="4" w:space="0" w:color="DDDDDD"/>
+            </w:tcBorders>
+            <w:shd w:val="clear" w:color="auto" w:fill="FFFFFF"/>
+            <w:tcMar>
+              <w:top w:w="0" w:type="dxa"/>
+              <w:bottom w:w="0" w:type="dxa"/>
+              <w:left w:w="0" w:type="dxa"/>
+              <w:right w:w="0" w:type="dxa"/>
+            </w:tcMar>
+            <w:vAlign w:val="center"/>
+          </w:tcPr>
+          <w:p>
+            <w:pPr>
+              <w:pStyle w:val="Normal"/>
+              <w:jc w:val="center"/>
+              <w:pBdr>
+                <w:bottom w:val="none" w:sz="0" w:space="0" w:color="000000"/>
+                <w:top w:val="none" w:sz="0" w:space="0" w:color="000000"/>
+                <w:left w:val="none" w:sz="0" w:space="0" w:color="000000"/>
+                <w:right w:val="none" w:sz="0" w:space="0" w:color="000000"/>
+              </w:pBdr>
+              <w:spacing w:after="160" w:before="160" w:line="312"/>
+              <w:ind w:left="160" w:right="160" w:firstLine="0" w:firstLineChars="0"/>
+              <w:rPr>
+                <w:rFonts w:ascii="Calibri" w:hAnsi="Calibri" w:eastAsia="Calibri" w:cs="Calibri"/>
+                <w:i w:val="false"/>
+                <w:b w:val="false"/>
+                <w:u w:val="none"/>
+                <w:strike w:val="false"/>
+                <w:sz w:val="20"/>
+                <w:szCs w:val="20"/>
+                <w:color w:val="000000"/>
+              </w:rPr>
+            </w:pPr>
+            <w:r>
+              <w:rPr>
+                <w:rFonts w:ascii="Calibri" w:hAnsi="Calibri" w:eastAsia="Calibri" w:cs="Calibri"/>
+                <w:i w:val="false"/>
+                <w:b w:val="false"/>
+                <w:u w:val="none"/>
+                <w:strike w:val="false"/>
+                <w:sz w:val="20"/>
+                <w:szCs w:val="20"/>
+                <w:color w:val="000000"/>
+              </w:rPr>
+              <w:t xml:space="preserve">0.456 &lt;c2&gt;&lt;b1&gt; 0.076</w:t>
+            </w:r>
+          </w:p>
+        </w:tc>
+        <w:tc>
+          <w:tcPr>
+            <w:tcBorders>
+              <w:bottom w:val="single" w:sz="4" w:space="0" w:color="DDDDDD"/>
+              <w:top w:val="single" w:sz="4" w:space="0" w:color="DDDDDD"/>
+              <w:left w:val="single" w:sz="4" w:space="0" w:color="DDDDDD"/>
+              <w:right w:val="single" w:sz="4" w:space="0" w:color="DDDDDD"/>
+            </w:tcBorders>
+            <w:shd w:val="clear" w:color="auto" w:fill="FFFFFF"/>
+            <w:tcMar>
+              <w:top w:w="0" w:type="dxa"/>
+              <w:bottom w:w="0" w:type="dxa"/>
+              <w:left w:w="0" w:type="dxa"/>
+              <w:right w:w="0" w:type="dxa"/>
+            </w:tcMar>
+            <w:vAlign w:val="center"/>
+          </w:tcPr>
+          <w:p>
+            <w:pPr>
+              <w:pStyle w:val="Normal"/>
+              <w:jc w:val="center"/>
+              <w:pBdr>
+                <w:bottom w:val="none" w:sz="0" w:space="0" w:color="000000"/>
+                <w:top w:val="none" w:sz="0" w:space="0" w:color="000000"/>
+                <w:left w:val="none" w:sz="0" w:space="0" w:color="000000"/>
+                <w:right w:val="none" w:sz="0" w:space="0" w:color="000000"/>
+              </w:pBdr>
+              <w:spacing w:after="160" w:before="160" w:line="312"/>
+              <w:ind w:left="160" w:right="160" w:firstLine="0" w:firstLineChars="0"/>
+              <w:rPr>
+                <w:rFonts w:ascii="Calibri" w:hAnsi="Calibri" w:eastAsia="Calibri" w:cs="Calibri"/>
+                <w:i w:val="false"/>
+                <w:b w:val="false"/>
+                <w:u w:val="none"/>
+                <w:strike w:val="false"/>
+                <w:sz w:val="20"/>
+                <w:szCs w:val="20"/>
+                <w:color w:val="000000"/>
+              </w:rPr>
+            </w:pPr>
+            <w:r>
+              <w:rPr>
+                <w:rFonts w:ascii="Calibri" w:hAnsi="Calibri" w:eastAsia="Calibri" w:cs="Calibri"/>
+                <w:i w:val="false"/>
+                <w:b w:val="false"/>
+                <w:u w:val="none"/>
+                <w:strike w:val="false"/>
+                <w:sz w:val="20"/>
+                <w:szCs w:val="20"/>
+                <w:color w:val="000000"/>
+              </w:rPr>
+              <w:t xml:space="preserve">0.576</w:t>
+            </w:r>
+          </w:p>
+        </w:tc>
+        <w:tc>
+          <w:tcPr>
+            <w:tcBorders>
+              <w:bottom w:val="single" w:sz="4" w:space="0" w:color="DDDDDD"/>
+              <w:top w:val="single" w:sz="4" w:space="0" w:color="DDDDDD"/>
+              <w:left w:val="single" w:sz="4" w:space="0" w:color="DDDDDD"/>
+              <w:right w:val="single" w:sz="12" w:space="0" w:color="666666"/>
+            </w:tcBorders>
+            <w:shd w:val="clear" w:color="auto" w:fill="FFFFFF"/>
+            <w:tcMar>
+              <w:top w:w="0" w:type="dxa"/>
+              <w:bottom w:w="0" w:type="dxa"/>
+              <w:left w:w="0" w:type="dxa"/>
+              <w:right w:w="0" w:type="dxa"/>
+            </w:tcMar>
+            <w:vAlign w:val="center"/>
+          </w:tcPr>
+          <w:p>
+            <w:pPr>
+              <w:pStyle w:val="Normal"/>
+              <w:jc w:val="center"/>
+              <w:pBdr>
+                <w:bottom w:val="none" w:sz="0" w:space="0" w:color="000000"/>
+                <w:top w:val="none" w:sz="0" w:space="0" w:color="000000"/>
+                <w:left w:val="none" w:sz="0" w:space="0" w:color="000000"/>
+                <w:right w:val="none" w:sz="0" w:space="0" w:color="000000"/>
+              </w:pBdr>
+              <w:spacing w:after="160" w:before="160" w:line="312"/>
+              <w:ind w:left="160" w:right="160" w:firstLine="0" w:firstLineChars="0"/>
+              <w:rPr>
+                <w:rFonts w:ascii="Calibri" w:hAnsi="Calibri" w:eastAsia="Calibri" w:cs="Calibri"/>
+                <w:i w:val="false"/>
+                <w:b w:val="false"/>
+                <w:u w:val="none"/>
+                <w:strike w:val="false"/>
+                <w:sz w:val="20"/>
+                <w:szCs w:val="20"/>
+                <w:color w:val="000000"/>
+              </w:rPr>
+            </w:pPr>
+            <w:r>
+              <w:rPr>
+                <w:rFonts w:ascii="Calibri" w:hAnsi="Calibri" w:eastAsia="Calibri" w:cs="Calibri"/>
+                <w:i w:val="false"/>
+                <w:b w:val="false"/>
+                <w:u w:val="none"/>
+                <w:strike w:val="false"/>
+                <w:sz w:val="20"/>
+                <w:szCs w:val="20"/>
+                <w:color w:val="000000"/>
+              </w:rPr>
+              <w:t xml:space="preserve">0.637</w:t>
+            </w:r>
+          </w:p>
+        </w:tc>
+      </w:tr>
+      <w:tr>
+        <w:trPr>
+          <w:trHeight w:val="925" w:hRule="auto"/>
+        </w:trPr>
+        <w:tc>
+          <w:tcPr>
+            <w:vMerge/>
+            <w:tcBorders>
+              <w:bottom w:val="single" w:sz="12" w:space="0" w:color="666666"/>
+              <w:top w:val="single" w:sz="4" w:space="0" w:color="DDDDDD"/>
+              <w:left w:val="single" w:sz="12" w:space="0" w:color="666666"/>
+              <w:right w:val="single" w:sz="10" w:space="0" w:color="2C3E50"/>
+            </w:tcBorders>
+            <w:shd w:val="clear" w:color="auto" w:fill="ECF0F1"/>
+            <w:tcMar>
+              <w:top w:w="0" w:type="dxa"/>
+              <w:bottom w:w="0" w:type="dxa"/>
+              <w:left w:w="0" w:type="dxa"/>
+              <w:right w:w="0" w:type="dxa"/>
+            </w:tcMar>
+            <w:vAlign w:val="center"/>
+          </w:tcPr>
+          <w:p>
+            <w:pPr>
+              <w:pStyle w:val="Normal"/>
+              <w:jc w:val="center"/>
+              <w:pBdr>
+                <w:bottom w:val="none" w:sz="0" w:space="0" w:color="000000"/>
+                <w:top w:val="none" w:sz="0" w:space="0" w:color="000000"/>
+                <w:left w:val="none" w:sz="0" w:space="0" w:color="000000"/>
+                <w:right w:val="none" w:sz="0" w:space="0" w:color="000000"/>
+              </w:pBdr>
+              <w:spacing w:after="160" w:before="160" w:line="312"/>
+              <w:ind w:left="160" w:right="160" w:firstLine="0" w:firstLineChars="0"/>
+              <w:rPr>
+                <w:rFonts w:ascii="Calibri" w:hAnsi="Calibri" w:eastAsia="Calibri" w:cs="Calibri"/>
+                <w:i w:val="false"/>
+                <w:b w:val="true"/>
+                <w:u w:val="none"/>
+                <w:strike w:val="false"/>
+                <w:sz w:val="22"/>
+                <w:szCs w:val="22"/>
+                <w:color w:val="000000"/>
+              </w:rPr>
+            </w:pPr>
+          </w:p>
+        </w:tc>
+        <w:tc>
+          <w:tcPr>
+            <w:tcBorders>
+              <w:bottom w:val="single" w:sz="12" w:space="0" w:color="666666"/>
+              <w:top w:val="single" w:sz="4" w:space="0" w:color="DDDDDD"/>
+              <w:left w:val="single" w:sz="10" w:space="0" w:color="2C3E50"/>
+              <w:right w:val="single" w:sz="4" w:space="0" w:color="DDDDDD"/>
+            </w:tcBorders>
+            <w:shd w:val="clear" w:color="auto" w:fill="FFFFFF"/>
+            <w:tcMar>
+              <w:top w:w="0" w:type="dxa"/>
+              <w:bottom w:w="0" w:type="dxa"/>
+              <w:left w:w="0" w:type="dxa"/>
+              <w:right w:w="0" w:type="dxa"/>
+            </w:tcMar>
+            <w:vAlign w:val="center"/>
+          </w:tcPr>
+          <w:p>
+            <w:pPr>
+              <w:pStyle w:val="Normal"/>
+              <w:jc w:val="center"/>
+              <w:pBdr>
+                <w:bottom w:val="none" w:sz="0" w:space="0" w:color="000000"/>
+                <w:top w:val="none" w:sz="0" w:space="0" w:color="000000"/>
+                <w:left w:val="none" w:sz="0" w:space="0" w:color="000000"/>
+                <w:right w:val="none" w:sz="0" w:space="0" w:color="000000"/>
+              </w:pBdr>
+              <w:spacing w:after="160" w:before="160" w:line="312"/>
+              <w:ind w:left="160" w:right="160" w:firstLine="0" w:firstLineChars="0"/>
+              <w:rPr>
+                <w:rFonts w:ascii="Calibri" w:hAnsi="Calibri" w:eastAsia="Calibri" w:cs="Calibri"/>
+                <w:i w:val="false"/>
+                <w:b w:val="false"/>
+                <w:u w:val="none"/>
+                <w:strike w:val="false"/>
+                <w:sz w:val="20"/>
+                <w:szCs w:val="20"/>
+                <w:color w:val="000000"/>
+              </w:rPr>
+            </w:pPr>
+            <w:r>
+              <w:rPr>
+                <w:rFonts w:ascii="Calibri" w:hAnsi="Calibri" w:eastAsia="Calibri" w:cs="Calibri"/>
+                <w:i w:val="false"/>
+                <w:b w:val="false"/>
+                <w:u w:val="none"/>
+                <w:strike w:val="false"/>
+                <w:sz w:val="20"/>
+                <w:szCs w:val="20"/>
+                <w:color w:val="000000"/>
+              </w:rPr>
               <w:t xml:space="preserve">mBRAVE</w:t>
             </w:r>
           </w:p>
@@ -8454,7 +8480,7 @@
                 <w:szCs w:val="20"/>
                 <w:color w:val="000000"/>
               </w:rPr>
-              <w:t xml:space="preserve">23</w:t>
+              <w:t xml:space="preserve">&lt;e2&gt;&lt;89&gt;&lt;a5&gt;45</w:t>
             </w:r>
           </w:p>
         </w:tc>
@@ -8576,50 +8602,50 @@
               <w:left w:val="single" w:sz="4" w:space="0" w:color="DDDDDD"/>
               <w:right w:val="single" w:sz="4" w:space="0" w:color="DDDDDD"/>
             </w:tcBorders>
-            <w:shd w:val="clear" w:color="auto" w:fill="83BE83"/>
-            <w:tcMar>
-              <w:top w:w="0" w:type="dxa"/>
-              <w:bottom w:w="0" w:type="dxa"/>
-              <w:left w:w="0" w:type="dxa"/>
-              <w:right w:w="0" w:type="dxa"/>
-            </w:tcMar>
-            <w:vAlign w:val="center"/>
-          </w:tcPr>
-          <w:p>
-            <w:pPr>
-              <w:pStyle w:val="Normal"/>
-              <w:jc w:val="center"/>
-              <w:pBdr>
-                <w:bottom w:val="none" w:sz="0" w:space="0" w:color="000000"/>
-                <w:top w:val="none" w:sz="0" w:space="0" w:color="000000"/>
-                <w:left w:val="none" w:sz="0" w:space="0" w:color="000000"/>
-                <w:right w:val="none" w:sz="0" w:space="0" w:color="000000"/>
-              </w:pBdr>
-              <w:spacing w:after="160" w:before="160" w:line="312"/>
-              <w:ind w:left="160" w:right="160" w:firstLine="0" w:firstLineChars="0"/>
-              <w:rPr>
-                <w:rFonts w:ascii="Calibri" w:hAnsi="Calibri" w:eastAsia="Calibri" w:cs="Calibri"/>
-                <w:i w:val="false"/>
-                <w:b w:val="false"/>
-                <w:u w:val="none"/>
-                <w:strike w:val="false"/>
-                <w:sz w:val="20"/>
-                <w:szCs w:val="20"/>
-                <w:color w:val="000000"/>
-              </w:rPr>
-            </w:pPr>
-            <w:r>
-              <w:rPr>
-                <w:rFonts w:ascii="Calibri" w:hAnsi="Calibri" w:eastAsia="Calibri" w:cs="Calibri"/>
-                <w:i w:val="false"/>
-                <w:b w:val="false"/>
-                <w:u w:val="none"/>
-                <w:strike w:val="false"/>
-                <w:sz w:val="20"/>
-                <w:szCs w:val="20"/>
-                <w:color w:val="000000"/>
-              </w:rPr>
-              <w:t xml:space="preserve">0.798</w:t>
+            <w:shd w:val="clear" w:color="auto" w:fill="228B22"/>
+            <w:tcMar>
+              <w:top w:w="0" w:type="dxa"/>
+              <w:bottom w:w="0" w:type="dxa"/>
+              <w:left w:w="0" w:type="dxa"/>
+              <w:right w:w="0" w:type="dxa"/>
+            </w:tcMar>
+            <w:vAlign w:val="center"/>
+          </w:tcPr>
+          <w:p>
+            <w:pPr>
+              <w:pStyle w:val="Normal"/>
+              <w:jc w:val="center"/>
+              <w:pBdr>
+                <w:bottom w:val="none" w:sz="0" w:space="0" w:color="000000"/>
+                <w:top w:val="none" w:sz="0" w:space="0" w:color="000000"/>
+                <w:left w:val="none" w:sz="0" w:space="0" w:color="000000"/>
+                <w:right w:val="none" w:sz="0" w:space="0" w:color="000000"/>
+              </w:pBdr>
+              <w:spacing w:after="160" w:before="160" w:line="312"/>
+              <w:ind w:left="160" w:right="160" w:firstLine="0" w:firstLineChars="0"/>
+              <w:rPr>
+                <w:rFonts w:ascii="Calibri" w:hAnsi="Calibri" w:eastAsia="Calibri" w:cs="Calibri"/>
+                <w:i w:val="false"/>
+                <w:b w:val="false"/>
+                <w:u w:val="none"/>
+                <w:strike w:val="false"/>
+                <w:sz w:val="20"/>
+                <w:szCs w:val="20"/>
+                <w:color w:val="000000"/>
+              </w:rPr>
+            </w:pPr>
+            <w:r>
+              <w:rPr>
+                <w:rFonts w:ascii="Calibri" w:hAnsi="Calibri" w:eastAsia="Calibri" w:cs="Calibri"/>
+                <w:i w:val="false"/>
+                <w:b w:val="false"/>
+                <w:u w:val="none"/>
+                <w:strike w:val="false"/>
+                <w:sz w:val="20"/>
+                <w:szCs w:val="20"/>
+                <w:color w:val="000000"/>
+              </w:rPr>
+              <w:t xml:space="preserve">0.768</w:t>
             </w:r>
           </w:p>
         </w:tc>
@@ -8631,6 +8657,171 @@
               <w:left w:val="single" w:sz="4" w:space="0" w:color="DDDDDD"/>
               <w:right w:val="single" w:sz="4" w:space="0" w:color="DDDDDD"/>
             </w:tcBorders>
+            <w:shd w:val="clear" w:color="auto" w:fill="FFFFFF"/>
+            <w:tcMar>
+              <w:top w:w="0" w:type="dxa"/>
+              <w:bottom w:w="0" w:type="dxa"/>
+              <w:left w:w="0" w:type="dxa"/>
+              <w:right w:w="0" w:type="dxa"/>
+            </w:tcMar>
+            <w:vAlign w:val="center"/>
+          </w:tcPr>
+          <w:p>
+            <w:pPr>
+              <w:pStyle w:val="Normal"/>
+              <w:jc w:val="center"/>
+              <w:pBdr>
+                <w:bottom w:val="none" w:sz="0" w:space="0" w:color="000000"/>
+                <w:top w:val="none" w:sz="0" w:space="0" w:color="000000"/>
+                <w:left w:val="none" w:sz="0" w:space="0" w:color="000000"/>
+                <w:right w:val="none" w:sz="0" w:space="0" w:color="000000"/>
+              </w:pBdr>
+              <w:spacing w:after="160" w:before="160" w:line="312"/>
+              <w:ind w:left="160" w:right="160" w:firstLine="0" w:firstLineChars="0"/>
+              <w:rPr>
+                <w:rFonts w:ascii="Calibri" w:hAnsi="Calibri" w:eastAsia="Calibri" w:cs="Calibri"/>
+                <w:i w:val="false"/>
+                <w:b w:val="false"/>
+                <w:u w:val="none"/>
+                <w:strike w:val="false"/>
+                <w:sz w:val="20"/>
+                <w:szCs w:val="20"/>
+                <w:color w:val="000000"/>
+              </w:rPr>
+            </w:pPr>
+            <w:r>
+              <w:rPr>
+                <w:rFonts w:ascii="Calibri" w:hAnsi="Calibri" w:eastAsia="Calibri" w:cs="Calibri"/>
+                <w:i w:val="false"/>
+                <w:b w:val="false"/>
+                <w:u w:val="none"/>
+                <w:strike w:val="false"/>
+                <w:sz w:val="20"/>
+                <w:szCs w:val="20"/>
+                <w:color w:val="000000"/>
+              </w:rPr>
+              <w:t xml:space="preserve">0.903</w:t>
+            </w:r>
+          </w:p>
+        </w:tc>
+        <w:tc>
+          <w:tcPr>
+            <w:tcBorders>
+              <w:bottom w:val="single" w:sz="12" w:space="0" w:color="666666"/>
+              <w:top w:val="single" w:sz="4" w:space="0" w:color="DDDDDD"/>
+              <w:left w:val="single" w:sz="4" w:space="0" w:color="DDDDDD"/>
+              <w:right w:val="single" w:sz="4" w:space="0" w:color="DDDDDD"/>
+            </w:tcBorders>
+            <w:shd w:val="clear" w:color="auto" w:fill="FFFFFF"/>
+            <w:tcMar>
+              <w:top w:w="0" w:type="dxa"/>
+              <w:bottom w:w="0" w:type="dxa"/>
+              <w:left w:w="0" w:type="dxa"/>
+              <w:right w:w="0" w:type="dxa"/>
+            </w:tcMar>
+            <w:vAlign w:val="center"/>
+          </w:tcPr>
+          <w:p>
+            <w:pPr>
+              <w:pStyle w:val="Normal"/>
+              <w:jc w:val="center"/>
+              <w:pBdr>
+                <w:bottom w:val="none" w:sz="0" w:space="0" w:color="000000"/>
+                <w:top w:val="none" w:sz="0" w:space="0" w:color="000000"/>
+                <w:left w:val="none" w:sz="0" w:space="0" w:color="000000"/>
+                <w:right w:val="none" w:sz="0" w:space="0" w:color="000000"/>
+              </w:pBdr>
+              <w:spacing w:after="160" w:before="160" w:line="312"/>
+              <w:ind w:left="160" w:right="160" w:firstLine="0" w:firstLineChars="0"/>
+              <w:rPr>
+                <w:rFonts w:ascii="Calibri" w:hAnsi="Calibri" w:eastAsia="Calibri" w:cs="Calibri"/>
+                <w:i w:val="false"/>
+                <w:b w:val="false"/>
+                <w:u w:val="none"/>
+                <w:strike w:val="false"/>
+                <w:sz w:val="20"/>
+                <w:szCs w:val="20"/>
+                <w:color w:val="000000"/>
+              </w:rPr>
+            </w:pPr>
+            <w:r>
+              <w:rPr>
+                <w:rFonts w:ascii="Calibri" w:hAnsi="Calibri" w:eastAsia="Calibri" w:cs="Calibri"/>
+                <w:i w:val="false"/>
+                <w:b w:val="false"/>
+                <w:u w:val="none"/>
+                <w:strike w:val="false"/>
+                <w:sz w:val="20"/>
+                <w:szCs w:val="20"/>
+                <w:color w:val="000000"/>
+              </w:rPr>
+              <w:t xml:space="preserve">0.355</w:t>
+            </w:r>
+          </w:p>
+        </w:tc>
+        <w:tc>
+          <w:tcPr>
+            <w:tcBorders>
+              <w:bottom w:val="single" w:sz="12" w:space="0" w:color="666666"/>
+              <w:top w:val="single" w:sz="4" w:space="0" w:color="DDDDDD"/>
+              <w:left w:val="single" w:sz="4" w:space="0" w:color="DDDDDD"/>
+              <w:right w:val="single" w:sz="4" w:space="0" w:color="DDDDDD"/>
+            </w:tcBorders>
+            <w:shd w:val="clear" w:color="auto" w:fill="54A554"/>
+            <w:tcMar>
+              <w:top w:w="0" w:type="dxa"/>
+              <w:bottom w:w="0" w:type="dxa"/>
+              <w:left w:w="0" w:type="dxa"/>
+              <w:right w:w="0" w:type="dxa"/>
+            </w:tcMar>
+            <w:vAlign w:val="center"/>
+          </w:tcPr>
+          <w:p>
+            <w:pPr>
+              <w:pStyle w:val="Normal"/>
+              <w:jc w:val="center"/>
+              <w:pBdr>
+                <w:bottom w:val="none" w:sz="0" w:space="0" w:color="000000"/>
+                <w:top w:val="none" w:sz="0" w:space="0" w:color="000000"/>
+                <w:left w:val="none" w:sz="0" w:space="0" w:color="000000"/>
+                <w:right w:val="none" w:sz="0" w:space="0" w:color="000000"/>
+              </w:pBdr>
+              <w:spacing w:after="160" w:before="160" w:line="312"/>
+              <w:ind w:left="160" w:right="160" w:firstLine="0" w:firstLineChars="0"/>
+              <w:rPr>
+                <w:rFonts w:ascii="Calibri" w:hAnsi="Calibri" w:eastAsia="Calibri" w:cs="Calibri"/>
+                <w:i w:val="false"/>
+                <w:b w:val="false"/>
+                <w:u w:val="none"/>
+                <w:strike w:val="false"/>
+                <w:sz w:val="20"/>
+                <w:szCs w:val="20"/>
+                <w:color w:val="000000"/>
+              </w:rPr>
+            </w:pPr>
+            <w:r>
+              <w:rPr>
+                <w:rFonts w:ascii="Calibri" w:hAnsi="Calibri" w:eastAsia="Calibri" w:cs="Calibri"/>
+                <w:i w:val="false"/>
+                <w:b w:val="false"/>
+                <w:u w:val="none"/>
+                <w:strike w:val="false"/>
+                <w:sz w:val="20"/>
+                <w:szCs w:val="20"/>
+                <w:color w:val="000000"/>
+              </w:rPr>
+              <w:t xml:space="preserve">0.337 &lt;c2&gt;&lt;b1&gt; 0.099</w:t>
+            </w:r>
+          </w:p>
+        </w:tc>
+        <w:tc>
+          <w:tcPr>
+            <w:tcBorders>
+              <w:bottom w:val="single" w:sz="12" w:space="0" w:color="666666"/>
+              <w:top w:val="single" w:sz="4" w:space="0" w:color="DDDDDD"/>
+              <w:left w:val="single" w:sz="4" w:space="0" w:color="DDDDDD"/>
+              <w:right w:val="single" w:sz="4" w:space="0" w:color="DDDDDD"/>
+            </w:tcBorders>
             <w:shd w:val="clear" w:color="auto" w:fill="228B22"/>
             <w:tcMar>
               <w:top w:w="0" w:type="dxa"/>
@@ -8674,7 +8865,7 @@
                 <w:szCs w:val="20"/>
                 <w:color w:val="000000"/>
               </w:rPr>
-              <w:t xml:space="preserve">0.903</w:t>
+              <w:t xml:space="preserve">0.699</w:t>
             </w:r>
           </w:p>
         </w:tc>
@@ -8684,117 +8875,7 @@
               <w:bottom w:val="single" w:sz="12" w:space="0" w:color="666666"/>
               <w:top w:val="single" w:sz="4" w:space="0" w:color="DDDDDD"/>
               <w:left w:val="single" w:sz="4" w:space="0" w:color="DDDDDD"/>
-              <w:right w:val="single" w:sz="4" w:space="0" w:color="DDDDDD"/>
-            </w:tcBorders>
-            <w:shd w:val="clear" w:color="auto" w:fill="FFFFFF"/>
-            <w:tcMar>
-              <w:top w:w="0" w:type="dxa"/>
-              <w:bottom w:w="0" w:type="dxa"/>
-              <w:left w:w="0" w:type="dxa"/>
-              <w:right w:w="0" w:type="dxa"/>
-            </w:tcMar>
-            <w:vAlign w:val="center"/>
-          </w:tcPr>
-          <w:p>
-            <w:pPr>
-              <w:pStyle w:val="Normal"/>
-              <w:jc w:val="center"/>
-              <w:pBdr>
-                <w:bottom w:val="none" w:sz="0" w:space="0" w:color="000000"/>
-                <w:top w:val="none" w:sz="0" w:space="0" w:color="000000"/>
-                <w:left w:val="none" w:sz="0" w:space="0" w:color="000000"/>
-                <w:right w:val="none" w:sz="0" w:space="0" w:color="000000"/>
-              </w:pBdr>
-              <w:spacing w:after="160" w:before="160" w:line="312"/>
-              <w:ind w:left="160" w:right="160" w:firstLine="0" w:firstLineChars="0"/>
-              <w:rPr>
-                <w:rFonts w:ascii="Calibri" w:hAnsi="Calibri" w:eastAsia="Calibri" w:cs="Calibri"/>
-                <w:i w:val="false"/>
-                <w:b w:val="false"/>
-                <w:u w:val="none"/>
-                <w:strike w:val="false"/>
-                <w:sz w:val="20"/>
-                <w:szCs w:val="20"/>
-                <w:color w:val="000000"/>
-              </w:rPr>
-            </w:pPr>
-            <w:r>
-              <w:rPr>
-                <w:rFonts w:ascii="Calibri" w:hAnsi="Calibri" w:eastAsia="Calibri" w:cs="Calibri"/>
-                <w:i w:val="false"/>
-                <w:b w:val="false"/>
-                <w:u w:val="none"/>
-                <w:strike w:val="false"/>
-                <w:sz w:val="20"/>
-                <w:szCs w:val="20"/>
-                <w:color w:val="000000"/>
-              </w:rPr>
-              <w:t xml:space="preserve">0.289</w:t>
-            </w:r>
-          </w:p>
-        </w:tc>
-        <w:tc>
-          <w:tcPr>
-            <w:tcBorders>
-              <w:bottom w:val="single" w:sz="12" w:space="0" w:color="666666"/>
-              <w:top w:val="single" w:sz="4" w:space="0" w:color="DDDDDD"/>
-              <w:left w:val="single" w:sz="4" w:space="0" w:color="DDDDDD"/>
-              <w:right w:val="single" w:sz="4" w:space="0" w:color="DDDDDD"/>
-            </w:tcBorders>
-            <w:shd w:val="clear" w:color="auto" w:fill="77B877"/>
-            <w:tcMar>
-              <w:top w:w="0" w:type="dxa"/>
-              <w:bottom w:w="0" w:type="dxa"/>
-              <w:left w:w="0" w:type="dxa"/>
-              <w:right w:w="0" w:type="dxa"/>
-            </w:tcMar>
-            <w:vAlign w:val="center"/>
-          </w:tcPr>
-          <w:p>
-            <w:pPr>
-              <w:pStyle w:val="Normal"/>
-              <w:jc w:val="center"/>
-              <w:pBdr>
-                <w:bottom w:val="none" w:sz="0" w:space="0" w:color="000000"/>
-                <w:top w:val="none" w:sz="0" w:space="0" w:color="000000"/>
-                <w:left w:val="none" w:sz="0" w:space="0" w:color="000000"/>
-                <w:right w:val="none" w:sz="0" w:space="0" w:color="000000"/>
-              </w:pBdr>
-              <w:spacing w:after="160" w:before="160" w:line="312"/>
-              <w:ind w:left="160" w:right="160" w:firstLine="0" w:firstLineChars="0"/>
-              <w:rPr>
-                <w:rFonts w:ascii="Calibri" w:hAnsi="Calibri" w:eastAsia="Calibri" w:cs="Calibri"/>
-                <w:i w:val="false"/>
-                <w:b w:val="false"/>
-                <w:u w:val="none"/>
-                <w:strike w:val="false"/>
-                <w:sz w:val="20"/>
-                <w:szCs w:val="20"/>
-                <w:color w:val="000000"/>
-              </w:rPr>
-            </w:pPr>
-            <w:r>
-              <w:rPr>
-                <w:rFonts w:ascii="Calibri" w:hAnsi="Calibri" w:eastAsia="Calibri" w:cs="Calibri"/>
-                <w:i w:val="false"/>
-                <w:b w:val="false"/>
-                <w:u w:val="none"/>
-                <w:strike w:val="false"/>
-                <w:sz w:val="20"/>
-                <w:szCs w:val="20"/>
-                <w:color w:val="000000"/>
-              </w:rPr>
-              <w:t xml:space="preserve">0.353 ± 0.112</w:t>
-            </w:r>
-          </w:p>
-        </w:tc>
-        <w:tc>
-          <w:tcPr>
-            <w:tcBorders>
-              <w:bottom w:val="single" w:sz="12" w:space="0" w:color="666666"/>
-              <w:top w:val="single" w:sz="4" w:space="0" w:color="DDDDDD"/>
-              <w:left w:val="single" w:sz="4" w:space="0" w:color="DDDDDD"/>
-              <w:right w:val="single" w:sz="4" w:space="0" w:color="DDDDDD"/>
+              <w:right w:val="single" w:sz="12" w:space="0" w:color="666666"/>
             </w:tcBorders>
             <w:shd w:val="clear" w:color="auto" w:fill="228B22"/>
             <w:tcMar>
@@ -8839,62 +8920,7 @@
                 <w:szCs w:val="20"/>
                 <w:color w:val="000000"/>
               </w:rPr>
-              <w:t xml:space="preserve">0.763</w:t>
-            </w:r>
-          </w:p>
-        </w:tc>
-        <w:tc>
-          <w:tcPr>
-            <w:tcBorders>
-              <w:bottom w:val="single" w:sz="12" w:space="0" w:color="666666"/>
-              <w:top w:val="single" w:sz="4" w:space="0" w:color="DDDDDD"/>
-              <w:left w:val="single" w:sz="4" w:space="0" w:color="DDDDDD"/>
-              <w:right w:val="single" w:sz="12" w:space="0" w:color="666666"/>
-            </w:tcBorders>
-            <w:shd w:val="clear" w:color="auto" w:fill="228B22"/>
-            <w:tcMar>
-              <w:top w:w="0" w:type="dxa"/>
-              <w:bottom w:w="0" w:type="dxa"/>
-              <w:left w:w="0" w:type="dxa"/>
-              <w:right w:w="0" w:type="dxa"/>
-            </w:tcMar>
-            <w:vAlign w:val="center"/>
-          </w:tcPr>
-          <w:p>
-            <w:pPr>
-              <w:pStyle w:val="Normal"/>
-              <w:jc w:val="center"/>
-              <w:pBdr>
-                <w:bottom w:val="none" w:sz="0" w:space="0" w:color="000000"/>
-                <w:top w:val="none" w:sz="0" w:space="0" w:color="000000"/>
-                <w:left w:val="none" w:sz="0" w:space="0" w:color="000000"/>
-                <w:right w:val="none" w:sz="0" w:space="0" w:color="000000"/>
-              </w:pBdr>
-              <w:spacing w:after="160" w:before="160" w:line="312"/>
-              <w:ind w:left="160" w:right="160" w:firstLine="0" w:firstLineChars="0"/>
-              <w:rPr>
-                <w:rFonts w:ascii="Calibri" w:hAnsi="Calibri" w:eastAsia="Calibri" w:cs="Calibri"/>
-                <w:i w:val="false"/>
-                <w:b w:val="false"/>
-                <w:u w:val="none"/>
-                <w:strike w:val="false"/>
-                <w:sz w:val="20"/>
-                <w:szCs w:val="20"/>
-                <w:color w:val="000000"/>
-              </w:rPr>
-            </w:pPr>
-            <w:r>
-              <w:rPr>
-                <w:rFonts w:ascii="Calibri" w:hAnsi="Calibri" w:eastAsia="Calibri" w:cs="Calibri"/>
-                <w:i w:val="false"/>
-                <w:b w:val="false"/>
-                <w:u w:val="none"/>
-                <w:strike w:val="false"/>
-                <w:sz w:val="20"/>
-                <w:szCs w:val="20"/>
-                <w:color w:val="000000"/>
-              </w:rPr>
-              <w:t xml:space="preserve">0.784</w:t>
+              <w:t xml:space="preserve">0.762</w:t>
             </w:r>
           </w:p>
         </w:tc>

--- a/figs_tables/PHAUS_benchmark_combined.docx
+++ b/figs_tables/PHAUS_benchmark_combined.docx
@@ -36,19 +36,19 @@
         <w:gridCol w:w="2160"/>
         <w:gridCol w:w="1531"/>
         <w:gridCol w:w="1449"/>
-        <w:gridCol w:w="2161"/>
+        <w:gridCol w:w="1171"/>
         <w:gridCol w:w="1051"/>
         <w:gridCol w:w="1343"/>
-        <w:gridCol w:w="1649"/>
-        <w:gridCol w:w="2481"/>
-        <w:gridCol w:w="1649"/>
-        <w:gridCol w:w="2647"/>
-        <w:gridCol w:w="1649"/>
-        <w:gridCol w:w="1649"/>
+        <w:gridCol w:w="1071"/>
+        <w:gridCol w:w="1682"/>
+        <w:gridCol w:w="1467"/>
+        <w:gridCol w:w="1807"/>
+        <w:gridCol w:w="1463"/>
+        <w:gridCol w:w="1475"/>
       </w:tblGrid>
       <w:tr>
         <w:trPr>
-          <w:trHeight w:val="937" w:hRule="auto"/>
+          <w:trHeight w:val="893" w:hRule="auto"/>
           <w:tblHeader/>
         </w:trPr>
         <w:tc>
@@ -562,7 +562,7 @@
                 <w:szCs w:val="20"/>
                 <w:color w:val="FFFFFF"/>
               </w:rPr>
-              <w:t xml:space="preserve">(&lt;ce&gt;&lt;b1&gt;)</w:t>
+              <w:t xml:space="preserve">(α)</w:t>
             </w:r>
           </w:p>
         </w:tc>
@@ -630,7 +630,7 @@
                 <w:szCs w:val="20"/>
                 <w:color w:val="FFFFFF"/>
               </w:rPr>
-              <w:t xml:space="preserve">&lt;cf&gt;&lt;81&gt;</w:t>
+              <w:t xml:space="preserve">ρ</w:t>
             </w:r>
             <w:r>
               <w:rPr>
@@ -656,7 +656,7 @@
                 <w:szCs w:val="20"/>
                 <w:color w:val="FFFFFF"/>
               </w:rPr>
-              <w:t xml:space="preserve">(&lt;ce&gt;&lt;b1&gt;)</w:t>
+              <w:t xml:space="preserve">(α)</w:t>
             </w:r>
           </w:p>
         </w:tc>
@@ -750,7 +750,7 @@
                 <w:szCs w:val="20"/>
                 <w:color w:val="FFFFFF"/>
               </w:rPr>
-              <w:t xml:space="preserve">(&lt;ce&gt;&lt;b2&gt;)</w:t>
+              <w:t xml:space="preserve">(β)</w:t>
             </w:r>
           </w:p>
         </w:tc>
@@ -805,7 +805,7 @@
                 <w:szCs w:val="20"/>
                 <w:color w:val="FFFFFF"/>
               </w:rPr>
-              <w:t xml:space="preserve">BC Dist &lt;c2&gt;&lt;b1&gt; SD</w:t>
+              <w:t xml:space="preserve">BC Dist ± SD</w:t>
             </w:r>
             <w:r>
               <w:rPr>
@@ -831,7 +831,7 @@
                 <w:szCs w:val="20"/>
                 <w:color w:val="FFFFFF"/>
               </w:rPr>
-              <w:t xml:space="preserve">(&lt;ce&gt;&lt;b2&gt;)</w:t>
+              <w:t xml:space="preserve">(β)</w:t>
             </w:r>
           </w:p>
         </w:tc>
@@ -912,7 +912,7 @@
                 <w:szCs w:val="20"/>
                 <w:color w:val="FFFFFF"/>
               </w:rPr>
-              <w:t xml:space="preserve">(&lt;ce&gt;&lt;b3&gt;)</w:t>
+              <w:t xml:space="preserve">(γ)</w:t>
             </w:r>
           </w:p>
         </w:tc>
@@ -993,7 +993,7 @@
                 <w:szCs w:val="20"/>
                 <w:color w:val="FFFFFF"/>
               </w:rPr>
-              <w:t xml:space="preserve">(&lt;ce&gt;&lt;b3&gt;)</w:t>
+              <w:t xml:space="preserve">(γ)</w:t>
             </w:r>
           </w:p>
         </w:tc>
@@ -1549,7 +1549,7 @@
                 <w:szCs w:val="20"/>
                 <w:color w:val="000000"/>
               </w:rPr>
-              <w:t xml:space="preserve">0.358 &lt;c2&gt;&lt;b1&gt; 0.133</w:t>
+              <w:t xml:space="preserve">0.358 ± 0.133</w:t>
             </w:r>
           </w:p>
         </w:tc>
@@ -2202,7 +2202,7 @@
                 <w:szCs w:val="20"/>
                 <w:color w:val="000000"/>
               </w:rPr>
-              <w:t xml:space="preserve">0.4 &lt;c2&gt;&lt;b1&gt; 0.105</w:t>
+              <w:t xml:space="preserve">0.4 ± 0.105</w:t>
             </w:r>
           </w:p>
         </w:tc>
@@ -2855,7 +2855,7 @@
                 <w:szCs w:val="20"/>
                 <w:color w:val="000000"/>
               </w:rPr>
-              <w:t xml:space="preserve">0.571 &lt;c2&gt;&lt;b1&gt; 0.1</w:t>
+              <w:t xml:space="preserve">0.571 ± 0.1</w:t>
             </w:r>
           </w:p>
         </w:tc>
@@ -3508,7 +3508,7 @@
                 <w:szCs w:val="20"/>
                 <w:color w:val="000000"/>
               </w:rPr>
-              <w:t xml:space="preserve">0.601 &lt;c2&gt;&lt;b1&gt; 0.135</w:t>
+              <w:t xml:space="preserve">0.601 ± 0.135</w:t>
             </w:r>
           </w:p>
         </w:tc>
@@ -3705,7 +3705,7 @@
                 <w:szCs w:val="22"/>
                 <w:color w:val="000000"/>
               </w:rPr>
-              <w:t xml:space="preserve">(&lt;e2&gt;&lt;89&gt;&lt;a5&gt; 0.0001% of sample reads)</w:t>
+              <w:t xml:space="preserve">(≥ 0.0001% of sample reads)</w:t>
             </w:r>
           </w:p>
         </w:tc>
@@ -3870,7 +3870,7 @@
                 <w:szCs w:val="20"/>
                 <w:color w:val="000000"/>
               </w:rPr>
-              <w:t xml:space="preserve">&lt;e2&gt;&lt;89&gt;&lt;a5&gt;4</w:t>
+              <w:t xml:space="preserve">≥4</w:t>
             </w:r>
           </w:p>
         </w:tc>
@@ -4200,7 +4200,7 @@
                 <w:szCs w:val="20"/>
                 <w:color w:val="000000"/>
               </w:rPr>
-              <w:t xml:space="preserve">0.285 &lt;c2&gt;&lt;b1&gt; 0.118</w:t>
+              <w:t xml:space="preserve">0.285 ± 0.118</w:t>
             </w:r>
           </w:p>
         </w:tc>
@@ -4523,7 +4523,7 @@
                 <w:szCs w:val="20"/>
                 <w:color w:val="000000"/>
               </w:rPr>
-              <w:t xml:space="preserve">&lt;e2&gt;&lt;89&gt;&lt;a5&gt;3</w:t>
+              <w:t xml:space="preserve">≥3</w:t>
             </w:r>
           </w:p>
         </w:tc>
@@ -4853,7 +4853,7 @@
                 <w:szCs w:val="20"/>
                 <w:color w:val="000000"/>
               </w:rPr>
-              <w:t xml:space="preserve">0.362 &lt;c2&gt;&lt;b1&gt; 0.107</w:t>
+              <w:t xml:space="preserve">0.362 ± 0.107</w:t>
             </w:r>
           </w:p>
         </w:tc>
@@ -5176,7 +5176,7 @@
                 <w:szCs w:val="20"/>
                 <w:color w:val="000000"/>
               </w:rPr>
-              <w:t xml:space="preserve">&lt;e2&gt;&lt;89&gt;&lt;a5&gt;3</w:t>
+              <w:t xml:space="preserve">≥3</w:t>
             </w:r>
           </w:p>
         </w:tc>
@@ -5506,7 +5506,7 @@
                 <w:szCs w:val="20"/>
                 <w:color w:val="000000"/>
               </w:rPr>
-              <w:t xml:space="preserve">0.486 &lt;c2&gt;&lt;b1&gt; 0.091</w:t>
+              <w:t xml:space="preserve">0.486 ± 0.091</w:t>
             </w:r>
           </w:p>
         </w:tc>
@@ -5829,7 +5829,7 @@
                 <w:szCs w:val="20"/>
                 <w:color w:val="000000"/>
               </w:rPr>
-              <w:t xml:space="preserve">&lt;e2&gt;&lt;89&gt;&lt;a5&gt;5</w:t>
+              <w:t xml:space="preserve">≥5</w:t>
             </w:r>
           </w:p>
         </w:tc>
@@ -6159,7 +6159,7 @@
                 <w:szCs w:val="20"/>
                 <w:color w:val="000000"/>
               </w:rPr>
-              <w:t xml:space="preserve">0.441 &lt;c2&gt;&lt;b1&gt; 0.13</w:t>
+              <w:t xml:space="preserve">0.441 ± 0.13</w:t>
             </w:r>
           </w:p>
         </w:tc>
@@ -6356,7 +6356,7 @@
                 <w:szCs w:val="22"/>
                 <w:color w:val="000000"/>
               </w:rPr>
-              <w:t xml:space="preserve">(&lt;e2&gt;&lt;89&gt;&lt;a5&gt; 0.001% of sample reads)</w:t>
+              <w:t xml:space="preserve">(≥ 0.001% of sample reads)</w:t>
             </w:r>
           </w:p>
         </w:tc>
@@ -6521,7 +6521,7 @@
                 <w:szCs w:val="20"/>
                 <w:color w:val="000000"/>
               </w:rPr>
-              <w:t xml:space="preserve">&lt;e2&gt;&lt;89&gt;&lt;a5&gt;32</w:t>
+              <w:t xml:space="preserve">≥32</w:t>
             </w:r>
           </w:p>
         </w:tc>
@@ -6851,7 +6851,7 @@
                 <w:szCs w:val="20"/>
                 <w:color w:val="000000"/>
               </w:rPr>
-              <w:t xml:space="preserve">0.302 &lt;c2&gt;&lt;b1&gt; 0.096</w:t>
+              <w:t xml:space="preserve">0.302 ± 0.096</w:t>
             </w:r>
           </w:p>
         </w:tc>
@@ -7174,7 +7174,7 @@
                 <w:szCs w:val="20"/>
                 <w:color w:val="000000"/>
               </w:rPr>
-              <w:t xml:space="preserve">&lt;e2&gt;&lt;89&gt;&lt;a5&gt;29</w:t>
+              <w:t xml:space="preserve">≥29</w:t>
             </w:r>
           </w:p>
         </w:tc>
@@ -7504,7 +7504,7 @@
                 <w:szCs w:val="20"/>
                 <w:color w:val="000000"/>
               </w:rPr>
-              <w:t xml:space="preserve">0.35 &lt;c2&gt;&lt;b1&gt; 0.093</w:t>
+              <w:t xml:space="preserve">0.35 ± 0.093</w:t>
             </w:r>
           </w:p>
         </w:tc>
@@ -7827,7 +7827,7 @@
                 <w:szCs w:val="20"/>
                 <w:color w:val="000000"/>
               </w:rPr>
-              <w:t xml:space="preserve">&lt;e2&gt;&lt;89&gt;&lt;a5&gt;23</w:t>
+              <w:t xml:space="preserve">≥23</w:t>
             </w:r>
           </w:p>
         </w:tc>
@@ -8157,7 +8157,7 @@
                 <w:szCs w:val="20"/>
                 <w:color w:val="000000"/>
               </w:rPr>
-              <w:t xml:space="preserve">0.456 &lt;c2&gt;&lt;b1&gt; 0.076</w:t>
+              <w:t xml:space="preserve">0.456 ± 0.076</w:t>
             </w:r>
           </w:p>
         </w:tc>
@@ -8480,7 +8480,7 @@
                 <w:szCs w:val="20"/>
                 <w:color w:val="000000"/>
               </w:rPr>
-              <w:t xml:space="preserve">&lt;e2&gt;&lt;89&gt;&lt;a5&gt;45</w:t>
+              <w:t xml:space="preserve">≥45</w:t>
             </w:r>
           </w:p>
         </w:tc>
@@ -8810,7 +8810,7 @@
                 <w:szCs w:val="20"/>
                 <w:color w:val="000000"/>
               </w:rPr>
-              <w:t xml:space="preserve">0.337 &lt;c2&gt;&lt;b1&gt; 0.099</w:t>
+              <w:t xml:space="preserve">0.337 ± 0.099</w:t>
             </w:r>
           </w:p>
         </w:tc>
